--- a/初中学习低分重建--word版/13-语文学科学习指南-阅读与写作能力突破.docx
+++ b/初中学习低分重建--word版/13-语文学科学习指南-阅读与写作能力突破.docx
@@ -1,40 +1,76 @@
 
 <file path=word/document.xml><?xml version="1.0" encoding="utf-8"?>
-<w:document xmlns:w="http://schemas.openxmlformats.org/wordprocessingml/2006/main" xmlns:m="http://schemas.openxmlformats.org/officeDocument/2006/math" xmlns:r="http://schemas.openxmlformats.org/officeDocument/2006/relationships" xmlns:o="urn:schemas-microsoft-com:office:office" xmlns:v="urn:schemas-microsoft-com:vml" xmlns:w10="urn:schemas-microsoft-com:office:word" xmlns:a="http://schemas.openxmlformats.org/drawingml/2006/main" xmlns:pic="http://schemas.openxmlformats.org/drawingml/2006/picture" xmlns:wp="http://schemas.openxmlformats.org/drawingml/2006/wordprocessingDrawing">
+<w:document xmlns:wpc="http://schemas.microsoft.com/office/word/2010/wordprocessingCanvas" xmlns:cx="http://schemas.microsoft.com/office/drawing/2014/chartex" xmlns:cx1="http://schemas.microsoft.com/office/drawing/2015/9/8/chartex" xmlns:cx2="http://schemas.microsoft.com/office/drawing/2015/10/21/chartex" xmlns:cx3="http://schemas.microsoft.com/office/drawing/2016/5/9/chartex" xmlns:cx4="http://schemas.microsoft.com/office/drawing/2016/5/10/chartex" xmlns:cx5="http://schemas.microsoft.com/office/drawing/2016/5/11/chartex" xmlns:cx6="http://schemas.microsoft.com/office/drawing/2016/5/12/chartex" xmlns:cx7="http://schemas.microsoft.com/office/drawing/2016/5/13/chartex" xmlns:cx8="http://schemas.microsoft.com/office/drawing/2016/5/14/chartex" xmlns:mc="http://schemas.openxmlformats.org/markup-compatibility/2006" xmlns:aink="http://schemas.microsoft.com/office/drawing/2016/ink" xmlns:am3d="http://schemas.microsoft.com/office/drawing/2017/model3d" xmlns:o="urn:schemas-microsoft-com:office:office" xmlns:oel="http://schemas.microsoft.com/office/2019/extlst" xmlns:r="http://schemas.openxmlformats.org/officeDocument/2006/relationships" xmlns:m="http://schemas.openxmlformats.org/officeDocument/2006/math" xmlns:v="urn:schemas-microsoft-com:vml" xmlns:wp14="http://schemas.microsoft.com/office/word/2010/wordprocessingDrawing" xmlns:wp="http://schemas.openxmlformats.org/drawingml/2006/wordprocessingDrawing" xmlns:w10="urn:schemas-microsoft-com:office:word" xmlns:w="http://schemas.openxmlformats.org/wordprocessingml/2006/main" xmlns:w14="http://schemas.microsoft.com/office/word/2010/wordml" xmlns:w15="http://schemas.microsoft.com/office/word/2012/wordml" xmlns:w16cex="http://schemas.microsoft.com/office/word/2018/wordml/cex" xmlns:w16cid="http://schemas.microsoft.com/office/word/2016/wordml/cid" xmlns:w16="http://schemas.microsoft.com/office/word/2018/wordml" xmlns:w16du="http://schemas.microsoft.com/office/word/2023/wordml/word16du" xmlns:w16sdtdh="http://schemas.microsoft.com/office/word/2020/wordml/sdtdatahash" xmlns:w16sdtfl="http://schemas.microsoft.com/office/word/2024/wordml/sdtformatlock" xmlns:w16se="http://schemas.microsoft.com/office/word/2015/wordml/symex" xmlns:wpg="http://schemas.microsoft.com/office/word/2010/wordprocessingGroup" xmlns:wpi="http://schemas.microsoft.com/office/word/2010/wordprocessingInk" xmlns:wne="http://schemas.microsoft.com/office/word/2006/wordml" xmlns:wps="http://schemas.microsoft.com/office/word/2010/wordprocessingShape" mc:Ignorable="w14 w15 w16se w16cid w16 w16cex w16sdtdh w16sdtfl w16du wp14">
   <w:body>
     <w:p>
       <w:pPr>
-        <w:pStyle w:val="Title"/>
-      </w:pPr>
-      <w:r>
-        <w:rPr>
-          <w:rFonts w:hint="eastAsia"/>
-        </w:rPr>
-        <w:t xml:space="preserve">13-语文学科学习指南-阅读与写作能力突破</w:t>
-      </w:r>
-    </w:p>
-    <w:bookmarkStart w:id="43" w:name="语文学科学习指南-阅读与写作能力突破"/>
-    <w:p>
-      <w:pPr>
-        <w:pStyle w:val="Heading1"/>
-      </w:pPr>
-      <w:r>
-        <w:rPr>
-          <w:rFonts w:hint="eastAsia"/>
-        </w:rPr>
-        <w:t xml:space="preserve">13-语文学科学习指南-阅读与写作能力突破</w:t>
-      </w:r>
-    </w:p>
-    <w:bookmarkStart w:id="20" w:name="核心理念建立大语文观生活处处是语文"/>
-    <w:p>
-      <w:pPr>
-        <w:pStyle w:val="Heading2"/>
-      </w:pPr>
-      <w:r>
-        <w:rPr>
-          <w:rFonts w:hint="eastAsia"/>
-        </w:rPr>
-        <w:t xml:space="preserve">核心理念：建立“大语文”观——生活处处是语文</w:t>
+        <w:pStyle w:val="a4"/>
+      </w:pPr>
+      <w:r>
+        <w:rPr>
+          <w:rFonts w:hint="eastAsia"/>
+        </w:rPr>
+        <w:t>13-</w:t>
+      </w:r>
+      <w:r>
+        <w:rPr>
+          <w:rFonts w:hint="eastAsia"/>
+        </w:rPr>
+        <w:t>语文学科学习指南</w:t>
+      </w:r>
+      <w:r>
+        <w:rPr>
+          <w:rFonts w:hint="eastAsia"/>
+        </w:rPr>
+        <w:t>-</w:t>
+      </w:r>
+      <w:r>
+        <w:rPr>
+          <w:rFonts w:hint="eastAsia"/>
+        </w:rPr>
+        <w:t>阅读与写作能力突破</w:t>
+      </w:r>
+    </w:p>
+    <w:p>
+      <w:pPr>
+        <w:pStyle w:val="1"/>
+      </w:pPr>
+      <w:bookmarkStart w:id="0" w:name="语文学科学习指南-阅读与写作能力突破"/>
+      <w:r>
+        <w:rPr>
+          <w:rFonts w:hint="eastAsia"/>
+        </w:rPr>
+        <w:t>13-</w:t>
+      </w:r>
+      <w:r>
+        <w:rPr>
+          <w:rFonts w:hint="eastAsia"/>
+        </w:rPr>
+        <w:t>语文学科学习指南</w:t>
+      </w:r>
+      <w:r>
+        <w:rPr>
+          <w:rFonts w:hint="eastAsia"/>
+        </w:rPr>
+        <w:t>-</w:t>
+      </w:r>
+      <w:r>
+        <w:rPr>
+          <w:rFonts w:hint="eastAsia"/>
+        </w:rPr>
+        <w:t>阅读与写作能力突破</w:t>
+      </w:r>
+    </w:p>
+    <w:p>
+      <w:pPr>
+        <w:pStyle w:val="2"/>
+      </w:pPr>
+      <w:bookmarkStart w:id="1" w:name="核心理念建立大语文观生活处处是语文"/>
+      <w:r>
+        <w:rPr>
+          <w:rFonts w:hint="eastAsia"/>
+        </w:rPr>
+        <w:t>核心理念：建立“大语文”观——生活处处是语文</w:t>
       </w:r>
     </w:p>
     <w:p>
@@ -45,7 +81,7 @@
         <w:rPr>
           <w:rFonts w:hint="eastAsia"/>
         </w:rPr>
-        <w:t xml:space="preserve">语文学习的终极目标，不是为了考试，而是为了更好地理解世界、表达自我。它包含两个核心能力：</w:t>
+        <w:t>语文学习的终极目标，不是为了考试，而是为了更好地理解世界、表达自我。它包含两个核心能力：</w:t>
       </w:r>
     </w:p>
     <w:p>
@@ -53,7 +89,7 @@
         <w:pStyle w:val="Compact"/>
         <w:numPr>
           <w:ilvl w:val="0"/>
-          <w:numId w:val="1001"/>
+          <w:numId w:val="2"/>
         </w:numPr>
       </w:pPr>
       <w:r>
@@ -62,13 +98,13 @@
           <w:b/>
           <w:bCs/>
         </w:rPr>
-        <w:t xml:space="preserve">输入能力（阅读）</w:t>
-      </w:r>
-      <w:r>
-        <w:rPr>
-          <w:rFonts w:hint="eastAsia"/>
-        </w:rPr>
-        <w:t xml:space="preserve">：高效、准确地从文字中获取信息、理解情感、分析思想。</w:t>
+        <w:t>输入能力（阅读）</w:t>
+      </w:r>
+      <w:r>
+        <w:rPr>
+          <w:rFonts w:hint="eastAsia"/>
+        </w:rPr>
+        <w:t>：高效、准确地从文字中获取信息、理解情感、分析思想。</w:t>
       </w:r>
     </w:p>
     <w:p>
@@ -76,7 +112,7 @@
         <w:pStyle w:val="Compact"/>
         <w:numPr>
           <w:ilvl w:val="0"/>
-          <w:numId w:val="1001"/>
+          <w:numId w:val="2"/>
         </w:numPr>
       </w:pPr>
       <w:r>
@@ -85,13 +121,13 @@
           <w:b/>
           <w:bCs/>
         </w:rPr>
-        <w:t xml:space="preserve">输出能力（写作）</w:t>
-      </w:r>
-      <w:r>
-        <w:rPr>
-          <w:rFonts w:hint="eastAsia"/>
-        </w:rPr>
-        <w:t xml:space="preserve">：清晰、有力、优美地用文字表达自己的观点、情感和想象。</w:t>
+        <w:t>输出能力（写作）</w:t>
+      </w:r>
+      <w:r>
+        <w:rPr>
+          <w:rFonts w:hint="eastAsia"/>
+        </w:rPr>
+        <w:t>：清晰、有力、优美地用文字表达自己的观点、情感和想象。</w:t>
       </w:r>
     </w:p>
     <w:p>
@@ -102,13 +138,25 @@
         <w:rPr>
           <w:rFonts w:hint="eastAsia"/>
         </w:rPr>
-        <w:t xml:space="preserve">“大语文”</w:t>
-      </w:r>
-      <w:r>
-        <w:rPr>
-          <w:rFonts w:hint="eastAsia"/>
-        </w:rPr>
-        <w:t xml:space="preserve">观意味着，语文学习不应局限于课堂和课本。电影、音乐、旅行、人际交往、社会热点……生活中的一切，都是我们学习语文、运用语文的素材和场景。本指南将提供一套标准作业流程（SOP），将感性的语文学习，变得有章可循，重点突破三大板块：</w:t>
+        <w:t>“大语文”</w:t>
+      </w:r>
+      <w:r>
+        <w:rPr>
+          <w:rFonts w:hint="eastAsia"/>
+        </w:rPr>
+        <w:t>观意味着，语文学习不应局限于课堂和课本。电影、音乐、旅行、人际交往、社会热点……生活中的一切，都是我们学习语文、运用语文的素材和场景。本指南将提供一套标准作业流程（</w:t>
+      </w:r>
+      <w:r>
+        <w:rPr>
+          <w:rFonts w:hint="eastAsia"/>
+        </w:rPr>
+        <w:t>SOP</w:t>
+      </w:r>
+      <w:r>
+        <w:rPr>
+          <w:rFonts w:hint="eastAsia"/>
+        </w:rPr>
+        <w:t>），将感性的语文学习，变得有章可循，重点突破三大板块：</w:t>
       </w:r>
     </w:p>
     <w:p>
@@ -116,7 +164,7 @@
         <w:pStyle w:val="Compact"/>
         <w:numPr>
           <w:ilvl w:val="0"/>
-          <w:numId w:val="1002"/>
+          <w:numId w:val="3"/>
         </w:numPr>
       </w:pPr>
       <w:r>
@@ -125,7 +173,7 @@
           <w:b/>
           <w:bCs/>
         </w:rPr>
-        <w:t xml:space="preserve">现代文与文言文阅读</w:t>
+        <w:t>现代文与文言文阅读</w:t>
       </w:r>
     </w:p>
     <w:p>
@@ -133,7 +181,7 @@
         <w:pStyle w:val="Compact"/>
         <w:numPr>
           <w:ilvl w:val="0"/>
-          <w:numId w:val="1002"/>
+          <w:numId w:val="3"/>
         </w:numPr>
       </w:pPr>
       <w:r>
@@ -142,7 +190,7 @@
           <w:b/>
           <w:bCs/>
         </w:rPr>
-        <w:t xml:space="preserve">考场作文的升格与突破</w:t>
+        <w:t>考场作文的升格与突破</w:t>
       </w:r>
     </w:p>
     <w:p>
@@ -150,7 +198,7 @@
         <w:pStyle w:val="Compact"/>
         <w:numPr>
           <w:ilvl w:val="0"/>
-          <w:numId w:val="1002"/>
+          <w:numId w:val="3"/>
         </w:numPr>
       </w:pPr>
       <w:r>
@@ -159,51 +207,54 @@
           <w:b/>
           <w:bCs/>
         </w:rPr>
-        <w:t xml:space="preserve">语文基础知识的积累与应用</w:t>
-      </w:r>
-    </w:p>
-    <w:p>
-      <w:r>
-        <w:pict>
-          <v:rect style="width:0;height:1.5pt" o:hralign="center" o:hrstd="t" o:hr="t"/>
+        <w:t>语文基础知识的积累与应用</w:t>
+      </w:r>
+    </w:p>
+    <w:p>
+      <w:r>
+        <w:pict w14:anchorId="7A9774B6">
+          <v:rect id="_x0000_i1025" style="width:0;height:1.5pt" o:hralign="center" o:hrstd="t" o:hr="t"/>
         </w:pict>
       </w:r>
     </w:p>
-    <w:bookmarkEnd w:id="20"/>
-    <w:bookmarkStart w:id="24" w:name="专题一现代文阅读sop---三遍阅读法"/>
-    <w:p>
-      <w:pPr>
-        <w:pStyle w:val="Heading2"/>
-      </w:pPr>
-      <w:r>
-        <w:rPr>
-          <w:rFonts w:hint="eastAsia"/>
-        </w:rPr>
-        <w:t xml:space="preserve">专题一：现代文阅读SOP</w:t>
-      </w:r>
-      <w:r>
-        <w:t xml:space="preserve"> -</w:t>
-      </w:r>
-      <w:r>
-        <w:t xml:space="preserve"> </w:t>
-      </w:r>
-      <w:r>
-        <w:rPr>
-          <w:rFonts w:hint="eastAsia"/>
-        </w:rPr>
-        <w:t xml:space="preserve">“三遍阅读法”</w:t>
-      </w:r>
-    </w:p>
-    <w:bookmarkStart w:id="21" w:name="难点解析"/>
-    <w:p>
-      <w:pPr>
-        <w:pStyle w:val="Heading3"/>
-      </w:pPr>
-      <w:r>
-        <w:rPr>
-          <w:rFonts w:hint="eastAsia"/>
-        </w:rPr>
-        <w:t xml:space="preserve">难点解析</w:t>
+    <w:p>
+      <w:pPr>
+        <w:pStyle w:val="2"/>
+      </w:pPr>
+      <w:bookmarkStart w:id="2" w:name="专题一现代文阅读sop---三遍阅读法"/>
+      <w:bookmarkEnd w:id="1"/>
+      <w:r>
+        <w:rPr>
+          <w:rFonts w:hint="eastAsia"/>
+        </w:rPr>
+        <w:t>专题一：现代文阅读</w:t>
+      </w:r>
+      <w:r>
+        <w:rPr>
+          <w:rFonts w:hint="eastAsia"/>
+        </w:rPr>
+        <w:t>SOP</w:t>
+      </w:r>
+      <w:r>
+        <w:t xml:space="preserve"> - </w:t>
+      </w:r>
+      <w:r>
+        <w:rPr>
+          <w:rFonts w:hint="eastAsia"/>
+        </w:rPr>
+        <w:t>“三遍阅读法”</w:t>
+      </w:r>
+    </w:p>
+    <w:p>
+      <w:pPr>
+        <w:pStyle w:val="3"/>
+      </w:pPr>
+      <w:bookmarkStart w:id="3" w:name="难点解析"/>
+      <w:r>
+        <w:rPr>
+          <w:rFonts w:hint="eastAsia"/>
+        </w:rPr>
+        <w:t>难点解析</w:t>
       </w:r>
     </w:p>
     <w:p>
@@ -214,26 +265,26 @@
         <w:rPr>
           <w:rFonts w:hint="eastAsia"/>
         </w:rPr>
-        <w:t xml:space="preserve">现代文阅读失分，根源在于“读得太快，想得太少”。学生往往只停留在文字表面，没有深入文本的“骨架”和“血肉”。</w:t>
-      </w:r>
-    </w:p>
-    <w:bookmarkEnd w:id="21"/>
-    <w:bookmarkStart w:id="22" w:name="sop整体感知-审题定位-提炼整合"/>
-    <w:p>
-      <w:pPr>
-        <w:pStyle w:val="Heading3"/>
-      </w:pPr>
-      <w:r>
-        <w:rPr>
-          <w:rFonts w:hint="eastAsia"/>
-        </w:rPr>
-        <w:t xml:space="preserve">SOP：</w:t>
-      </w:r>
-      <w:r>
-        <w:rPr>
-          <w:rFonts w:hint="eastAsia"/>
-        </w:rPr>
-        <w:t xml:space="preserve">“整体感知</w:t>
+        <w:t>现代文阅读失分，根源在于“读得太快，想得太少”。学生往往只停留在文字表面，没有深入文本的“骨架”和“血肉”。</w:t>
+      </w:r>
+    </w:p>
+    <w:p>
+      <w:pPr>
+        <w:pStyle w:val="3"/>
+      </w:pPr>
+      <w:bookmarkStart w:id="4" w:name="sop整体感知-审题定位-提炼整合"/>
+      <w:bookmarkEnd w:id="3"/>
+      <w:r>
+        <w:rPr>
+          <w:rFonts w:hint="eastAsia"/>
+        </w:rPr>
+        <w:t>SOP</w:t>
+      </w:r>
+      <w:r>
+        <w:rPr>
+          <w:rFonts w:hint="eastAsia"/>
+        </w:rPr>
+        <w:t>：“整体感知</w:t>
       </w:r>
       <w:r>
         <w:t xml:space="preserve"> → </w:t>
@@ -242,7 +293,7 @@
         <w:rPr>
           <w:rFonts w:hint="eastAsia"/>
         </w:rPr>
-        <w:t xml:space="preserve">审题定位</w:t>
+        <w:t>审题定位</w:t>
       </w:r>
       <w:r>
         <w:t xml:space="preserve"> → </w:t>
@@ -251,7 +302,7 @@
         <w:rPr>
           <w:rFonts w:hint="eastAsia"/>
         </w:rPr>
-        <w:t xml:space="preserve">提炼整合”</w:t>
+        <w:t>提炼整合”</w:t>
       </w:r>
     </w:p>
     <w:p>
@@ -264,84 +315,89 @@
           <w:b/>
           <w:bCs/>
         </w:rPr>
-        <w:t xml:space="preserve">核心原则</w:t>
-      </w:r>
-      <w:r>
-        <w:rPr>
-          <w:rFonts w:hint="eastAsia"/>
-        </w:rPr>
-        <w:t xml:space="preserve">：带着问题去阅读，像侦探一样在文本中寻找线索来回答问题。</w:t>
+        <w:t>核心原则</w:t>
+      </w:r>
+      <w:r>
+        <w:rPr>
+          <w:rFonts w:hint="eastAsia"/>
+        </w:rPr>
+        <w:t>：带着问题去阅读，像侦探一样在文本中寻找线索来回答问题。</w:t>
       </w:r>
     </w:p>
     <w:tbl>
       <w:tblPr>
         <w:tblStyle w:val="Table"/>
-        <w:tblW w:type="pct" w:w="5000"/>
+        <w:tblW w:w="5000" w:type="pct"/>
         <w:tblLayout w:type="fixed"/>
-        <w:tblLook w:firstRow="1" w:lastRow="0" w:firstColumn="0" w:lastColumn="0" w:noHBand="0" w:noVBand="0" w:val="0020"/>
+        <w:tblLook w:val="0020" w:firstRow="1" w:lastRow="0" w:firstColumn="0" w:lastColumn="0" w:noHBand="0" w:noVBand="0"/>
       </w:tblPr>
       <w:tblGrid>
-        <w:gridCol w:w="2640"/>
-        <w:gridCol w:w="2640"/>
-        <w:gridCol w:w="2640"/>
+        <w:gridCol w:w="2952"/>
+        <w:gridCol w:w="2952"/>
+        <w:gridCol w:w="2952"/>
       </w:tblGrid>
       <w:tr>
         <w:trPr>
-          <w:tblHeader w:val="on"/>
+          <w:cnfStyle w:val="100000000000" w:firstRow="1" w:lastRow="0" w:firstColumn="0" w:lastColumn="0" w:oddVBand="0" w:evenVBand="0" w:oddHBand="0" w:evenHBand="0" w:firstRowFirstColumn="0" w:firstRowLastColumn="0" w:lastRowFirstColumn="0" w:lastRowLastColumn="0"/>
+          <w:tblHeader/>
         </w:trPr>
         <w:tc>
-          <w:tcPr/>
+          <w:tcPr>
+            <w:tcW w:w="2640" w:type="dxa"/>
+          </w:tcPr>
           <w:p>
             <w:pPr>
               <w:pStyle w:val="Compact"/>
-              <w:jc w:val="left"/>
             </w:pPr>
             <w:r>
               <w:rPr>
                 <w:rFonts w:hint="eastAsia"/>
               </w:rPr>
-              <w:t xml:space="preserve">步骤</w:t>
+              <w:t>步骤</w:t>
             </w:r>
           </w:p>
         </w:tc>
         <w:tc>
-          <w:tcPr/>
+          <w:tcPr>
+            <w:tcW w:w="2640" w:type="dxa"/>
+          </w:tcPr>
           <w:p>
             <w:pPr>
               <w:pStyle w:val="Compact"/>
-              <w:jc w:val="left"/>
             </w:pPr>
             <w:r>
               <w:rPr>
                 <w:rFonts w:hint="eastAsia"/>
               </w:rPr>
-              <w:t xml:space="preserve">操作</w:t>
+              <w:t>操作</w:t>
             </w:r>
           </w:p>
         </w:tc>
         <w:tc>
-          <w:tcPr/>
+          <w:tcPr>
+            <w:tcW w:w="2640" w:type="dxa"/>
+          </w:tcPr>
           <w:p>
             <w:pPr>
               <w:pStyle w:val="Compact"/>
-              <w:jc w:val="left"/>
             </w:pPr>
             <w:r>
               <w:rPr>
                 <w:rFonts w:hint="eastAsia"/>
               </w:rPr>
-              <w:t xml:space="preserve">核心任务</w:t>
+              <w:t>核心任务</w:t>
             </w:r>
           </w:p>
         </w:tc>
       </w:tr>
       <w:tr>
         <w:tc>
-          <w:tcPr/>
+          <w:tcPr>
+            <w:tcW w:w="2640" w:type="dxa"/>
+          </w:tcPr>
           <w:p>
             <w:pPr>
               <w:pStyle w:val="Compact"/>
-              <w:jc w:val="left"/>
             </w:pPr>
             <w:r>
               <w:rPr>
@@ -349,48 +405,63 @@
                 <w:b/>
                 <w:bCs/>
               </w:rPr>
-              <w:t xml:space="preserve">第一遍：速读全文，整体感知</w:t>
+              <w:t>第一遍：速读全文，整体感知</w:t>
             </w:r>
           </w:p>
         </w:tc>
         <w:tc>
-          <w:tcPr/>
+          <w:tcPr>
+            <w:tcW w:w="2640" w:type="dxa"/>
+          </w:tcPr>
           <w:p>
             <w:pPr>
               <w:pStyle w:val="Compact"/>
-              <w:jc w:val="left"/>
             </w:pPr>
             <w:r>
               <w:rPr>
                 <w:rFonts w:hint="eastAsia"/>
               </w:rPr>
-              <w:t xml:space="preserve">花1-2分钟快速浏览全文，划出中心句、段落首尾句。</w:t>
+              <w:t>花</w:t>
+            </w:r>
+            <w:r>
+              <w:rPr>
+                <w:rFonts w:hint="eastAsia"/>
+              </w:rPr>
+              <w:t>1-2</w:t>
+            </w:r>
+            <w:r>
+              <w:rPr>
+                <w:rFonts w:hint="eastAsia"/>
+              </w:rPr>
+              <w:t>分钟快速浏览全文，划出中心句、段落首尾句。</w:t>
             </w:r>
           </w:p>
         </w:tc>
         <w:tc>
-          <w:tcPr/>
+          <w:tcPr>
+            <w:tcW w:w="2640" w:type="dxa"/>
+          </w:tcPr>
           <w:p>
             <w:pPr>
               <w:pStyle w:val="Compact"/>
-              <w:jc w:val="left"/>
             </w:pPr>
             <w:r>
               <w:rPr>
                 <w:rFonts w:hint="eastAsia"/>
               </w:rPr>
-              <w:t xml:space="preserve">了解文章大概写了什么（对象、事件、主旨），建立初步印象。</w:t>
+              <w:t>了解文章大概写了什么（对象、事件、主旨），建立初步印象。</w:t>
             </w:r>
           </w:p>
         </w:tc>
       </w:tr>
       <w:tr>
         <w:tc>
-          <w:tcPr/>
+          <w:tcPr>
+            <w:tcW w:w="2640" w:type="dxa"/>
+          </w:tcPr>
           <w:p>
             <w:pPr>
               <w:pStyle w:val="Compact"/>
-              <w:jc w:val="left"/>
             </w:pPr>
             <w:r>
               <w:rPr>
@@ -398,78 +469,70 @@
                 <w:b/>
                 <w:bCs/>
               </w:rPr>
-              <w:t xml:space="preserve">第二遍：审题定位，精读段落</w:t>
+              <w:lastRenderedPageBreak/>
+              <w:t>第二遍：审题定位，精读段落</w:t>
             </w:r>
           </w:p>
         </w:tc>
         <w:tc>
-          <w:tcPr/>
+          <w:tcPr>
+            <w:tcW w:w="2640" w:type="dxa"/>
+          </w:tcPr>
           <w:p>
             <w:pPr>
               <w:pStyle w:val="Compact"/>
-              <w:jc w:val="left"/>
             </w:pPr>
             <w:r>
               <w:rPr>
                 <w:rFonts w:hint="eastAsia"/>
               </w:rPr>
-              <w:t xml:space="preserve">仔细阅读题目，圈出题干中的关键词（如“原因”、</w:t>
+              <w:t>仔细阅读题目，圈出题干中的关键词（如“原因”、“特点”</w:t>
+            </w:r>
+            <w:r>
+              <w:t>、</w:t>
             </w:r>
             <w:r>
               <w:rPr>
                 <w:rFonts w:hint="eastAsia"/>
               </w:rPr>
-              <w:t xml:space="preserve">“特点”</w:t>
+              <w:t>“作用”</w:t>
             </w:r>
             <w:r>
-              <w:t xml:space="preserve">、</w:t>
+              <w:t>、</w:t>
             </w:r>
             <w:r>
               <w:rPr>
                 <w:rFonts w:hint="eastAsia"/>
               </w:rPr>
-              <w:t xml:space="preserve">“作用”</w:t>
-            </w:r>
-            <w:r>
-              <w:t xml:space="preserve">、</w:t>
-            </w:r>
-            <w:r>
-              <w:rPr>
-                <w:rFonts w:hint="eastAsia"/>
-              </w:rPr>
-              <w:t xml:space="preserve">“赏析”</w:t>
-            </w:r>
-            <w:r>
-              <w:rPr>
-                <w:rFonts w:hint="eastAsia"/>
-              </w:rPr>
-              <w:t xml:space="preserve">），然后带着关键词回到原文中定位相关段落和句子。</w:t>
+              <w:t>“赏析”），然后带着关键词回到原文中定位相关段落和句子。</w:t>
             </w:r>
           </w:p>
         </w:tc>
         <w:tc>
-          <w:tcPr/>
+          <w:tcPr>
+            <w:tcW w:w="2640" w:type="dxa"/>
+          </w:tcPr>
           <w:p>
             <w:pPr>
               <w:pStyle w:val="Compact"/>
-              <w:jc w:val="left"/>
             </w:pPr>
             <w:r>
               <w:rPr>
                 <w:rFonts w:hint="eastAsia"/>
               </w:rPr>
-              <w:t xml:space="preserve">明确题目问什么，并找到答案所在的“区域”。这是解题最关键的一步。</w:t>
+              <w:t>明确题目问什么，并找到答案所在的“区域”。这是解题最关键的一步。</w:t>
             </w:r>
           </w:p>
         </w:tc>
       </w:tr>
       <w:tr>
         <w:tc>
-          <w:tcPr/>
+          <w:tcPr>
+            <w:tcW w:w="2640" w:type="dxa"/>
+          </w:tcPr>
           <w:p>
             <w:pPr>
               <w:pStyle w:val="Compact"/>
-              <w:jc w:val="left"/>
             </w:pPr>
             <w:r>
               <w:rPr>
@@ -477,65 +540,67 @@
                 <w:b/>
                 <w:bCs/>
               </w:rPr>
-              <w:t xml:space="preserve">第三遍：提炼整合，规范作答</w:t>
+              <w:t>第三遍：提炼整合，规范作答</w:t>
             </w:r>
           </w:p>
         </w:tc>
         <w:tc>
-          <w:tcPr/>
+          <w:tcPr>
+            <w:tcW w:w="2640" w:type="dxa"/>
+          </w:tcPr>
           <w:p>
             <w:pPr>
               <w:pStyle w:val="Compact"/>
-              <w:jc w:val="left"/>
             </w:pPr>
             <w:r>
               <w:rPr>
                 <w:rFonts w:hint="eastAsia"/>
               </w:rPr>
-              <w:t xml:space="preserve">针对定位到的句子和段落，进行提炼、概括、整合，并按照题目要求（如“分点阐述”、</w:t>
-            </w:r>
-            <w:r>
-              <w:rPr>
-                <w:rFonts w:hint="eastAsia"/>
-              </w:rPr>
-              <w:t xml:space="preserve">“结合文本”</w:t>
-            </w:r>
-            <w:r>
-              <w:rPr>
-                <w:rFonts w:hint="eastAsia"/>
-              </w:rPr>
-              <w:t xml:space="preserve">）组织成完整、规范的答案。</w:t>
+              <w:t>针对定位到的句子和段落，进行提炼、概括、整合，并按照题目要求（如“分点阐述”、“结合文本”）组织成完整、规范的答案。</w:t>
             </w:r>
           </w:p>
         </w:tc>
         <w:tc>
-          <w:tcPr/>
+          <w:tcPr>
+            <w:tcW w:w="2640" w:type="dxa"/>
+          </w:tcPr>
           <w:p>
             <w:pPr>
               <w:pStyle w:val="Compact"/>
-              <w:jc w:val="left"/>
             </w:pPr>
             <w:r>
               <w:rPr>
                 <w:rFonts w:hint="eastAsia"/>
               </w:rPr>
-              <w:t xml:space="preserve">将找到的“原材料”加工成符合题目要求的“成品”。</w:t>
+              <w:t>将找到的“原材料”加工成符合题目要求的“成品”。</w:t>
             </w:r>
           </w:p>
         </w:tc>
       </w:tr>
     </w:tbl>
-    <w:bookmarkEnd w:id="22"/>
-    <w:bookmarkStart w:id="23" w:name="针对不同题型的sop细化"/>
-    <w:p>
-      <w:pPr>
-        <w:pStyle w:val="Heading3"/>
-      </w:pPr>
-      <w:r>
-        <w:rPr>
-          <w:rFonts w:hint="eastAsia"/>
-        </w:rPr>
-        <w:t xml:space="preserve">针对不同题型的SOP细化</w:t>
+    <w:p>
+      <w:pPr>
+        <w:pStyle w:val="3"/>
+      </w:pPr>
+      <w:bookmarkStart w:id="5" w:name="针对不同题型的sop细化"/>
+      <w:bookmarkEnd w:id="4"/>
+      <w:r>
+        <w:rPr>
+          <w:rFonts w:hint="eastAsia"/>
+        </w:rPr>
+        <w:t>针对不同题型的</w:t>
+      </w:r>
+      <w:r>
+        <w:rPr>
+          <w:rFonts w:hint="eastAsia"/>
+        </w:rPr>
+        <w:t>SOP</w:t>
+      </w:r>
+      <w:r>
+        <w:rPr>
+          <w:rFonts w:hint="eastAsia"/>
+        </w:rPr>
+        <w:t>细化</w:t>
       </w:r>
     </w:p>
     <w:p>
@@ -543,7 +608,7 @@
         <w:pStyle w:val="Compact"/>
         <w:numPr>
           <w:ilvl w:val="0"/>
-          <w:numId w:val="1003"/>
+          <w:numId w:val="4"/>
         </w:numPr>
       </w:pPr>
       <w:r>
@@ -552,29 +617,13 @@
           <w:b/>
           <w:bCs/>
         </w:rPr>
-        <w:t xml:space="preserve">概括题（</w:t>
-      </w:r>
-      <w:r>
-        <w:rPr>
-          <w:rFonts w:hint="eastAsia"/>
-          <w:b/>
-          <w:bCs/>
-        </w:rPr>
-        <w:t xml:space="preserve">“请概括文章主要内容”</w:t>
-      </w:r>
-      <w:r>
-        <w:rPr>
-          <w:rFonts w:hint="eastAsia"/>
-          <w:b/>
-          <w:bCs/>
-        </w:rPr>
-        <w:t xml:space="preserve">）</w:t>
-      </w:r>
-      <w:r>
-        <w:rPr>
-          <w:rFonts w:hint="eastAsia"/>
-        </w:rPr>
-        <w:t xml:space="preserve">：</w:t>
+        <w:t>概括题（“请概括文章主要内容”）</w:t>
+      </w:r>
+      <w:r>
+        <w:rPr>
+          <w:rFonts w:hint="eastAsia"/>
+        </w:rPr>
+        <w:t>：</w:t>
       </w:r>
     </w:p>
     <w:p>
@@ -582,21 +631,27 @@
         <w:pStyle w:val="Compact"/>
         <w:numPr>
           <w:ilvl w:val="1"/>
-          <w:numId w:val="1004"/>
+          <w:numId w:val="5"/>
         </w:numPr>
       </w:pPr>
       <w:r>
         <w:rPr>
           <w:rFonts w:hint="eastAsia"/>
         </w:rPr>
-        <w:t xml:space="preserve">SOP：</w:t>
+        <w:t>SOP</w:t>
+      </w:r>
+      <w:r>
+        <w:rPr>
+          <w:rFonts w:hint="eastAsia"/>
+        </w:rPr>
+        <w:t>：</w:t>
       </w:r>
       <w:r>
         <w:rPr>
           <w:rStyle w:val="VerbatimChar"/>
           <w:rFonts w:hint="eastAsia"/>
         </w:rPr>
-        <w:t xml:space="preserve">时间</w:t>
+        <w:t>时间</w:t>
       </w:r>
       <w:r>
         <w:rPr>
@@ -609,7 +664,7 @@
           <w:rStyle w:val="VerbatimChar"/>
           <w:rFonts w:hint="eastAsia"/>
         </w:rPr>
-        <w:t xml:space="preserve">地点</w:t>
+        <w:t>地点</w:t>
       </w:r>
       <w:r>
         <w:rPr>
@@ -622,7 +677,7 @@
           <w:rStyle w:val="VerbatimChar"/>
           <w:rFonts w:hint="eastAsia"/>
         </w:rPr>
-        <w:t xml:space="preserve">人物</w:t>
+        <w:t>人物</w:t>
       </w:r>
       <w:r>
         <w:rPr>
@@ -635,7 +690,7 @@
           <w:rStyle w:val="VerbatimChar"/>
           <w:rFonts w:hint="eastAsia"/>
         </w:rPr>
-        <w:t xml:space="preserve">事件（起因、经过、结果）</w:t>
+        <w:t>事件（起因、经过、结果）</w:t>
       </w:r>
     </w:p>
     <w:p>
@@ -643,7 +698,7 @@
         <w:pStyle w:val="Compact"/>
         <w:numPr>
           <w:ilvl w:val="0"/>
-          <w:numId w:val="1003"/>
+          <w:numId w:val="4"/>
         </w:numPr>
       </w:pPr>
       <w:r>
@@ -652,29 +707,61 @@
           <w:b/>
           <w:bCs/>
         </w:rPr>
-        <w:t xml:space="preserve">词语/句子理解题（</w:t>
-      </w:r>
-      <w:r>
-        <w:rPr>
-          <w:rFonts w:hint="eastAsia"/>
-          <w:b/>
-          <w:bCs/>
-        </w:rPr>
-        <w:t xml:space="preserve">“请分析XX词语的含义/XX句子的作用”</w:t>
-      </w:r>
-      <w:r>
-        <w:rPr>
-          <w:rFonts w:hint="eastAsia"/>
-          <w:b/>
-          <w:bCs/>
-        </w:rPr>
-        <w:t xml:space="preserve">）</w:t>
-      </w:r>
-      <w:r>
-        <w:rPr>
-          <w:rFonts w:hint="eastAsia"/>
-        </w:rPr>
-        <w:t xml:space="preserve">：</w:t>
+        <w:t>词语</w:t>
+      </w:r>
+      <w:r>
+        <w:rPr>
+          <w:rFonts w:hint="eastAsia"/>
+          <w:b/>
+          <w:bCs/>
+        </w:rPr>
+        <w:t>/</w:t>
+      </w:r>
+      <w:r>
+        <w:rPr>
+          <w:rFonts w:hint="eastAsia"/>
+          <w:b/>
+          <w:bCs/>
+        </w:rPr>
+        <w:t>句子理解题（“请分析</w:t>
+      </w:r>
+      <w:r>
+        <w:rPr>
+          <w:rFonts w:hint="eastAsia"/>
+          <w:b/>
+          <w:bCs/>
+        </w:rPr>
+        <w:t>XX</w:t>
+      </w:r>
+      <w:r>
+        <w:rPr>
+          <w:rFonts w:hint="eastAsia"/>
+          <w:b/>
+          <w:bCs/>
+        </w:rPr>
+        <w:t>词语的含义</w:t>
+      </w:r>
+      <w:r>
+        <w:rPr>
+          <w:rFonts w:hint="eastAsia"/>
+          <w:b/>
+          <w:bCs/>
+        </w:rPr>
+        <w:t>/XX</w:t>
+      </w:r>
+      <w:r>
+        <w:rPr>
+          <w:rFonts w:hint="eastAsia"/>
+          <w:b/>
+          <w:bCs/>
+        </w:rPr>
+        <w:t>句子的作用”）</w:t>
+      </w:r>
+      <w:r>
+        <w:rPr>
+          <w:rFonts w:hint="eastAsia"/>
+        </w:rPr>
+        <w:t>：</w:t>
       </w:r>
     </w:p>
     <w:p>
@@ -682,25 +769,45 @@
         <w:pStyle w:val="Compact"/>
         <w:numPr>
           <w:ilvl w:val="1"/>
-          <w:numId w:val="1005"/>
+          <w:numId w:val="6"/>
         </w:numPr>
       </w:pPr>
       <w:r>
         <w:rPr>
           <w:rFonts w:hint="eastAsia"/>
         </w:rPr>
-        <w:t xml:space="preserve">SOP：</w:t>
+        <w:t>SOP</w:t>
+      </w:r>
+      <w:r>
+        <w:rPr>
+          <w:rFonts w:hint="eastAsia"/>
+        </w:rPr>
+        <w:t>：</w:t>
       </w:r>
       <w:r>
         <w:rPr>
           <w:rStyle w:val="VerbatimChar"/>
           <w:rFonts w:hint="eastAsia"/>
         </w:rPr>
-        <w:t xml:space="preserve">词语/句子本身含义</w:t>
+        <w:t>词语</w:t>
       </w:r>
       <w:r>
         <w:rPr>
           <w:rStyle w:val="VerbatimChar"/>
+          <w:rFonts w:hint="eastAsia"/>
+        </w:rPr>
+        <w:t>/</w:t>
+      </w:r>
+      <w:r>
+        <w:rPr>
+          <w:rStyle w:val="VerbatimChar"/>
+          <w:rFonts w:hint="eastAsia"/>
+        </w:rPr>
+        <w:t>句子本身含义</w:t>
+      </w:r>
+      <w:r>
+        <w:rPr>
+          <w:rStyle w:val="VerbatimChar"/>
         </w:rPr>
         <w:t xml:space="preserve"> + </w:t>
       </w:r>
@@ -709,7 +816,7 @@
           <w:rStyle w:val="VerbatimChar"/>
           <w:rFonts w:hint="eastAsia"/>
         </w:rPr>
-        <w:t xml:space="preserve">结合上下文的语境义</w:t>
+        <w:t>结合上下文的语境义</w:t>
       </w:r>
       <w:r>
         <w:rPr>
@@ -722,7 +829,21 @@
           <w:rStyle w:val="VerbatimChar"/>
           <w:rFonts w:hint="eastAsia"/>
         </w:rPr>
-        <w:t xml:space="preserve">表达效果/作者情感</w:t>
+        <w:t>表达效果</w:t>
+      </w:r>
+      <w:r>
+        <w:rPr>
+          <w:rStyle w:val="VerbatimChar"/>
+          <w:rFonts w:hint="eastAsia"/>
+        </w:rPr>
+        <w:t>/</w:t>
+      </w:r>
+      <w:r>
+        <w:rPr>
+          <w:rStyle w:val="VerbatimChar"/>
+          <w:rFonts w:hint="eastAsia"/>
+        </w:rPr>
+        <w:t>作者情感</w:t>
       </w:r>
     </w:p>
     <w:p>
@@ -730,7 +851,7 @@
         <w:pStyle w:val="Compact"/>
         <w:numPr>
           <w:ilvl w:val="0"/>
-          <w:numId w:val="1003"/>
+          <w:numId w:val="4"/>
         </w:numPr>
       </w:pPr>
       <w:r>
@@ -739,29 +860,29 @@
           <w:b/>
           <w:bCs/>
         </w:rPr>
-        <w:t xml:space="preserve">赏析题（</w:t>
-      </w:r>
-      <w:r>
-        <w:rPr>
-          <w:rFonts w:hint="eastAsia"/>
-          <w:b/>
-          <w:bCs/>
-        </w:rPr>
-        <w:t xml:space="preserve">“请赏析XX句子的表达特色”</w:t>
-      </w:r>
-      <w:r>
-        <w:rPr>
-          <w:rFonts w:hint="eastAsia"/>
-          <w:b/>
-          <w:bCs/>
-        </w:rPr>
-        <w:t xml:space="preserve">）</w:t>
-      </w:r>
-      <w:r>
-        <w:rPr>
-          <w:rFonts w:hint="eastAsia"/>
-        </w:rPr>
-        <w:t xml:space="preserve">：</w:t>
+        <w:t>赏析题（“请赏析</w:t>
+      </w:r>
+      <w:r>
+        <w:rPr>
+          <w:rFonts w:hint="eastAsia"/>
+          <w:b/>
+          <w:bCs/>
+        </w:rPr>
+        <w:t>XX</w:t>
+      </w:r>
+      <w:r>
+        <w:rPr>
+          <w:rFonts w:hint="eastAsia"/>
+          <w:b/>
+          <w:bCs/>
+        </w:rPr>
+        <w:t>句子的表达特色”）</w:t>
+      </w:r>
+      <w:r>
+        <w:rPr>
+          <w:rFonts w:hint="eastAsia"/>
+        </w:rPr>
+        <w:t>：</w:t>
       </w:r>
     </w:p>
     <w:p>
@@ -769,25 +890,45 @@
         <w:pStyle w:val="Compact"/>
         <w:numPr>
           <w:ilvl w:val="1"/>
-          <w:numId w:val="1006"/>
+          <w:numId w:val="7"/>
         </w:numPr>
       </w:pPr>
       <w:r>
         <w:rPr>
           <w:rFonts w:hint="eastAsia"/>
         </w:rPr>
-        <w:t xml:space="preserve">SOP：</w:t>
+        <w:t>SOP</w:t>
+      </w:r>
+      <w:r>
+        <w:rPr>
+          <w:rFonts w:hint="eastAsia"/>
+        </w:rPr>
+        <w:t>：</w:t>
       </w:r>
       <w:r>
         <w:rPr>
           <w:rStyle w:val="VerbatimChar"/>
           <w:rFonts w:hint="eastAsia"/>
         </w:rPr>
-        <w:t xml:space="preserve">修辞手法/表现手法</w:t>
+        <w:t>修辞手法</w:t>
       </w:r>
       <w:r>
         <w:rPr>
           <w:rStyle w:val="VerbatimChar"/>
+          <w:rFonts w:hint="eastAsia"/>
+        </w:rPr>
+        <w:t>/</w:t>
+      </w:r>
+      <w:r>
+        <w:rPr>
+          <w:rStyle w:val="VerbatimChar"/>
+          <w:rFonts w:hint="eastAsia"/>
+        </w:rPr>
+        <w:t>表现手法</w:t>
+      </w:r>
+      <w:r>
+        <w:rPr>
+          <w:rStyle w:val="VerbatimChar"/>
         </w:rPr>
         <w:t xml:space="preserve"> + </w:t>
       </w:r>
@@ -796,7 +937,7 @@
           <w:rStyle w:val="VerbatimChar"/>
           <w:rFonts w:hint="eastAsia"/>
         </w:rPr>
-        <w:t xml:space="preserve">具体分析（这句话是怎么用这个手法的）</w:t>
+        <w:t>具体分析（这句话是怎么用这个手法的）</w:t>
       </w:r>
       <w:r>
         <w:rPr>
@@ -809,7 +950,21 @@
           <w:rStyle w:val="VerbatimChar"/>
           <w:rFonts w:hint="eastAsia"/>
         </w:rPr>
-        <w:t xml:space="preserve">表达效果（写出了什么特点/表达了什么情感）</w:t>
+        <w:t>表达效果（写出了什么特点</w:t>
+      </w:r>
+      <w:r>
+        <w:rPr>
+          <w:rStyle w:val="VerbatimChar"/>
+          <w:rFonts w:hint="eastAsia"/>
+        </w:rPr>
+        <w:t>/</w:t>
+      </w:r>
+      <w:r>
+        <w:rPr>
+          <w:rStyle w:val="VerbatimChar"/>
+          <w:rFonts w:hint="eastAsia"/>
+        </w:rPr>
+        <w:t>表达了什么情感）</w:t>
       </w:r>
     </w:p>
     <w:p>
@@ -817,7 +972,7 @@
         <w:pStyle w:val="Compact"/>
         <w:numPr>
           <w:ilvl w:val="0"/>
-          <w:numId w:val="1003"/>
+          <w:numId w:val="4"/>
         </w:numPr>
       </w:pPr>
       <w:r>
@@ -826,29 +981,29 @@
           <w:b/>
           <w:bCs/>
         </w:rPr>
-        <w:t xml:space="preserve">开放性题目（</w:t>
-      </w:r>
-      <w:r>
-        <w:rPr>
-          <w:rFonts w:hint="eastAsia"/>
-          <w:b/>
-          <w:bCs/>
-        </w:rPr>
-        <w:t xml:space="preserve">“谈谈你的看法/启示”</w:t>
-      </w:r>
-      <w:r>
-        <w:rPr>
-          <w:rFonts w:hint="eastAsia"/>
-          <w:b/>
-          <w:bCs/>
-        </w:rPr>
-        <w:t xml:space="preserve">）</w:t>
-      </w:r>
-      <w:r>
-        <w:rPr>
-          <w:rFonts w:hint="eastAsia"/>
-        </w:rPr>
-        <w:t xml:space="preserve">：</w:t>
+        <w:t>开放性题目（“谈谈你的看法</w:t>
+      </w:r>
+      <w:r>
+        <w:rPr>
+          <w:rFonts w:hint="eastAsia"/>
+          <w:b/>
+          <w:bCs/>
+        </w:rPr>
+        <w:t>/</w:t>
+      </w:r>
+      <w:r>
+        <w:rPr>
+          <w:rFonts w:hint="eastAsia"/>
+          <w:b/>
+          <w:bCs/>
+        </w:rPr>
+        <w:t>启示”）</w:t>
+      </w:r>
+      <w:r>
+        <w:rPr>
+          <w:rFonts w:hint="eastAsia"/>
+        </w:rPr>
+        <w:t>：</w:t>
       </w:r>
     </w:p>
     <w:p>
@@ -856,25 +1011,45 @@
         <w:pStyle w:val="Compact"/>
         <w:numPr>
           <w:ilvl w:val="1"/>
-          <w:numId w:val="1007"/>
+          <w:numId w:val="8"/>
         </w:numPr>
       </w:pPr>
       <w:r>
         <w:rPr>
           <w:rFonts w:hint="eastAsia"/>
         </w:rPr>
-        <w:t xml:space="preserve">SOP：</w:t>
+        <w:t>SOP</w:t>
+      </w:r>
+      <w:r>
+        <w:rPr>
+          <w:rFonts w:hint="eastAsia"/>
+        </w:rPr>
+        <w:t>：</w:t>
       </w:r>
       <w:r>
         <w:rPr>
           <w:rStyle w:val="VerbatimChar"/>
           <w:rFonts w:hint="eastAsia"/>
         </w:rPr>
-        <w:t xml:space="preserve">亮明观点（我同意/我认为）</w:t>
+        <w:t>亮明观点（我同意</w:t>
       </w:r>
       <w:r>
         <w:rPr>
           <w:rStyle w:val="VerbatimChar"/>
+          <w:rFonts w:hint="eastAsia"/>
+        </w:rPr>
+        <w:t>/</w:t>
+      </w:r>
+      <w:r>
+        <w:rPr>
+          <w:rStyle w:val="VerbatimChar"/>
+          <w:rFonts w:hint="eastAsia"/>
+        </w:rPr>
+        <w:t>我认为）</w:t>
+      </w:r>
+      <w:r>
+        <w:rPr>
+          <w:rStyle w:val="VerbatimChar"/>
         </w:rPr>
         <w:t xml:space="preserve"> + </w:t>
       </w:r>
@@ -883,11 +1058,39 @@
           <w:rStyle w:val="VerbatimChar"/>
           <w:rFonts w:hint="eastAsia"/>
         </w:rPr>
-        <w:t xml:space="preserve">引用原文（文中的XX情节/人物让我想到）</w:t>
+        <w:t>引用原文（文中的</w:t>
       </w:r>
       <w:r>
         <w:rPr>
           <w:rStyle w:val="VerbatimChar"/>
+          <w:rFonts w:hint="eastAsia"/>
+        </w:rPr>
+        <w:t>XX</w:t>
+      </w:r>
+      <w:r>
+        <w:rPr>
+          <w:rStyle w:val="VerbatimChar"/>
+          <w:rFonts w:hint="eastAsia"/>
+        </w:rPr>
+        <w:t>情节</w:t>
+      </w:r>
+      <w:r>
+        <w:rPr>
+          <w:rStyle w:val="VerbatimChar"/>
+          <w:rFonts w:hint="eastAsia"/>
+        </w:rPr>
+        <w:t>/</w:t>
+      </w:r>
+      <w:r>
+        <w:rPr>
+          <w:rStyle w:val="VerbatimChar"/>
+          <w:rFonts w:hint="eastAsia"/>
+        </w:rPr>
+        <w:t>人物让我想到）</w:t>
+      </w:r>
+      <w:r>
+        <w:rPr>
+          <w:rStyle w:val="VerbatimChar"/>
         </w:rPr>
         <w:t xml:space="preserve"> + </w:t>
       </w:r>
@@ -896,58 +1099,79 @@
           <w:rStyle w:val="VerbatimChar"/>
           <w:rFonts w:hint="eastAsia"/>
         </w:rPr>
-        <w:t xml:space="preserve">联系现实（在生活中，我们也应该……）</w:t>
-      </w:r>
-    </w:p>
-    <w:p>
-      <w:r>
-        <w:pict>
-          <v:rect style="width:0;height:1.5pt" o:hralign="center" o:hrstd="t" o:hr="t"/>
+        <w:t>联系现实（在生活中，我们也应该……）</w:t>
+      </w:r>
+    </w:p>
+    <w:p>
+      <w:r>
+        <w:pict w14:anchorId="1F655F88">
+          <v:rect id="_x0000_i1026" style="width:0;height:1.5pt" o:hralign="center" o:hrstd="t" o:hr="t"/>
         </w:pict>
       </w:r>
     </w:p>
-    <w:bookmarkEnd w:id="23"/>
-    <w:bookmarkEnd w:id="24"/>
-    <w:bookmarkStart w:id="28" w:name="专题二文言文阅读sop---翻译-对位-归纳三步法"/>
-    <w:p>
-      <w:pPr>
-        <w:pStyle w:val="Heading2"/>
-      </w:pPr>
-      <w:r>
-        <w:rPr>
-          <w:rFonts w:hint="eastAsia"/>
-        </w:rPr>
-        <w:t xml:space="preserve">专题二：文言文阅读SOP</w:t>
-      </w:r>
-      <w:r>
-        <w:t xml:space="preserve"> -</w:t>
-      </w:r>
-      <w:r>
-        <w:t xml:space="preserve"> </w:t>
-      </w:r>
-      <w:r>
-        <w:rPr>
-          <w:rFonts w:hint="eastAsia"/>
-        </w:rPr>
-        <w:t xml:space="preserve">“翻译-对位-归纳”</w:t>
-      </w:r>
-      <w:r>
-        <w:rPr>
-          <w:rFonts w:hint="eastAsia"/>
-        </w:rPr>
-        <w:t xml:space="preserve">三步法</w:t>
-      </w:r>
-    </w:p>
-    <w:bookmarkStart w:id="25" w:name="难点解析-1"/>
-    <w:p>
-      <w:pPr>
-        <w:pStyle w:val="Heading3"/>
-      </w:pPr>
-      <w:r>
-        <w:rPr>
-          <w:rFonts w:hint="eastAsia"/>
-        </w:rPr>
-        <w:t xml:space="preserve">难点解析</w:t>
+    <w:p>
+      <w:pPr>
+        <w:pStyle w:val="2"/>
+      </w:pPr>
+      <w:bookmarkStart w:id="6" w:name="专题二文言文阅读sop---翻译-对位-归纳三步法"/>
+      <w:bookmarkEnd w:id="5"/>
+      <w:bookmarkEnd w:id="2"/>
+      <w:r>
+        <w:rPr>
+          <w:rFonts w:hint="eastAsia"/>
+        </w:rPr>
+        <w:t>专题二：文言文阅读</w:t>
+      </w:r>
+      <w:r>
+        <w:rPr>
+          <w:rFonts w:hint="eastAsia"/>
+        </w:rPr>
+        <w:t>SOP</w:t>
+      </w:r>
+      <w:r>
+        <w:t xml:space="preserve"> - </w:t>
+      </w:r>
+      <w:r>
+        <w:rPr>
+          <w:rFonts w:hint="eastAsia"/>
+        </w:rPr>
+        <w:t>“翻译</w:t>
+      </w:r>
+      <w:r>
+        <w:rPr>
+          <w:rFonts w:hint="eastAsia"/>
+        </w:rPr>
+        <w:t>-</w:t>
+      </w:r>
+      <w:r>
+        <w:rPr>
+          <w:rFonts w:hint="eastAsia"/>
+        </w:rPr>
+        <w:t>对位</w:t>
+      </w:r>
+      <w:r>
+        <w:rPr>
+          <w:rFonts w:hint="eastAsia"/>
+        </w:rPr>
+        <w:t>-</w:t>
+      </w:r>
+      <w:r>
+        <w:rPr>
+          <w:rFonts w:hint="eastAsia"/>
+        </w:rPr>
+        <w:t>归纳”三步法</w:t>
+      </w:r>
+    </w:p>
+    <w:p>
+      <w:pPr>
+        <w:pStyle w:val="3"/>
+      </w:pPr>
+      <w:bookmarkStart w:id="7" w:name="难点解析-1"/>
+      <w:r>
+        <w:rPr>
+          <w:rFonts w:hint="eastAsia"/>
+        </w:rPr>
+        <w:t>难点解析</w:t>
       </w:r>
     </w:p>
     <w:p>
@@ -958,26 +1182,26 @@
         <w:rPr>
           <w:rFonts w:hint="eastAsia"/>
         </w:rPr>
-        <w:t xml:space="preserve">文言文是初中生最头疼的部分，难点在于“看不懂”。看不懂，一切技巧都无从谈起。</w:t>
-      </w:r>
-    </w:p>
-    <w:bookmarkEnd w:id="25"/>
-    <w:bookmarkStart w:id="26" w:name="sop通假通篇-对位找点-归纳主旨"/>
-    <w:p>
-      <w:pPr>
-        <w:pStyle w:val="Heading3"/>
-      </w:pPr>
-      <w:r>
-        <w:rPr>
-          <w:rFonts w:hint="eastAsia"/>
-        </w:rPr>
-        <w:t xml:space="preserve">SOP：</w:t>
-      </w:r>
-      <w:r>
-        <w:rPr>
-          <w:rFonts w:hint="eastAsia"/>
-        </w:rPr>
-        <w:t xml:space="preserve">“通假通篇</w:t>
+        <w:t>文言文是初中生最头疼的部分，难点在于“看不懂”。看不懂，一切技巧都无从谈起。</w:t>
+      </w:r>
+    </w:p>
+    <w:p>
+      <w:pPr>
+        <w:pStyle w:val="3"/>
+      </w:pPr>
+      <w:bookmarkStart w:id="8" w:name="sop通假通篇-对位找点-归纳主旨"/>
+      <w:bookmarkEnd w:id="7"/>
+      <w:r>
+        <w:rPr>
+          <w:rFonts w:hint="eastAsia"/>
+        </w:rPr>
+        <w:t>SOP</w:t>
+      </w:r>
+      <w:r>
+        <w:rPr>
+          <w:rFonts w:hint="eastAsia"/>
+        </w:rPr>
+        <w:t>：“通假通篇</w:t>
       </w:r>
       <w:r>
         <w:t xml:space="preserve"> → </w:t>
@@ -986,7 +1210,7 @@
         <w:rPr>
           <w:rFonts w:hint="eastAsia"/>
         </w:rPr>
-        <w:t xml:space="preserve">对位找点</w:t>
+        <w:t>对位找点</w:t>
       </w:r>
       <w:r>
         <w:t xml:space="preserve"> → </w:t>
@@ -995,7 +1219,7 @@
         <w:rPr>
           <w:rFonts w:hint="eastAsia"/>
         </w:rPr>
-        <w:t xml:space="preserve">归纳主旨”</w:t>
+        <w:t>归纳主旨”</w:t>
       </w:r>
     </w:p>
     <w:p>
@@ -1008,84 +1232,89 @@
           <w:b/>
           <w:bCs/>
         </w:rPr>
-        <w:t xml:space="preserve">核心原则</w:t>
-      </w:r>
-      <w:r>
-        <w:rPr>
-          <w:rFonts w:hint="eastAsia"/>
-        </w:rPr>
-        <w:t xml:space="preserve">：将文言文“翻译”成现代文，是解题的唯一通路。</w:t>
+        <w:t>核心原则</w:t>
+      </w:r>
+      <w:r>
+        <w:rPr>
+          <w:rFonts w:hint="eastAsia"/>
+        </w:rPr>
+        <w:t>：将文言文“翻译”成现代文，是解题的唯一通路。</w:t>
       </w:r>
     </w:p>
     <w:tbl>
       <w:tblPr>
         <w:tblStyle w:val="Table"/>
-        <w:tblW w:type="pct" w:w="5000"/>
+        <w:tblW w:w="5000" w:type="pct"/>
         <w:tblLayout w:type="fixed"/>
-        <w:tblLook w:firstRow="1" w:lastRow="0" w:firstColumn="0" w:lastColumn="0" w:noHBand="0" w:noVBand="0" w:val="0020"/>
+        <w:tblLook w:val="0020" w:firstRow="1" w:lastRow="0" w:firstColumn="0" w:lastColumn="0" w:noHBand="0" w:noVBand="0"/>
       </w:tblPr>
       <w:tblGrid>
-        <w:gridCol w:w="2640"/>
-        <w:gridCol w:w="2640"/>
-        <w:gridCol w:w="2640"/>
+        <w:gridCol w:w="2952"/>
+        <w:gridCol w:w="2952"/>
+        <w:gridCol w:w="2952"/>
       </w:tblGrid>
       <w:tr>
         <w:trPr>
-          <w:tblHeader w:val="on"/>
+          <w:cnfStyle w:val="100000000000" w:firstRow="1" w:lastRow="0" w:firstColumn="0" w:lastColumn="0" w:oddVBand="0" w:evenVBand="0" w:oddHBand="0" w:evenHBand="0" w:firstRowFirstColumn="0" w:firstRowLastColumn="0" w:lastRowFirstColumn="0" w:lastRowLastColumn="0"/>
+          <w:tblHeader/>
         </w:trPr>
         <w:tc>
-          <w:tcPr/>
+          <w:tcPr>
+            <w:tcW w:w="2640" w:type="dxa"/>
+          </w:tcPr>
           <w:p>
             <w:pPr>
               <w:pStyle w:val="Compact"/>
-              <w:jc w:val="left"/>
             </w:pPr>
             <w:r>
               <w:rPr>
                 <w:rFonts w:hint="eastAsia"/>
               </w:rPr>
-              <w:t xml:space="preserve">步骤</w:t>
+              <w:t>步骤</w:t>
             </w:r>
           </w:p>
         </w:tc>
         <w:tc>
-          <w:tcPr/>
+          <w:tcPr>
+            <w:tcW w:w="2640" w:type="dxa"/>
+          </w:tcPr>
           <w:p>
             <w:pPr>
               <w:pStyle w:val="Compact"/>
-              <w:jc w:val="left"/>
             </w:pPr>
             <w:r>
               <w:rPr>
                 <w:rFonts w:hint="eastAsia"/>
               </w:rPr>
-              <w:t xml:space="preserve">操作</w:t>
+              <w:t>操作</w:t>
             </w:r>
           </w:p>
         </w:tc>
         <w:tc>
-          <w:tcPr/>
+          <w:tcPr>
+            <w:tcW w:w="2640" w:type="dxa"/>
+          </w:tcPr>
           <w:p>
             <w:pPr>
               <w:pStyle w:val="Compact"/>
-              <w:jc w:val="left"/>
             </w:pPr>
             <w:r>
               <w:rPr>
                 <w:rFonts w:hint="eastAsia"/>
               </w:rPr>
-              <w:t xml:space="preserve">核心任务</w:t>
+              <w:t>核心任务</w:t>
             </w:r>
           </w:p>
         </w:tc>
       </w:tr>
       <w:tr>
         <w:tc>
-          <w:tcPr/>
+          <w:tcPr>
+            <w:tcW w:w="2640" w:type="dxa"/>
+          </w:tcPr>
           <w:p>
             <w:pPr>
               <w:pStyle w:val="Compact"/>
-              <w:jc w:val="left"/>
             </w:pPr>
             <w:r>
               <w:rPr>
@@ -1093,48 +1322,66 @@
                 <w:b/>
                 <w:bCs/>
               </w:rPr>
-              <w:t xml:space="preserve">第一步：翻译全文，疏通文意</w:t>
+              <w:t>第一步：翻译全文，疏通文意</w:t>
             </w:r>
           </w:p>
         </w:tc>
         <w:tc>
-          <w:tcPr/>
+          <w:tcPr>
+            <w:tcW w:w="2640" w:type="dxa"/>
+          </w:tcPr>
           <w:p>
             <w:pPr>
               <w:pStyle w:val="Compact"/>
-              <w:jc w:val="left"/>
             </w:pPr>
             <w:r>
               <w:rPr>
                 <w:rFonts w:hint="eastAsia"/>
               </w:rPr>
-              <w:t xml:space="preserve">借助注释，逐字逐句地在头脑中（或草稿纸上）进行翻译。遇到不认识的实词、虚词，大胆根据上下文猜测。</w:t>
+              <w:t>借助注释，逐字逐句地在头脑中（或草稿纸上）进</w:t>
+            </w:r>
+            <w:r>
+              <w:rPr>
+                <w:rFonts w:hint="eastAsia"/>
+              </w:rPr>
+              <w:lastRenderedPageBreak/>
+              <w:t>行翻译。遇到不认识的实词、虚词，大胆根据上下文猜测。</w:t>
             </w:r>
           </w:p>
         </w:tc>
         <w:tc>
-          <w:tcPr/>
+          <w:tcPr>
+            <w:tcW w:w="2640" w:type="dxa"/>
+          </w:tcPr>
           <w:p>
             <w:pPr>
               <w:pStyle w:val="Compact"/>
-              <w:jc w:val="left"/>
             </w:pPr>
             <w:r>
               <w:rPr>
                 <w:rFonts w:hint="eastAsia"/>
               </w:rPr>
-              <w:t xml:space="preserve">扫清阅读障碍，确保理解文章在讲一个什么样的故事或道理。</w:t>
+              <w:lastRenderedPageBreak/>
+              <w:t>扫清阅读障碍，确保理解文章在讲一个什么样的故</w:t>
+            </w:r>
+            <w:r>
+              <w:rPr>
+                <w:rFonts w:hint="eastAsia"/>
+              </w:rPr>
+              <w:lastRenderedPageBreak/>
+              <w:t>事或道理。</w:t>
             </w:r>
           </w:p>
         </w:tc>
       </w:tr>
       <w:tr>
         <w:tc>
-          <w:tcPr/>
+          <w:tcPr>
+            <w:tcW w:w="2640" w:type="dxa"/>
+          </w:tcPr>
           <w:p>
             <w:pPr>
               <w:pStyle w:val="Compact"/>
-              <w:jc w:val="left"/>
             </w:pPr>
             <w:r>
               <w:rPr>
@@ -1142,48 +1389,52 @@
                 <w:b/>
                 <w:bCs/>
               </w:rPr>
-              <w:t xml:space="preserve">第二步：对位题目，寻找答案</w:t>
+              <w:lastRenderedPageBreak/>
+              <w:t>第二步：对位题目，寻找答案</w:t>
             </w:r>
           </w:p>
         </w:tc>
         <w:tc>
-          <w:tcPr/>
+          <w:tcPr>
+            <w:tcW w:w="2640" w:type="dxa"/>
+          </w:tcPr>
           <w:p>
             <w:pPr>
               <w:pStyle w:val="Compact"/>
-              <w:jc w:val="left"/>
             </w:pPr>
             <w:r>
               <w:rPr>
                 <w:rFonts w:hint="eastAsia"/>
               </w:rPr>
-              <w:t xml:space="preserve">阅读题目，将题干翻译成现代文，然后回到自己翻译好的白话文版本中，找到对应的句子或段落。</w:t>
+              <w:t>阅读题目，将题干翻译成现代文，然后回到自己翻译好的白话文版本中，找到对应的句子或段落。</w:t>
             </w:r>
           </w:p>
         </w:tc>
         <w:tc>
-          <w:tcPr/>
+          <w:tcPr>
+            <w:tcW w:w="2640" w:type="dxa"/>
+          </w:tcPr>
           <w:p>
             <w:pPr>
               <w:pStyle w:val="Compact"/>
-              <w:jc w:val="left"/>
             </w:pPr>
             <w:r>
               <w:rPr>
                 <w:rFonts w:hint="eastAsia"/>
               </w:rPr>
-              <w:t xml:space="preserve">在自己能看懂的“地图”上找答案，而不是在“天书”里瞎蒙。</w:t>
+              <w:t>在自己能看懂的“地图”上找答案，而不是在“天书”里瞎蒙。</w:t>
             </w:r>
           </w:p>
         </w:tc>
       </w:tr>
       <w:tr>
         <w:tc>
-          <w:tcPr/>
+          <w:tcPr>
+            <w:tcW w:w="2640" w:type="dxa"/>
+          </w:tcPr>
           <w:p>
             <w:pPr>
               <w:pStyle w:val="Compact"/>
-              <w:jc w:val="left"/>
             </w:pPr>
             <w:r>
               <w:rPr>
@@ -1191,53 +1442,97 @@
                 <w:b/>
                 <w:bCs/>
               </w:rPr>
-              <w:t xml:space="preserve">第三步：归纳主旨，提炼思想</w:t>
+              <w:t>第三步：归纳主旨，提炼思想</w:t>
             </w:r>
           </w:p>
         </w:tc>
         <w:tc>
-          <w:tcPr/>
+          <w:tcPr>
+            <w:tcW w:w="2640" w:type="dxa"/>
+          </w:tcPr>
           <w:p>
             <w:pPr>
               <w:pStyle w:val="Compact"/>
-              <w:jc w:val="left"/>
             </w:pPr>
             <w:r>
               <w:rPr>
                 <w:rFonts w:hint="eastAsia"/>
               </w:rPr>
-              <w:t xml:space="preserve">通读全文后，思考文章赞扬了什么样的人/品质，批评了什么，或者阐述了什么道理。</w:t>
+              <w:t>通读全文后，思考文章赞扬了什么样的人</w:t>
+            </w:r>
+            <w:r>
+              <w:rPr>
+                <w:rFonts w:hint="eastAsia"/>
+              </w:rPr>
+              <w:t>/</w:t>
+            </w:r>
+            <w:r>
+              <w:rPr>
+                <w:rFonts w:hint="eastAsia"/>
+              </w:rPr>
+              <w:t>品质，批评了什么，或者阐述了什么道理。</w:t>
             </w:r>
           </w:p>
         </w:tc>
         <w:tc>
-          <w:tcPr/>
+          <w:tcPr>
+            <w:tcW w:w="2640" w:type="dxa"/>
+          </w:tcPr>
           <w:p>
             <w:pPr>
               <w:pStyle w:val="Compact"/>
-              <w:jc w:val="left"/>
             </w:pPr>
             <w:r>
               <w:rPr>
                 <w:rFonts w:hint="eastAsia"/>
               </w:rPr>
-              <w:t xml:space="preserve">抓住文章的中心思想，这是解答主旨题和开放题的关键。</w:t>
+              <w:t>抓住文章的中心思想，这是解答主旨题和开放题的关键。</w:t>
             </w:r>
           </w:p>
         </w:tc>
       </w:tr>
     </w:tbl>
-    <w:bookmarkEnd w:id="26"/>
-    <w:bookmarkStart w:id="27" w:name="实词虚词句式积累sop"/>
-    <w:p>
-      <w:pPr>
-        <w:pStyle w:val="Heading3"/>
-      </w:pPr>
-      <w:r>
-        <w:rPr>
-          <w:rFonts w:hint="eastAsia"/>
-        </w:rPr>
-        <w:t xml:space="preserve">实词/虚词/句式积累SOP</w:t>
+    <w:p>
+      <w:pPr>
+        <w:pStyle w:val="3"/>
+      </w:pPr>
+      <w:bookmarkStart w:id="9" w:name="实词虚词句式积累sop"/>
+      <w:bookmarkEnd w:id="8"/>
+      <w:r>
+        <w:rPr>
+          <w:rFonts w:hint="eastAsia"/>
+        </w:rPr>
+        <w:t>实词</w:t>
+      </w:r>
+      <w:r>
+        <w:rPr>
+          <w:rFonts w:hint="eastAsia"/>
+        </w:rPr>
+        <w:t>/</w:t>
+      </w:r>
+      <w:r>
+        <w:rPr>
+          <w:rFonts w:hint="eastAsia"/>
+        </w:rPr>
+        <w:t>虚词</w:t>
+      </w:r>
+      <w:r>
+        <w:rPr>
+          <w:rFonts w:hint="eastAsia"/>
+        </w:rPr>
+        <w:t>/</w:t>
+      </w:r>
+      <w:r>
+        <w:rPr>
+          <w:rFonts w:hint="eastAsia"/>
+        </w:rPr>
+        <w:t>句式积累</w:t>
+      </w:r>
+      <w:r>
+        <w:rPr>
+          <w:rFonts w:hint="eastAsia"/>
+        </w:rPr>
+        <w:t>SOP</w:t>
       </w:r>
     </w:p>
     <w:p>
@@ -1245,7 +1540,7 @@
         <w:pStyle w:val="Compact"/>
         <w:numPr>
           <w:ilvl w:val="0"/>
-          <w:numId w:val="1008"/>
+          <w:numId w:val="9"/>
         </w:numPr>
       </w:pPr>
       <w:r>
@@ -1254,43 +1549,31 @@
           <w:b/>
           <w:bCs/>
         </w:rPr>
-        <w:t xml:space="preserve">分类整理</w:t>
-      </w:r>
-      <w:r>
-        <w:rPr>
-          <w:rFonts w:hint="eastAsia"/>
-        </w:rPr>
-        <w:t xml:space="preserve">：准备一个活页本，分为“通假字”、</w:t>
-      </w:r>
-      <w:r>
-        <w:rPr>
-          <w:rFonts w:hint="eastAsia"/>
-        </w:rPr>
-        <w:t xml:space="preserve">“一词多义”</w:t>
-      </w:r>
-      <w:r>
-        <w:t xml:space="preserve">、</w:t>
-      </w:r>
-      <w:r>
-        <w:rPr>
-          <w:rFonts w:hint="eastAsia"/>
-        </w:rPr>
-        <w:t xml:space="preserve">“古今异义”</w:t>
-      </w:r>
-      <w:r>
-        <w:t xml:space="preserve">、</w:t>
-      </w:r>
-      <w:r>
-        <w:rPr>
-          <w:rFonts w:hint="eastAsia"/>
-        </w:rPr>
-        <w:t xml:space="preserve">“特殊句式”</w:t>
-      </w:r>
-      <w:r>
-        <w:rPr>
-          <w:rFonts w:hint="eastAsia"/>
-        </w:rPr>
-        <w:t xml:space="preserve">等模块。</w:t>
+        <w:t>分类整理</w:t>
+      </w:r>
+      <w:r>
+        <w:rPr>
+          <w:rFonts w:hint="eastAsia"/>
+        </w:rPr>
+        <w:t>：准备一个活页本，分为“通假字”、“一词多义”</w:t>
+      </w:r>
+      <w:r>
+        <w:t>、</w:t>
+      </w:r>
+      <w:r>
+        <w:rPr>
+          <w:rFonts w:hint="eastAsia"/>
+        </w:rPr>
+        <w:t>“古今异义”</w:t>
+      </w:r>
+      <w:r>
+        <w:t>、</w:t>
+      </w:r>
+      <w:r>
+        <w:rPr>
+          <w:rFonts w:hint="eastAsia"/>
+        </w:rPr>
+        <w:t>“特殊句式”等模块。</w:t>
       </w:r>
     </w:p>
     <w:p>
@@ -1298,7 +1581,7 @@
         <w:pStyle w:val="Compact"/>
         <w:numPr>
           <w:ilvl w:val="0"/>
-          <w:numId w:val="1008"/>
+          <w:numId w:val="9"/>
         </w:numPr>
       </w:pPr>
       <w:r>
@@ -1307,13 +1590,13 @@
           <w:b/>
           <w:bCs/>
         </w:rPr>
-        <w:t xml:space="preserve">随堂记录</w:t>
-      </w:r>
-      <w:r>
-        <w:rPr>
-          <w:rFonts w:hint="eastAsia"/>
-        </w:rPr>
-        <w:t xml:space="preserve">：每当老师讲到一个新的知识点，立刻记录到对应的模块中。</w:t>
+        <w:t>随堂记录</w:t>
+      </w:r>
+      <w:r>
+        <w:rPr>
+          <w:rFonts w:hint="eastAsia"/>
+        </w:rPr>
+        <w:t>：每当老师讲到一个新的知识点，立刻记录到对应的模块中。</w:t>
       </w:r>
     </w:p>
     <w:p>
@@ -1321,7 +1604,7 @@
         <w:pStyle w:val="Compact"/>
         <w:numPr>
           <w:ilvl w:val="0"/>
-          <w:numId w:val="1008"/>
+          <w:numId w:val="9"/>
         </w:numPr>
       </w:pPr>
       <w:r>
@@ -1330,13 +1613,37 @@
           <w:b/>
           <w:bCs/>
         </w:rPr>
-        <w:t xml:space="preserve">例句为王</w:t>
-      </w:r>
-      <w:r>
-        <w:rPr>
-          <w:rFonts w:hint="eastAsia"/>
-        </w:rPr>
-        <w:t xml:space="preserve">：不要只记“之：的/它/主谓之间”，而要记一个完整的例句，如“学而时习之”。通过例句来理解用法。</w:t>
+        <w:t>例句为王</w:t>
+      </w:r>
+      <w:r>
+        <w:rPr>
+          <w:rFonts w:hint="eastAsia"/>
+        </w:rPr>
+        <w:t>：不要只记“之：的</w:t>
+      </w:r>
+      <w:r>
+        <w:rPr>
+          <w:rFonts w:hint="eastAsia"/>
+        </w:rPr>
+        <w:t>/</w:t>
+      </w:r>
+      <w:r>
+        <w:rPr>
+          <w:rFonts w:hint="eastAsia"/>
+        </w:rPr>
+        <w:t>它</w:t>
+      </w:r>
+      <w:r>
+        <w:rPr>
+          <w:rFonts w:hint="eastAsia"/>
+        </w:rPr>
+        <w:t>/</w:t>
+      </w:r>
+      <w:r>
+        <w:rPr>
+          <w:rFonts w:hint="eastAsia"/>
+        </w:rPr>
+        <w:t>主谓之间”，而要记一个完整的例句，如“学而时习之”。通过例句来理解用法。</w:t>
       </w:r>
     </w:p>
     <w:p>
@@ -1344,7 +1651,7 @@
         <w:pStyle w:val="Compact"/>
         <w:numPr>
           <w:ilvl w:val="0"/>
-          <w:numId w:val="1008"/>
+          <w:numId w:val="9"/>
         </w:numPr>
       </w:pPr>
       <w:r>
@@ -1353,64 +1660,920 @@
           <w:b/>
           <w:bCs/>
         </w:rPr>
-        <w:t xml:space="preserve">高频优先</w:t>
-      </w:r>
-      <w:r>
-        <w:rPr>
-          <w:rFonts w:hint="eastAsia"/>
-        </w:rPr>
-        <w:t xml:space="preserve">：重点记忆“之乎者也矣焉哉”等最高频的虚词。</w:t>
-      </w:r>
-    </w:p>
-    <w:p>
-      <w:r>
-        <w:pict>
-          <v:rect style="width:0;height:1.5pt" o:hralign="center" o:hrstd="t" o:hr="t"/>
+        <w:t>高频优先</w:t>
+      </w:r>
+      <w:r>
+        <w:rPr>
+          <w:rFonts w:hint="eastAsia"/>
+        </w:rPr>
+        <w:t>：重点记忆“之乎者也矣焉哉”等最高频的虚词。</w:t>
+      </w:r>
+    </w:p>
+    <w:p>
+      <w:r>
+        <w:pict w14:anchorId="0F0EB029">
+          <v:rect id="_x0000_i1027" style="width:0;height:1.5pt" o:hralign="center" o:hrstd="t" o:hr="t"/>
         </w:pict>
       </w:r>
     </w:p>
-    <w:bookmarkEnd w:id="27"/>
-    <w:bookmarkEnd w:id="28"/>
-    <w:bookmarkStart w:id="31" w:name="专题三考场作文升格sop---凤头-猪肚-豹尾结构法"/>
-    <w:p>
-      <w:pPr>
-        <w:pStyle w:val="Heading2"/>
-      </w:pPr>
-      <w:r>
-        <w:rPr>
-          <w:rFonts w:hint="eastAsia"/>
-        </w:rPr>
-        <w:t xml:space="preserve">专题三：考场作文升格SOP</w:t>
-      </w:r>
-      <w:r>
-        <w:t xml:space="preserve"> -</w:t>
+    <w:p>
+      <w:pPr>
+        <w:pStyle w:val="2"/>
+      </w:pPr>
+      <w:bookmarkStart w:id="10" w:name="专题三考场作文升格sop---凤头-猪肚-豹尾结构法"/>
+      <w:bookmarkEnd w:id="9"/>
+      <w:bookmarkEnd w:id="6"/>
+      <w:r>
+        <w:rPr>
+          <w:rFonts w:hint="eastAsia"/>
+        </w:rPr>
+        <w:t>专题三：考场作文升格</w:t>
+      </w:r>
+      <w:r>
+        <w:rPr>
+          <w:rFonts w:hint="eastAsia"/>
+        </w:rPr>
+        <w:t>SOP</w:t>
+      </w:r>
+      <w:r>
+        <w:t xml:space="preserve"> - </w:t>
+      </w:r>
+      <w:r>
+        <w:rPr>
+          <w:rFonts w:hint="eastAsia"/>
+        </w:rPr>
+        <w:t>“凤头</w:t>
+      </w:r>
+      <w:r>
+        <w:rPr>
+          <w:rFonts w:hint="eastAsia"/>
+        </w:rPr>
+        <w:t>-</w:t>
+      </w:r>
+      <w:r>
+        <w:rPr>
+          <w:rFonts w:hint="eastAsia"/>
+        </w:rPr>
+        <w:t>猪肚</w:t>
+      </w:r>
+      <w:r>
+        <w:rPr>
+          <w:rFonts w:hint="eastAsia"/>
+        </w:rPr>
+        <w:t>-</w:t>
+      </w:r>
+      <w:r>
+        <w:rPr>
+          <w:rFonts w:hint="eastAsia"/>
+        </w:rPr>
+        <w:t>豹尾”结构法</w:t>
+      </w:r>
+    </w:p>
+    <w:p>
+      <w:pPr>
+        <w:pStyle w:val="3"/>
+      </w:pPr>
+      <w:bookmarkStart w:id="11" w:name="难点解析-2"/>
+      <w:r>
+        <w:rPr>
+          <w:rFonts w:hint="eastAsia"/>
+        </w:rPr>
+        <w:t>难点解析</w:t>
+      </w:r>
+    </w:p>
+    <w:p>
+      <w:pPr>
+        <w:pStyle w:val="FirstParagraph"/>
+      </w:pPr>
+      <w:r>
+        <w:rPr>
+          <w:rFonts w:hint="eastAsia"/>
+        </w:rPr>
+        <w:t>作文分数拉不开，主要是因为结构混乱、语言平淡、思想浅薄。</w:t>
+      </w:r>
+    </w:p>
+    <w:p>
+      <w:pPr>
+        <w:pStyle w:val="3"/>
+      </w:pPr>
+      <w:bookmarkStart w:id="12" w:name="sop审题立意-搭建框架-填充血肉-优化语言"/>
+      <w:bookmarkEnd w:id="11"/>
+      <w:r>
+        <w:rPr>
+          <w:rFonts w:hint="eastAsia"/>
+        </w:rPr>
+        <w:t>SOP</w:t>
+      </w:r>
+      <w:r>
+        <w:rPr>
+          <w:rFonts w:hint="eastAsia"/>
+        </w:rPr>
+        <w:t>：“审题立意</w:t>
+      </w:r>
+      <w:r>
+        <w:t xml:space="preserve"> → </w:t>
+      </w:r>
+      <w:r>
+        <w:rPr>
+          <w:rFonts w:hint="eastAsia"/>
+        </w:rPr>
+        <w:t>搭建框架</w:t>
+      </w:r>
+      <w:r>
+        <w:t xml:space="preserve"> → </w:t>
+      </w:r>
+      <w:r>
+        <w:rPr>
+          <w:rFonts w:hint="eastAsia"/>
+        </w:rPr>
+        <w:t>填充血肉</w:t>
+      </w:r>
+      <w:r>
+        <w:t xml:space="preserve"> → </w:t>
+      </w:r>
+      <w:r>
+        <w:rPr>
+          <w:rFonts w:hint="eastAsia"/>
+        </w:rPr>
+        <w:t>优化语言”</w:t>
+      </w:r>
+    </w:p>
+    <w:p>
+      <w:pPr>
+        <w:pStyle w:val="FirstParagraph"/>
+      </w:pPr>
+      <w:r>
+        <w:rPr>
+          <w:rFonts w:hint="eastAsia"/>
+          <w:b/>
+          <w:bCs/>
+        </w:rPr>
+        <w:t>第一步：审题立意（</w:t>
+      </w:r>
+      <w:r>
+        <w:rPr>
+          <w:rFonts w:hint="eastAsia"/>
+          <w:b/>
+          <w:bCs/>
+        </w:rPr>
+        <w:t>5</w:t>
+      </w:r>
+      <w:r>
+        <w:rPr>
+          <w:rFonts w:hint="eastAsia"/>
+          <w:b/>
+          <w:bCs/>
+        </w:rPr>
+        <w:t>分钟）</w:t>
+      </w:r>
+      <w:r>
+        <w:rPr>
+          <w:b/>
+          <w:bCs/>
+        </w:rPr>
+        <w:t xml:space="preserve"> - </w:t>
+      </w:r>
+      <w:r>
+        <w:rPr>
+          <w:rFonts w:hint="eastAsia"/>
+          <w:b/>
+          <w:bCs/>
+        </w:rPr>
+        <w:t>决定作文的“灵魂”</w:t>
+      </w:r>
+      <w:r>
+        <w:t xml:space="preserve"> 1. </w:t>
+      </w:r>
+      <w:r>
+        <w:rPr>
+          <w:rFonts w:hint="eastAsia"/>
+          <w:b/>
+          <w:bCs/>
+        </w:rPr>
+        <w:t>圈关键词</w:t>
+      </w:r>
+      <w:r>
+        <w:rPr>
+          <w:rFonts w:hint="eastAsia"/>
+        </w:rPr>
+        <w:t>：明确题目要求写什么（对象、范围、文体）。</w:t>
+      </w:r>
+      <w:r>
+        <w:t xml:space="preserve"> 2. </w:t>
+      </w:r>
+      <w:r>
+        <w:rPr>
+          <w:rFonts w:hint="eastAsia"/>
+          <w:b/>
+          <w:bCs/>
+        </w:rPr>
+        <w:t>化虚为实</w:t>
+      </w:r>
+      <w:r>
+        <w:rPr>
+          <w:rFonts w:hint="eastAsia"/>
+        </w:rPr>
+        <w:t>：将抽象的题目（如“温暖”、“担当”）转化为一个具体的人、一件事、一个场景。</w:t>
+      </w:r>
+      <w:r>
+        <w:t xml:space="preserve"> 3. </w:t>
+      </w:r>
+      <w:r>
+        <w:rPr>
+          <w:rFonts w:hint="eastAsia"/>
+          <w:b/>
+          <w:bCs/>
+        </w:rPr>
+        <w:t>立意求深</w:t>
+      </w:r>
+      <w:r>
+        <w:rPr>
+          <w:rFonts w:hint="eastAsia"/>
+        </w:rPr>
+        <w:t>：不要停留在“我得到了温暖”，而要思考“这份温暖让我明白了什么道理</w:t>
+      </w:r>
+      <w:r>
+        <w:rPr>
+          <w:rFonts w:hint="eastAsia"/>
+        </w:rPr>
+        <w:t>/</w:t>
+      </w:r>
+      <w:r>
+        <w:rPr>
+          <w:rFonts w:hint="eastAsia"/>
+        </w:rPr>
+        <w:t>带来了什么改变”。</w:t>
+      </w:r>
+    </w:p>
+    <w:p>
+      <w:pPr>
+        <w:pStyle w:val="a0"/>
+      </w:pPr>
+      <w:r>
+        <w:rPr>
+          <w:rFonts w:hint="eastAsia"/>
+          <w:b/>
+          <w:bCs/>
+        </w:rPr>
+        <w:t>第二步：搭建框架（</w:t>
+      </w:r>
+      <w:r>
+        <w:rPr>
+          <w:rFonts w:hint="eastAsia"/>
+          <w:b/>
+          <w:bCs/>
+        </w:rPr>
+        <w:t>5</w:t>
+      </w:r>
+      <w:r>
+        <w:rPr>
+          <w:rFonts w:hint="eastAsia"/>
+          <w:b/>
+          <w:bCs/>
+        </w:rPr>
+        <w:t>分钟）</w:t>
+      </w:r>
+      <w:r>
+        <w:rPr>
+          <w:b/>
+          <w:bCs/>
+        </w:rPr>
+        <w:t xml:space="preserve"> - </w:t>
+      </w:r>
+      <w:r>
+        <w:rPr>
+          <w:rFonts w:hint="eastAsia"/>
+          <w:b/>
+          <w:bCs/>
+        </w:rPr>
+        <w:t>打造作文的“骨架”</w:t>
+      </w:r>
+      <w:r>
+        <w:t xml:space="preserve"> * </w:t>
+      </w:r>
+      <w:r>
+        <w:rPr>
+          <w:rFonts w:hint="eastAsia"/>
+          <w:b/>
+          <w:bCs/>
+        </w:rPr>
+        <w:t>凤头（开头，约</w:t>
+      </w:r>
+      <w:r>
+        <w:rPr>
+          <w:rFonts w:hint="eastAsia"/>
+          <w:b/>
+          <w:bCs/>
+        </w:rPr>
+        <w:t>80-100</w:t>
+      </w:r>
+      <w:r>
+        <w:rPr>
+          <w:rFonts w:hint="eastAsia"/>
+          <w:b/>
+          <w:bCs/>
+        </w:rPr>
+        <w:t>字）</w:t>
+      </w:r>
+      <w:r>
+        <w:rPr>
+          <w:rFonts w:hint="eastAsia"/>
+        </w:rPr>
+        <w:t>：</w:t>
+      </w:r>
+      <w:r>
+        <w:t xml:space="preserve"> * </w:t>
+      </w:r>
+      <w:r>
+        <w:rPr>
+          <w:b/>
+          <w:bCs/>
+        </w:rPr>
+        <w:t>SOP</w:t>
+      </w:r>
+      <w:r>
+        <w:rPr>
+          <w:rFonts w:hint="eastAsia"/>
+        </w:rPr>
+        <w:t>：</w:t>
+      </w:r>
+      <w:r>
+        <w:rPr>
+          <w:rStyle w:val="VerbatimChar"/>
+          <w:rFonts w:hint="eastAsia"/>
+        </w:rPr>
+        <w:t>引用名言</w:t>
+      </w:r>
+      <w:r>
+        <w:rPr>
+          <w:rStyle w:val="VerbatimChar"/>
+          <w:rFonts w:hint="eastAsia"/>
+        </w:rPr>
+        <w:t>/</w:t>
+      </w:r>
+      <w:r>
+        <w:rPr>
+          <w:rStyle w:val="VerbatimChar"/>
+          <w:rFonts w:hint="eastAsia"/>
+        </w:rPr>
+        <w:t>设置悬念</w:t>
+      </w:r>
+      <w:r>
+        <w:rPr>
+          <w:rStyle w:val="VerbatimChar"/>
+          <w:rFonts w:hint="eastAsia"/>
+        </w:rPr>
+        <w:t>/</w:t>
+      </w:r>
+      <w:r>
+        <w:rPr>
+          <w:rStyle w:val="VerbatimChar"/>
+          <w:rFonts w:hint="eastAsia"/>
+        </w:rPr>
+        <w:t>景物描写</w:t>
+      </w:r>
+      <w:r>
+        <w:rPr>
+          <w:rStyle w:val="VerbatimChar"/>
+        </w:rPr>
+        <w:t xml:space="preserve"> + </w:t>
+      </w:r>
+      <w:r>
+        <w:rPr>
+          <w:rStyle w:val="VerbatimChar"/>
+          <w:rFonts w:hint="eastAsia"/>
+        </w:rPr>
+        <w:t>亮明中心论点</w:t>
+      </w:r>
+      <w:r>
+        <w:rPr>
+          <w:rStyle w:val="VerbatimChar"/>
+          <w:rFonts w:hint="eastAsia"/>
+        </w:rPr>
+        <w:t>/</w:t>
+      </w:r>
+      <w:r>
+        <w:rPr>
+          <w:rStyle w:val="VerbatimChar"/>
+          <w:rFonts w:hint="eastAsia"/>
+        </w:rPr>
+        <w:t>引出下文</w:t>
+      </w:r>
+      <w:r>
+        <w:rPr>
+          <w:rFonts w:hint="eastAsia"/>
+        </w:rPr>
+        <w:t>。目标是迅速吸引眼球。</w:t>
+      </w:r>
+      <w:r>
+        <w:t xml:space="preserve"> * </w:t>
+      </w:r>
+      <w:r>
+        <w:rPr>
+          <w:rFonts w:hint="eastAsia"/>
+          <w:b/>
+          <w:bCs/>
+        </w:rPr>
+        <w:t>猪肚（主体，约</w:t>
+      </w:r>
+      <w:r>
+        <w:rPr>
+          <w:rFonts w:hint="eastAsia"/>
+          <w:b/>
+          <w:bCs/>
+        </w:rPr>
+        <w:t>400-500</w:t>
+      </w:r>
+      <w:r>
+        <w:rPr>
+          <w:rFonts w:hint="eastAsia"/>
+          <w:b/>
+          <w:bCs/>
+        </w:rPr>
+        <w:t>字）</w:t>
+      </w:r>
+      <w:r>
+        <w:rPr>
+          <w:rFonts w:hint="eastAsia"/>
+        </w:rPr>
+        <w:t>：</w:t>
+      </w:r>
+      <w:r>
+        <w:t xml:space="preserve"> * </w:t>
+      </w:r>
+      <w:r>
+        <w:rPr>
+          <w:rFonts w:hint="eastAsia"/>
+          <w:b/>
+          <w:bCs/>
+        </w:rPr>
+        <w:t>记叙文</w:t>
+      </w:r>
+      <w:r>
+        <w:rPr>
+          <w:rFonts w:hint="eastAsia"/>
+          <w:b/>
+          <w:bCs/>
+        </w:rPr>
+        <w:t>SOP</w:t>
+      </w:r>
+      <w:r>
+        <w:rPr>
+          <w:rFonts w:hint="eastAsia"/>
+        </w:rPr>
+        <w:t>：</w:t>
+      </w:r>
+      <w:r>
+        <w:rPr>
+          <w:rStyle w:val="VerbatimChar"/>
+          <w:rFonts w:hint="eastAsia"/>
+        </w:rPr>
+        <w:t>分镜头法</w:t>
+      </w:r>
+      <w:r>
+        <w:rPr>
+          <w:rFonts w:hint="eastAsia"/>
+        </w:rPr>
+        <w:t>。选取</w:t>
+      </w:r>
+      <w:r>
+        <w:rPr>
+          <w:rFonts w:hint="eastAsia"/>
+        </w:rPr>
+        <w:t>2-3</w:t>
+      </w:r>
+      <w:r>
+        <w:rPr>
+          <w:rFonts w:hint="eastAsia"/>
+        </w:rPr>
+        <w:t>个最典型的场景（片段），进行细致描写，而不是平铺直叙。注意运用肖像、动作、语言、神态、心理描写。</w:t>
+      </w:r>
+      <w:r>
+        <w:t xml:space="preserve"> * </w:t>
+      </w:r>
+      <w:r>
+        <w:rPr>
+          <w:rFonts w:hint="eastAsia"/>
+          <w:b/>
+          <w:bCs/>
+        </w:rPr>
+        <w:t>议论文</w:t>
+      </w:r>
+      <w:r>
+        <w:rPr>
+          <w:rFonts w:hint="eastAsia"/>
+          <w:b/>
+          <w:bCs/>
+        </w:rPr>
+        <w:t>SOP</w:t>
+      </w:r>
+      <w:r>
+        <w:rPr>
+          <w:rFonts w:hint="eastAsia"/>
+        </w:rPr>
+        <w:t>：</w:t>
+      </w:r>
+      <w:r>
+        <w:rPr>
+          <w:rStyle w:val="VerbatimChar"/>
+          <w:rFonts w:hint="eastAsia"/>
+        </w:rPr>
+        <w:t>分论点法</w:t>
+      </w:r>
+      <w:r>
+        <w:rPr>
+          <w:rFonts w:hint="eastAsia"/>
+        </w:rPr>
+        <w:t>。设置</w:t>
+      </w:r>
+      <w:r>
+        <w:rPr>
+          <w:rFonts w:hint="eastAsia"/>
+        </w:rPr>
+        <w:t>2-3</w:t>
+      </w:r>
+      <w:r>
+        <w:rPr>
+          <w:rFonts w:hint="eastAsia"/>
+        </w:rPr>
+        <w:t>个分论点，每个分论点采用</w:t>
       </w:r>
       <w:r>
         <w:t xml:space="preserve"> </w:t>
       </w:r>
       <w:r>
         <w:rPr>
-          <w:rFonts w:hint="eastAsia"/>
-        </w:rPr>
-        <w:t xml:space="preserve">“凤头-猪肚-豹尾”</w:t>
-      </w:r>
-      <w:r>
-        <w:rPr>
-          <w:rFonts w:hint="eastAsia"/>
-        </w:rPr>
-        <w:t xml:space="preserve">结构法</w:t>
-      </w:r>
-    </w:p>
-    <w:bookmarkStart w:id="29" w:name="难点解析-2"/>
-    <w:p>
-      <w:pPr>
-        <w:pStyle w:val="Heading3"/>
-      </w:pPr>
-      <w:r>
-        <w:rPr>
-          <w:rFonts w:hint="eastAsia"/>
-        </w:rPr>
-        <w:t xml:space="preserve">难点解析</w:t>
+          <w:rStyle w:val="VerbatimChar"/>
+          <w:rFonts w:hint="eastAsia"/>
+        </w:rPr>
+        <w:lastRenderedPageBreak/>
+        <w:t>分论点</w:t>
+      </w:r>
+      <w:r>
+        <w:rPr>
+          <w:rStyle w:val="VerbatimChar"/>
+        </w:rPr>
+        <w:t xml:space="preserve"> + </w:t>
+      </w:r>
+      <w:r>
+        <w:rPr>
+          <w:rStyle w:val="VerbatimChar"/>
+          <w:rFonts w:hint="eastAsia"/>
+        </w:rPr>
+        <w:t>事例论据</w:t>
+      </w:r>
+      <w:r>
+        <w:rPr>
+          <w:rStyle w:val="VerbatimChar"/>
+        </w:rPr>
+        <w:t xml:space="preserve"> + </w:t>
+      </w:r>
+      <w:r>
+        <w:rPr>
+          <w:rStyle w:val="VerbatimChar"/>
+          <w:rFonts w:hint="eastAsia"/>
+        </w:rPr>
+        <w:t>道理论证</w:t>
+      </w:r>
+      <w:r>
+        <w:rPr>
+          <w:rStyle w:val="VerbatimChar"/>
+        </w:rPr>
+        <w:t xml:space="preserve"> + </w:t>
+      </w:r>
+      <w:r>
+        <w:rPr>
+          <w:rStyle w:val="VerbatimChar"/>
+          <w:rFonts w:hint="eastAsia"/>
+        </w:rPr>
+        <w:t>总结</w:t>
+      </w:r>
+      <w:r>
+        <w:t xml:space="preserve"> </w:t>
+      </w:r>
+      <w:r>
+        <w:rPr>
+          <w:rFonts w:hint="eastAsia"/>
+        </w:rPr>
+        <w:t>的结构。</w:t>
+      </w:r>
+      <w:r>
+        <w:t xml:space="preserve"> * </w:t>
+      </w:r>
+      <w:r>
+        <w:rPr>
+          <w:rFonts w:hint="eastAsia"/>
+          <w:b/>
+          <w:bCs/>
+        </w:rPr>
+        <w:t>豹尾（结尾，约</w:t>
+      </w:r>
+      <w:r>
+        <w:rPr>
+          <w:rFonts w:hint="eastAsia"/>
+          <w:b/>
+          <w:bCs/>
+        </w:rPr>
+        <w:t>80-100</w:t>
+      </w:r>
+      <w:r>
+        <w:rPr>
+          <w:rFonts w:hint="eastAsia"/>
+          <w:b/>
+          <w:bCs/>
+        </w:rPr>
+        <w:t>字）</w:t>
+      </w:r>
+      <w:r>
+        <w:rPr>
+          <w:rFonts w:hint="eastAsia"/>
+        </w:rPr>
+        <w:t>：</w:t>
+      </w:r>
+      <w:r>
+        <w:t xml:space="preserve"> * </w:t>
+      </w:r>
+      <w:r>
+        <w:rPr>
+          <w:b/>
+          <w:bCs/>
+        </w:rPr>
+        <w:t>SOP</w:t>
+      </w:r>
+      <w:r>
+        <w:rPr>
+          <w:rFonts w:hint="eastAsia"/>
+        </w:rPr>
+        <w:t>：</w:t>
+      </w:r>
+      <w:r>
+        <w:rPr>
+          <w:rStyle w:val="VerbatimChar"/>
+          <w:rFonts w:hint="eastAsia"/>
+        </w:rPr>
+        <w:t>总结全文</w:t>
+      </w:r>
+      <w:r>
+        <w:rPr>
+          <w:rStyle w:val="VerbatimChar"/>
+        </w:rPr>
+        <w:t xml:space="preserve"> + </w:t>
+      </w:r>
+      <w:r>
+        <w:rPr>
+          <w:rStyle w:val="VerbatimChar"/>
+          <w:rFonts w:hint="eastAsia"/>
+        </w:rPr>
+        <w:t>升华主旨（照应开头</w:t>
+      </w:r>
+      <w:r>
+        <w:rPr>
+          <w:rStyle w:val="VerbatimChar"/>
+          <w:rFonts w:hint="eastAsia"/>
+        </w:rPr>
+        <w:t>/</w:t>
+      </w:r>
+      <w:r>
+        <w:rPr>
+          <w:rStyle w:val="VerbatimChar"/>
+          <w:rFonts w:hint="eastAsia"/>
+        </w:rPr>
+        <w:t>发出呼吁</w:t>
+      </w:r>
+      <w:r>
+        <w:rPr>
+          <w:rStyle w:val="VerbatimChar"/>
+          <w:rFonts w:hint="eastAsia"/>
+        </w:rPr>
+        <w:t>/</w:t>
+      </w:r>
+      <w:r>
+        <w:rPr>
+          <w:rStyle w:val="VerbatimChar"/>
+          <w:rFonts w:hint="eastAsia"/>
+        </w:rPr>
+        <w:t>引用名言）</w:t>
+      </w:r>
+      <w:r>
+        <w:rPr>
+          <w:rFonts w:hint="eastAsia"/>
+        </w:rPr>
+        <w:t>。目标是干脆利落，余音绕梁。</w:t>
+      </w:r>
+    </w:p>
+    <w:p>
+      <w:pPr>
+        <w:pStyle w:val="a0"/>
+      </w:pPr>
+      <w:r>
+        <w:rPr>
+          <w:rFonts w:hint="eastAsia"/>
+          <w:b/>
+          <w:bCs/>
+        </w:rPr>
+        <w:t>第三步：填充血肉（</w:t>
+      </w:r>
+      <w:r>
+        <w:rPr>
+          <w:rFonts w:hint="eastAsia"/>
+          <w:b/>
+          <w:bCs/>
+        </w:rPr>
+        <w:t>30</w:t>
+      </w:r>
+      <w:r>
+        <w:rPr>
+          <w:rFonts w:hint="eastAsia"/>
+          <w:b/>
+          <w:bCs/>
+        </w:rPr>
+        <w:t>分钟）</w:t>
+      </w:r>
+      <w:r>
+        <w:rPr>
+          <w:b/>
+          <w:bCs/>
+        </w:rPr>
+        <w:t xml:space="preserve"> - </w:t>
+      </w:r>
+      <w:r>
+        <w:rPr>
+          <w:rFonts w:hint="eastAsia"/>
+          <w:b/>
+          <w:bCs/>
+        </w:rPr>
+        <w:t>丰富作文的“细节”</w:t>
+      </w:r>
+      <w:r>
+        <w:t xml:space="preserve"> * </w:t>
+      </w:r>
+      <w:r>
+        <w:rPr>
+          <w:rFonts w:hint="eastAsia"/>
+          <w:b/>
+          <w:bCs/>
+        </w:rPr>
+        <w:t>多用感官</w:t>
+      </w:r>
+      <w:r>
+        <w:rPr>
+          <w:rFonts w:hint="eastAsia"/>
+        </w:rPr>
+        <w:t>：多写视觉、听觉、嗅觉、触觉的感受，让文字“活”起来。</w:t>
+      </w:r>
+      <w:r>
+        <w:t xml:space="preserve"> * </w:t>
+      </w:r>
+      <w:r>
+        <w:rPr>
+          <w:rFonts w:hint="eastAsia"/>
+          <w:b/>
+          <w:bCs/>
+        </w:rPr>
+        <w:t>选材要新</w:t>
+      </w:r>
+      <w:r>
+        <w:rPr>
+          <w:rFonts w:hint="eastAsia"/>
+        </w:rPr>
+        <w:t>：尽量避免“扶老奶奶过马路”等俗套素材，多从自己的真实生活、阅读积累、社会热点中寻找灵感。</w:t>
+      </w:r>
+    </w:p>
+    <w:p>
+      <w:pPr>
+        <w:pStyle w:val="a0"/>
+      </w:pPr>
+      <w:r>
+        <w:rPr>
+          <w:rFonts w:hint="eastAsia"/>
+          <w:b/>
+          <w:bCs/>
+        </w:rPr>
+        <w:t>第四步：优化语言（</w:t>
+      </w:r>
+      <w:r>
+        <w:rPr>
+          <w:rFonts w:hint="eastAsia"/>
+          <w:b/>
+          <w:bCs/>
+        </w:rPr>
+        <w:t>5</w:t>
+      </w:r>
+      <w:r>
+        <w:rPr>
+          <w:rFonts w:hint="eastAsia"/>
+          <w:b/>
+          <w:bCs/>
+        </w:rPr>
+        <w:t>分钟）</w:t>
+      </w:r>
+      <w:r>
+        <w:rPr>
+          <w:b/>
+          <w:bCs/>
+        </w:rPr>
+        <w:t xml:space="preserve"> - </w:t>
+      </w:r>
+      <w:r>
+        <w:rPr>
+          <w:rFonts w:hint="eastAsia"/>
+          <w:b/>
+          <w:bCs/>
+        </w:rPr>
+        <w:t>打磨作文的“文采”</w:t>
+      </w:r>
+      <w:r>
+        <w:t xml:space="preserve"> * </w:t>
+      </w:r>
+      <w:r>
+        <w:rPr>
+          <w:rFonts w:hint="eastAsia"/>
+        </w:rPr>
+        <w:t>检查错别字和病句。</w:t>
+      </w:r>
+      <w:r>
+        <w:t xml:space="preserve"> * </w:t>
+      </w:r>
+      <w:r>
+        <w:rPr>
+          <w:rFonts w:hint="eastAsia"/>
+        </w:rPr>
+        <w:t>将平淡的词语换成更生动的词语（如“走”→“踱步”</w:t>
+      </w:r>
+      <w:r>
+        <w:t>、</w:t>
+      </w:r>
+      <w:r>
+        <w:rPr>
+          <w:rFonts w:hint="eastAsia"/>
+        </w:rPr>
+        <w:t>“奔跑”</w:t>
+      </w:r>
+      <w:r>
+        <w:t>、</w:t>
+      </w:r>
+      <w:r>
+        <w:rPr>
+          <w:rFonts w:hint="eastAsia"/>
+        </w:rPr>
+        <w:t>“徜徉”）。</w:t>
+      </w:r>
+      <w:r>
+        <w:t xml:space="preserve"> * </w:t>
+      </w:r>
+      <w:r>
+        <w:rPr>
+          <w:rFonts w:hint="eastAsia"/>
+        </w:rPr>
+        <w:t>尝试使用比喻、拟人、排比等修辞手法，增加文采。</w:t>
+      </w:r>
+    </w:p>
+    <w:p>
+      <w:r>
+        <w:pict w14:anchorId="4188E0DF">
+          <v:rect id="_x0000_i1028" style="width:0;height:1.5pt" o:hralign="center" o:hrstd="t" o:hr="t"/>
+        </w:pict>
+      </w:r>
+    </w:p>
+    <w:p>
+      <w:pPr>
+        <w:pStyle w:val="2"/>
+      </w:pPr>
+      <w:bookmarkStart w:id="13" w:name="专题四基础知识积累sop---滚动式复习法"/>
+      <w:bookmarkEnd w:id="12"/>
+      <w:bookmarkEnd w:id="10"/>
+      <w:r>
+        <w:rPr>
+          <w:rFonts w:hint="eastAsia"/>
+        </w:rPr>
+        <w:t>专题四：基础知识积累</w:t>
+      </w:r>
+      <w:r>
+        <w:rPr>
+          <w:rFonts w:hint="eastAsia"/>
+        </w:rPr>
+        <w:t>SOP</w:t>
+      </w:r>
+      <w:r>
+        <w:t xml:space="preserve"> - </w:t>
+      </w:r>
+      <w:r>
+        <w:rPr>
+          <w:rFonts w:hint="eastAsia"/>
+        </w:rPr>
+        <w:t>“滚动式复习法”</w:t>
+      </w:r>
+    </w:p>
+    <w:p>
+      <w:pPr>
+        <w:pStyle w:val="3"/>
+      </w:pPr>
+      <w:bookmarkStart w:id="14" w:name="难点解析-3"/>
+      <w:r>
+        <w:rPr>
+          <w:rFonts w:hint="eastAsia"/>
+        </w:rPr>
+        <w:t>难点解析</w:t>
       </w:r>
     </w:p>
     <w:p>
@@ -1421,26 +2584,26 @@
         <w:rPr>
           <w:rFonts w:hint="eastAsia"/>
         </w:rPr>
-        <w:t xml:space="preserve">作文分数拉不开，主要是因为结构混乱、语言平淡、思想浅薄。</w:t>
-      </w:r>
-    </w:p>
-    <w:bookmarkEnd w:id="29"/>
-    <w:bookmarkStart w:id="30" w:name="sop审题立意-搭建框架-填充血肉-优化语言"/>
-    <w:p>
-      <w:pPr>
-        <w:pStyle w:val="Heading3"/>
-      </w:pPr>
-      <w:r>
-        <w:rPr>
-          <w:rFonts w:hint="eastAsia"/>
-        </w:rPr>
-        <w:t xml:space="preserve">SOP：</w:t>
-      </w:r>
-      <w:r>
-        <w:rPr>
-          <w:rFonts w:hint="eastAsia"/>
-        </w:rPr>
-        <w:t xml:space="preserve">“审题立意</w:t>
+        <w:t>字音、字形、成语、病句、文学常识等基础知识，零散且容易遗忘。</w:t>
+      </w:r>
+    </w:p>
+    <w:p>
+      <w:pPr>
+        <w:pStyle w:val="3"/>
+      </w:pPr>
+      <w:bookmarkStart w:id="15" w:name="sop记录-分类-定时-滚动"/>
+      <w:bookmarkEnd w:id="14"/>
+      <w:r>
+        <w:rPr>
+          <w:rFonts w:hint="eastAsia"/>
+        </w:rPr>
+        <w:t>SOP</w:t>
+      </w:r>
+      <w:r>
+        <w:rPr>
+          <w:rFonts w:hint="eastAsia"/>
+        </w:rPr>
+        <w:t>：“记录</w:t>
       </w:r>
       <w:r>
         <w:t xml:space="preserve"> → </w:t>
@@ -1449,7 +2612,7 @@
         <w:rPr>
           <w:rFonts w:hint="eastAsia"/>
         </w:rPr>
-        <w:t xml:space="preserve">搭建框架</w:t>
+        <w:t>分类</w:t>
       </w:r>
       <w:r>
         <w:t xml:space="preserve"> → </w:t>
@@ -1458,7 +2621,7 @@
         <w:rPr>
           <w:rFonts w:hint="eastAsia"/>
         </w:rPr>
-        <w:t xml:space="preserve">填充血肉</w:t>
+        <w:t>定时</w:t>
       </w:r>
       <w:r>
         <w:t xml:space="preserve"> → </w:t>
@@ -1467,709 +2630,7 @@
         <w:rPr>
           <w:rFonts w:hint="eastAsia"/>
         </w:rPr>
-        <w:t xml:space="preserve">优化语言”</w:t>
-      </w:r>
-    </w:p>
-    <w:p>
-      <w:pPr>
-        <w:pStyle w:val="FirstParagraph"/>
-      </w:pPr>
-      <w:r>
-        <w:rPr>
-          <w:rFonts w:hint="eastAsia"/>
-          <w:b/>
-          <w:bCs/>
-        </w:rPr>
-        <w:t xml:space="preserve">第一步：审题立意（5分钟）</w:t>
-      </w:r>
-      <w:r>
-        <w:rPr>
-          <w:b/>
-          <w:bCs/>
-        </w:rPr>
-        <w:t xml:space="preserve"> - </w:t>
-      </w:r>
-      <w:r>
-        <w:rPr>
-          <w:rFonts w:hint="eastAsia"/>
-          <w:b/>
-          <w:bCs/>
-        </w:rPr>
-        <w:t xml:space="preserve">决定作文的“灵魂”</w:t>
-      </w:r>
-      <w:r>
-        <w:t xml:space="preserve"> </w:t>
-      </w:r>
-      <w:r>
-        <w:t xml:space="preserve">1.</w:t>
-      </w:r>
-      <w:r>
-        <w:t xml:space="preserve"> </w:t>
-      </w:r>
-      <w:r>
-        <w:rPr>
-          <w:rFonts w:hint="eastAsia"/>
-          <w:b/>
-          <w:bCs/>
-        </w:rPr>
-        <w:t xml:space="preserve">圈关键词</w:t>
-      </w:r>
-      <w:r>
-        <w:rPr>
-          <w:rFonts w:hint="eastAsia"/>
-        </w:rPr>
-        <w:t xml:space="preserve">：明确题目要求写什么（对象、范围、文体）。</w:t>
-      </w:r>
-      <w:r>
-        <w:t xml:space="preserve"> </w:t>
-      </w:r>
-      <w:r>
-        <w:t xml:space="preserve">2.</w:t>
-      </w:r>
-      <w:r>
-        <w:t xml:space="preserve"> </w:t>
-      </w:r>
-      <w:r>
-        <w:rPr>
-          <w:rFonts w:hint="eastAsia"/>
-          <w:b/>
-          <w:bCs/>
-        </w:rPr>
-        <w:t xml:space="preserve">化虚为实</w:t>
-      </w:r>
-      <w:r>
-        <w:rPr>
-          <w:rFonts w:hint="eastAsia"/>
-        </w:rPr>
-        <w:t xml:space="preserve">：将抽象的题目（如“温暖”、</w:t>
-      </w:r>
-      <w:r>
-        <w:rPr>
-          <w:rFonts w:hint="eastAsia"/>
-        </w:rPr>
-        <w:t xml:space="preserve">“担当”</w:t>
-      </w:r>
-      <w:r>
-        <w:rPr>
-          <w:rFonts w:hint="eastAsia"/>
-        </w:rPr>
-        <w:t xml:space="preserve">）转化为一个具体的人、一件事、一个场景。</w:t>
-      </w:r>
-      <w:r>
-        <w:t xml:space="preserve"> </w:t>
-      </w:r>
-      <w:r>
-        <w:t xml:space="preserve">3.</w:t>
-      </w:r>
-      <w:r>
-        <w:t xml:space="preserve"> </w:t>
-      </w:r>
-      <w:r>
-        <w:rPr>
-          <w:rFonts w:hint="eastAsia"/>
-          <w:b/>
-          <w:bCs/>
-        </w:rPr>
-        <w:t xml:space="preserve">立意求深</w:t>
-      </w:r>
-      <w:r>
-        <w:rPr>
-          <w:rFonts w:hint="eastAsia"/>
-        </w:rPr>
-        <w:t xml:space="preserve">：不要停留在“我得到了温暖”，而要思考“这份温暖让我明白了什么道理/带来了什么改变”。</w:t>
-      </w:r>
-    </w:p>
-    <w:p>
-      <w:pPr>
-        <w:pStyle w:val="BodyText"/>
-      </w:pPr>
-      <w:r>
-        <w:rPr>
-          <w:rFonts w:hint="eastAsia"/>
-          <w:b/>
-          <w:bCs/>
-        </w:rPr>
-        <w:t xml:space="preserve">第二步：搭建框架（5分钟）</w:t>
-      </w:r>
-      <w:r>
-        <w:rPr>
-          <w:b/>
-          <w:bCs/>
-        </w:rPr>
-        <w:t xml:space="preserve"> - </w:t>
-      </w:r>
-      <w:r>
-        <w:rPr>
-          <w:rFonts w:hint="eastAsia"/>
-          <w:b/>
-          <w:bCs/>
-        </w:rPr>
-        <w:t xml:space="preserve">打造作文的“骨架”</w:t>
-      </w:r>
-      <w:r>
-        <w:t xml:space="preserve"> </w:t>
-      </w:r>
-      <w:r>
-        <w:t xml:space="preserve">*</w:t>
-      </w:r>
-      <w:r>
-        <w:t xml:space="preserve"> </w:t>
-      </w:r>
-      <w:r>
-        <w:rPr>
-          <w:rFonts w:hint="eastAsia"/>
-          <w:b/>
-          <w:bCs/>
-        </w:rPr>
-        <w:t xml:space="preserve">凤头（开头，约80-100字）</w:t>
-      </w:r>
-      <w:r>
-        <w:rPr>
-          <w:rFonts w:hint="eastAsia"/>
-        </w:rPr>
-        <w:t xml:space="preserve">：</w:t>
-      </w:r>
-      <w:r>
-        <w:t xml:space="preserve"> </w:t>
-      </w:r>
-      <w:r>
-        <w:t xml:space="preserve">*</w:t>
-      </w:r>
-      <w:r>
-        <w:t xml:space="preserve"> </w:t>
-      </w:r>
-      <w:r>
-        <w:rPr>
-          <w:b/>
-          <w:bCs/>
-        </w:rPr>
-        <w:t xml:space="preserve">SOP</w:t>
-      </w:r>
-      <w:r>
-        <w:rPr>
-          <w:rFonts w:hint="eastAsia"/>
-        </w:rPr>
-        <w:t xml:space="preserve">：</w:t>
-      </w:r>
-      <w:r>
-        <w:rPr>
-          <w:rStyle w:val="VerbatimChar"/>
-          <w:rFonts w:hint="eastAsia"/>
-        </w:rPr>
-        <w:t xml:space="preserve">引用名言/设置悬念/景物描写</w:t>
-      </w:r>
-      <w:r>
-        <w:rPr>
-          <w:rStyle w:val="VerbatimChar"/>
-        </w:rPr>
-        <w:t xml:space="preserve"> + </w:t>
-      </w:r>
-      <w:r>
-        <w:rPr>
-          <w:rStyle w:val="VerbatimChar"/>
-          <w:rFonts w:hint="eastAsia"/>
-        </w:rPr>
-        <w:t xml:space="preserve">亮明中心论点/引出下文</w:t>
-      </w:r>
-      <w:r>
-        <w:rPr>
-          <w:rFonts w:hint="eastAsia"/>
-        </w:rPr>
-        <w:t xml:space="preserve">。目标是迅速吸引眼球。</w:t>
-      </w:r>
-      <w:r>
-        <w:t xml:space="preserve"> </w:t>
-      </w:r>
-      <w:r>
-        <w:t xml:space="preserve">*</w:t>
-      </w:r>
-      <w:r>
-        <w:t xml:space="preserve"> </w:t>
-      </w:r>
-      <w:r>
-        <w:rPr>
-          <w:rFonts w:hint="eastAsia"/>
-          <w:b/>
-          <w:bCs/>
-        </w:rPr>
-        <w:t xml:space="preserve">猪肚（主体，约400-500字）</w:t>
-      </w:r>
-      <w:r>
-        <w:rPr>
-          <w:rFonts w:hint="eastAsia"/>
-        </w:rPr>
-        <w:t xml:space="preserve">：</w:t>
-      </w:r>
-      <w:r>
-        <w:t xml:space="preserve"> </w:t>
-      </w:r>
-      <w:r>
-        <w:t xml:space="preserve">*</w:t>
-      </w:r>
-      <w:r>
-        <w:t xml:space="preserve"> </w:t>
-      </w:r>
-      <w:r>
-        <w:rPr>
-          <w:rFonts w:hint="eastAsia"/>
-          <w:b/>
-          <w:bCs/>
-        </w:rPr>
-        <w:t xml:space="preserve">记叙文SOP</w:t>
-      </w:r>
-      <w:r>
-        <w:rPr>
-          <w:rFonts w:hint="eastAsia"/>
-        </w:rPr>
-        <w:t xml:space="preserve">：</w:t>
-      </w:r>
-      <w:r>
-        <w:rPr>
-          <w:rStyle w:val="VerbatimChar"/>
-          <w:rFonts w:hint="eastAsia"/>
-        </w:rPr>
-        <w:t xml:space="preserve">分镜头法</w:t>
-      </w:r>
-      <w:r>
-        <w:rPr>
-          <w:rFonts w:hint="eastAsia"/>
-        </w:rPr>
-        <w:t xml:space="preserve">。选取2-3个最典型的场景（片段），进行细致描写，而不是平铺直叙。注意运用肖像、动作、语言、神态、心理描写。</w:t>
-      </w:r>
-      <w:r>
-        <w:t xml:space="preserve"> </w:t>
-      </w:r>
-      <w:r>
-        <w:t xml:space="preserve">*</w:t>
-      </w:r>
-      <w:r>
-        <w:t xml:space="preserve"> </w:t>
-      </w:r>
-      <w:r>
-        <w:rPr>
-          <w:rFonts w:hint="eastAsia"/>
-          <w:b/>
-          <w:bCs/>
-        </w:rPr>
-        <w:t xml:space="preserve">议论文SOP</w:t>
-      </w:r>
-      <w:r>
-        <w:rPr>
-          <w:rFonts w:hint="eastAsia"/>
-        </w:rPr>
-        <w:t xml:space="preserve">：</w:t>
-      </w:r>
-      <w:r>
-        <w:rPr>
-          <w:rStyle w:val="VerbatimChar"/>
-          <w:rFonts w:hint="eastAsia"/>
-        </w:rPr>
-        <w:t xml:space="preserve">分论点法</w:t>
-      </w:r>
-      <w:r>
-        <w:rPr>
-          <w:rFonts w:hint="eastAsia"/>
-        </w:rPr>
-        <w:t xml:space="preserve">。设置2-3个分论点，每个分论点采用</w:t>
-      </w:r>
-      <w:r>
-        <w:t xml:space="preserve"> </w:t>
-      </w:r>
-      <w:r>
-        <w:rPr>
-          <w:rStyle w:val="VerbatimChar"/>
-          <w:rFonts w:hint="eastAsia"/>
-        </w:rPr>
-        <w:t xml:space="preserve">分论点</w:t>
-      </w:r>
-      <w:r>
-        <w:rPr>
-          <w:rStyle w:val="VerbatimChar"/>
-        </w:rPr>
-        <w:t xml:space="preserve"> + </w:t>
-      </w:r>
-      <w:r>
-        <w:rPr>
-          <w:rStyle w:val="VerbatimChar"/>
-          <w:rFonts w:hint="eastAsia"/>
-        </w:rPr>
-        <w:t xml:space="preserve">事例论据</w:t>
-      </w:r>
-      <w:r>
-        <w:rPr>
-          <w:rStyle w:val="VerbatimChar"/>
-        </w:rPr>
-        <w:t xml:space="preserve"> + </w:t>
-      </w:r>
-      <w:r>
-        <w:rPr>
-          <w:rStyle w:val="VerbatimChar"/>
-          <w:rFonts w:hint="eastAsia"/>
-        </w:rPr>
-        <w:t xml:space="preserve">道理论证</w:t>
-      </w:r>
-      <w:r>
-        <w:rPr>
-          <w:rStyle w:val="VerbatimChar"/>
-        </w:rPr>
-        <w:t xml:space="preserve"> + </w:t>
-      </w:r>
-      <w:r>
-        <w:rPr>
-          <w:rStyle w:val="VerbatimChar"/>
-          <w:rFonts w:hint="eastAsia"/>
-        </w:rPr>
-        <w:t xml:space="preserve">总结</w:t>
-      </w:r>
-      <w:r>
-        <w:t xml:space="preserve"> </w:t>
-      </w:r>
-      <w:r>
-        <w:rPr>
-          <w:rFonts w:hint="eastAsia"/>
-        </w:rPr>
-        <w:t xml:space="preserve">的结构。</w:t>
-      </w:r>
-      <w:r>
-        <w:t xml:space="preserve"> </w:t>
-      </w:r>
-      <w:r>
-        <w:t xml:space="preserve">*</w:t>
-      </w:r>
-      <w:r>
-        <w:t xml:space="preserve"> </w:t>
-      </w:r>
-      <w:r>
-        <w:rPr>
-          <w:rFonts w:hint="eastAsia"/>
-          <w:b/>
-          <w:bCs/>
-        </w:rPr>
-        <w:t xml:space="preserve">豹尾（结尾，约80-100字）</w:t>
-      </w:r>
-      <w:r>
-        <w:rPr>
-          <w:rFonts w:hint="eastAsia"/>
-        </w:rPr>
-        <w:t xml:space="preserve">：</w:t>
-      </w:r>
-      <w:r>
-        <w:t xml:space="preserve"> </w:t>
-      </w:r>
-      <w:r>
-        <w:t xml:space="preserve">*</w:t>
-      </w:r>
-      <w:r>
-        <w:t xml:space="preserve"> </w:t>
-      </w:r>
-      <w:r>
-        <w:rPr>
-          <w:b/>
-          <w:bCs/>
-        </w:rPr>
-        <w:t xml:space="preserve">SOP</w:t>
-      </w:r>
-      <w:r>
-        <w:rPr>
-          <w:rFonts w:hint="eastAsia"/>
-        </w:rPr>
-        <w:t xml:space="preserve">：</w:t>
-      </w:r>
-      <w:r>
-        <w:rPr>
-          <w:rStyle w:val="VerbatimChar"/>
-          <w:rFonts w:hint="eastAsia"/>
-        </w:rPr>
-        <w:t xml:space="preserve">总结全文</w:t>
-      </w:r>
-      <w:r>
-        <w:rPr>
-          <w:rStyle w:val="VerbatimChar"/>
-        </w:rPr>
-        <w:t xml:space="preserve"> + </w:t>
-      </w:r>
-      <w:r>
-        <w:rPr>
-          <w:rStyle w:val="VerbatimChar"/>
-          <w:rFonts w:hint="eastAsia"/>
-        </w:rPr>
-        <w:t xml:space="preserve">升华主旨（照应开头/发出呼吁/引用名言）</w:t>
-      </w:r>
-      <w:r>
-        <w:rPr>
-          <w:rFonts w:hint="eastAsia"/>
-        </w:rPr>
-        <w:t xml:space="preserve">。目标是干脆利落，余音绕梁。</w:t>
-      </w:r>
-    </w:p>
-    <w:p>
-      <w:pPr>
-        <w:pStyle w:val="BodyText"/>
-      </w:pPr>
-      <w:r>
-        <w:rPr>
-          <w:rFonts w:hint="eastAsia"/>
-          <w:b/>
-          <w:bCs/>
-        </w:rPr>
-        <w:t xml:space="preserve">第三步：填充血肉（30分钟）</w:t>
-      </w:r>
-      <w:r>
-        <w:rPr>
-          <w:b/>
-          <w:bCs/>
-        </w:rPr>
-        <w:t xml:space="preserve"> - </w:t>
-      </w:r>
-      <w:r>
-        <w:rPr>
-          <w:rFonts w:hint="eastAsia"/>
-          <w:b/>
-          <w:bCs/>
-        </w:rPr>
-        <w:t xml:space="preserve">丰富作文的“细节”</w:t>
-      </w:r>
-      <w:r>
-        <w:t xml:space="preserve"> </w:t>
-      </w:r>
-      <w:r>
-        <w:t xml:space="preserve">*</w:t>
-      </w:r>
-      <w:r>
-        <w:t xml:space="preserve"> </w:t>
-      </w:r>
-      <w:r>
-        <w:rPr>
-          <w:rFonts w:hint="eastAsia"/>
-          <w:b/>
-          <w:bCs/>
-        </w:rPr>
-        <w:t xml:space="preserve">多用感官</w:t>
-      </w:r>
-      <w:r>
-        <w:rPr>
-          <w:rFonts w:hint="eastAsia"/>
-        </w:rPr>
-        <w:t xml:space="preserve">：多写视觉、听觉、嗅觉、触觉的感受，让文字“活”起来。</w:t>
-      </w:r>
-      <w:r>
-        <w:t xml:space="preserve"> </w:t>
-      </w:r>
-      <w:r>
-        <w:t xml:space="preserve">*</w:t>
-      </w:r>
-      <w:r>
-        <w:t xml:space="preserve"> </w:t>
-      </w:r>
-      <w:r>
-        <w:rPr>
-          <w:rFonts w:hint="eastAsia"/>
-          <w:b/>
-          <w:bCs/>
-        </w:rPr>
-        <w:t xml:space="preserve">选材要新</w:t>
-      </w:r>
-      <w:r>
-        <w:rPr>
-          <w:rFonts w:hint="eastAsia"/>
-        </w:rPr>
-        <w:t xml:space="preserve">：尽量避免“扶老奶奶过马路”等俗套素材，多从自己的真实生活、阅读积累、社会热点中寻找灵感。</w:t>
-      </w:r>
-    </w:p>
-    <w:p>
-      <w:pPr>
-        <w:pStyle w:val="BodyText"/>
-      </w:pPr>
-      <w:r>
-        <w:rPr>
-          <w:rFonts w:hint="eastAsia"/>
-          <w:b/>
-          <w:bCs/>
-        </w:rPr>
-        <w:t xml:space="preserve">第四步：优化语言（5分钟）</w:t>
-      </w:r>
-      <w:r>
-        <w:rPr>
-          <w:b/>
-          <w:bCs/>
-        </w:rPr>
-        <w:t xml:space="preserve"> - </w:t>
-      </w:r>
-      <w:r>
-        <w:rPr>
-          <w:rFonts w:hint="eastAsia"/>
-          <w:b/>
-          <w:bCs/>
-        </w:rPr>
-        <w:t xml:space="preserve">打磨作文的“文采”</w:t>
-      </w:r>
-      <w:r>
-        <w:t xml:space="preserve"> </w:t>
-      </w:r>
-      <w:r>
-        <w:t xml:space="preserve">* </w:t>
-      </w:r>
-      <w:r>
-        <w:rPr>
-          <w:rFonts w:hint="eastAsia"/>
-        </w:rPr>
-        <w:t xml:space="preserve">检查错别字和病句。</w:t>
-      </w:r>
-      <w:r>
-        <w:t xml:space="preserve"> </w:t>
-      </w:r>
-      <w:r>
-        <w:t xml:space="preserve">* </w:t>
-      </w:r>
-      <w:r>
-        <w:rPr>
-          <w:rFonts w:hint="eastAsia"/>
-        </w:rPr>
-        <w:t xml:space="preserve">将平淡的词语换成更生动的词语（如“走”→</w:t>
-      </w:r>
-      <w:r>
-        <w:rPr>
-          <w:rFonts w:hint="eastAsia"/>
-        </w:rPr>
-        <w:t xml:space="preserve">“踱步”</w:t>
-      </w:r>
-      <w:r>
-        <w:t xml:space="preserve">、</w:t>
-      </w:r>
-      <w:r>
-        <w:rPr>
-          <w:rFonts w:hint="eastAsia"/>
-        </w:rPr>
-        <w:t xml:space="preserve">“奔跑”</w:t>
-      </w:r>
-      <w:r>
-        <w:t xml:space="preserve">、</w:t>
-      </w:r>
-      <w:r>
-        <w:rPr>
-          <w:rFonts w:hint="eastAsia"/>
-        </w:rPr>
-        <w:t xml:space="preserve">“徜徉”</w:t>
-      </w:r>
-      <w:r>
-        <w:rPr>
-          <w:rFonts w:hint="eastAsia"/>
-        </w:rPr>
-        <w:t xml:space="preserve">）。</w:t>
-      </w:r>
-      <w:r>
-        <w:t xml:space="preserve"> </w:t>
-      </w:r>
-      <w:r>
-        <w:t xml:space="preserve">* </w:t>
-      </w:r>
-      <w:r>
-        <w:rPr>
-          <w:rFonts w:hint="eastAsia"/>
-        </w:rPr>
-        <w:t xml:space="preserve">尝试使用比喻、拟人、排比等修辞手法，增加文采。</w:t>
-      </w:r>
-    </w:p>
-    <w:p>
-      <w:r>
-        <w:pict>
-          <v:rect style="width:0;height:1.5pt" o:hralign="center" o:hrstd="t" o:hr="t"/>
-        </w:pict>
-      </w:r>
-    </w:p>
-    <w:bookmarkEnd w:id="30"/>
-    <w:bookmarkEnd w:id="31"/>
-    <w:bookmarkStart w:id="34" w:name="专题四基础知识积累sop---滚动式复习法"/>
-    <w:p>
-      <w:pPr>
-        <w:pStyle w:val="Heading2"/>
-      </w:pPr>
-      <w:r>
-        <w:rPr>
-          <w:rFonts w:hint="eastAsia"/>
-        </w:rPr>
-        <w:t xml:space="preserve">专题四：基础知识积累SOP</w:t>
-      </w:r>
-      <w:r>
-        <w:t xml:space="preserve"> -</w:t>
-      </w:r>
-      <w:r>
-        <w:t xml:space="preserve"> </w:t>
-      </w:r>
-      <w:r>
-        <w:rPr>
-          <w:rFonts w:hint="eastAsia"/>
-        </w:rPr>
-        <w:t xml:space="preserve">“滚动式复习法”</w:t>
-      </w:r>
-    </w:p>
-    <w:bookmarkStart w:id="32" w:name="难点解析-3"/>
-    <w:p>
-      <w:pPr>
-        <w:pStyle w:val="Heading3"/>
-      </w:pPr>
-      <w:r>
-        <w:rPr>
-          <w:rFonts w:hint="eastAsia"/>
-        </w:rPr>
-        <w:t xml:space="preserve">难点解析</w:t>
-      </w:r>
-    </w:p>
-    <w:p>
-      <w:pPr>
-        <w:pStyle w:val="FirstParagraph"/>
-      </w:pPr>
-      <w:r>
-        <w:rPr>
-          <w:rFonts w:hint="eastAsia"/>
-        </w:rPr>
-        <w:t xml:space="preserve">字音、字形、成语、病句、文学常识等基础知识，零散且容易遗忘。</w:t>
-      </w:r>
-    </w:p>
-    <w:bookmarkEnd w:id="32"/>
-    <w:bookmarkStart w:id="33" w:name="sop记录-分类-定时-滚动"/>
-    <w:p>
-      <w:pPr>
-        <w:pStyle w:val="Heading3"/>
-      </w:pPr>
-      <w:r>
-        <w:rPr>
-          <w:rFonts w:hint="eastAsia"/>
-        </w:rPr>
-        <w:t xml:space="preserve">SOP：</w:t>
-      </w:r>
-      <w:r>
-        <w:rPr>
-          <w:rFonts w:hint="eastAsia"/>
-        </w:rPr>
-        <w:t xml:space="preserve">“记录</w:t>
-      </w:r>
-      <w:r>
-        <w:t xml:space="preserve"> → </w:t>
-      </w:r>
-      <w:r>
-        <w:rPr>
-          <w:rFonts w:hint="eastAsia"/>
-        </w:rPr>
-        <w:t xml:space="preserve">分类</w:t>
-      </w:r>
-      <w:r>
-        <w:t xml:space="preserve"> → </w:t>
-      </w:r>
-      <w:r>
-        <w:rPr>
-          <w:rFonts w:hint="eastAsia"/>
-        </w:rPr>
-        <w:t xml:space="preserve">定时</w:t>
-      </w:r>
-      <w:r>
-        <w:t xml:space="preserve"> → </w:t>
-      </w:r>
-      <w:r>
-        <w:rPr>
-          <w:rFonts w:hint="eastAsia"/>
-        </w:rPr>
-        <w:t xml:space="preserve">滚动”</w:t>
+        <w:t>滚动”</w:t>
       </w:r>
     </w:p>
     <w:p>
@@ -2177,7 +2638,7 @@
         <w:pStyle w:val="Compact"/>
         <w:numPr>
           <w:ilvl w:val="0"/>
-          <w:numId w:val="1009"/>
+          <w:numId w:val="10"/>
         </w:numPr>
       </w:pPr>
       <w:r>
@@ -2186,13 +2647,13 @@
           <w:b/>
           <w:bCs/>
         </w:rPr>
-        <w:t xml:space="preserve">随时记录</w:t>
-      </w:r>
-      <w:r>
-        <w:rPr>
-          <w:rFonts w:hint="eastAsia"/>
-        </w:rPr>
-        <w:t xml:space="preserve">：准备一个“语文基础本”，遇到任何做错的、不熟悉的字词、成语、文学常识，立刻记下来。</w:t>
+        <w:t>随时记录</w:t>
+      </w:r>
+      <w:r>
+        <w:rPr>
+          <w:rFonts w:hint="eastAsia"/>
+        </w:rPr>
+        <w:t>：准备一个“语文基础本”，遇到任何做错的、不熟悉的字词、成语、文学常识，立刻记下来。</w:t>
       </w:r>
     </w:p>
     <w:p>
@@ -2200,7 +2661,7 @@
         <w:pStyle w:val="Compact"/>
         <w:numPr>
           <w:ilvl w:val="0"/>
-          <w:numId w:val="1009"/>
+          <w:numId w:val="10"/>
         </w:numPr>
       </w:pPr>
       <w:r>
@@ -2209,43 +2670,31 @@
           <w:b/>
           <w:bCs/>
         </w:rPr>
-        <w:t xml:space="preserve">分类整理</w:t>
-      </w:r>
-      <w:r>
-        <w:rPr>
-          <w:rFonts w:hint="eastAsia"/>
-        </w:rPr>
-        <w:t xml:space="preserve">：将记录的内容按“字音”、</w:t>
-      </w:r>
-      <w:r>
-        <w:rPr>
-          <w:rFonts w:hint="eastAsia"/>
-        </w:rPr>
-        <w:t xml:space="preserve">“字形”</w:t>
-      </w:r>
-      <w:r>
-        <w:t xml:space="preserve">、</w:t>
-      </w:r>
-      <w:r>
-        <w:rPr>
-          <w:rFonts w:hint="eastAsia"/>
-        </w:rPr>
-        <w:t xml:space="preserve">“成语辨析”</w:t>
-      </w:r>
-      <w:r>
-        <w:t xml:space="preserve">、</w:t>
-      </w:r>
-      <w:r>
-        <w:rPr>
-          <w:rFonts w:hint="eastAsia"/>
-        </w:rPr>
-        <w:t xml:space="preserve">“病句类型”</w:t>
-      </w:r>
-      <w:r>
-        <w:rPr>
-          <w:rFonts w:hint="eastAsia"/>
-        </w:rPr>
-        <w:t xml:space="preserve">等进行分类。</w:t>
+        <w:t>分类整理</w:t>
+      </w:r>
+      <w:r>
+        <w:rPr>
+          <w:rFonts w:hint="eastAsia"/>
+        </w:rPr>
+        <w:t>：将记录的内容按“字音”、“字形”</w:t>
+      </w:r>
+      <w:r>
+        <w:t>、</w:t>
+      </w:r>
+      <w:r>
+        <w:rPr>
+          <w:rFonts w:hint="eastAsia"/>
+        </w:rPr>
+        <w:t>“成语辨析”</w:t>
+      </w:r>
+      <w:r>
+        <w:t>、</w:t>
+      </w:r>
+      <w:r>
+        <w:rPr>
+          <w:rFonts w:hint="eastAsia"/>
+        </w:rPr>
+        <w:t>“病句类型”等进行分类。</w:t>
       </w:r>
     </w:p>
     <w:p>
@@ -2253,7 +2702,7 @@
         <w:pStyle w:val="Compact"/>
         <w:numPr>
           <w:ilvl w:val="0"/>
-          <w:numId w:val="1009"/>
+          <w:numId w:val="10"/>
         </w:numPr>
       </w:pPr>
       <w:r>
@@ -2262,13 +2711,25 @@
           <w:b/>
           <w:bCs/>
         </w:rPr>
-        <w:t xml:space="preserve">定时复习</w:t>
-      </w:r>
-      <w:r>
-        <w:rPr>
-          <w:rFonts w:hint="eastAsia"/>
-        </w:rPr>
-        <w:t xml:space="preserve">：规定每天（或每周）的固定时间（如睡前10分钟）用来复习这个本子。</w:t>
+        <w:t>定时复习</w:t>
+      </w:r>
+      <w:r>
+        <w:rPr>
+          <w:rFonts w:hint="eastAsia"/>
+        </w:rPr>
+        <w:t>：规定每天（或每周）的固定时间（如睡前</w:t>
+      </w:r>
+      <w:r>
+        <w:rPr>
+          <w:rFonts w:hint="eastAsia"/>
+        </w:rPr>
+        <w:t>10</w:t>
+      </w:r>
+      <w:r>
+        <w:rPr>
+          <w:rFonts w:hint="eastAsia"/>
+        </w:rPr>
+        <w:t>分钟）用来复习这个本子。</w:t>
       </w:r>
     </w:p>
     <w:p>
@@ -2276,7 +2737,7 @@
         <w:pStyle w:val="Compact"/>
         <w:numPr>
           <w:ilvl w:val="0"/>
-          <w:numId w:val="1009"/>
+          <w:numId w:val="10"/>
         </w:numPr>
       </w:pPr>
       <w:r>
@@ -2285,34 +2746,34 @@
           <w:b/>
           <w:bCs/>
         </w:rPr>
-        <w:t xml:space="preserve">滚动复习</w:t>
-      </w:r>
-      <w:r>
-        <w:rPr>
-          <w:rFonts w:hint="eastAsia"/>
-        </w:rPr>
-        <w:t xml:space="preserve">：不要从头到尾一遍遍看。采用“艾宾浩斯遗忘曲线”的原理，今天复习昨天和一周前的内容，明天复习今天和一周前的内容，形成滚动。</w:t>
-      </w:r>
-    </w:p>
-    <w:p>
-      <w:r>
-        <w:pict>
-          <v:rect style="width:0;height:1.5pt" o:hralign="center" o:hrstd="t" o:hr="t"/>
+        <w:t>滚动复习</w:t>
+      </w:r>
+      <w:r>
+        <w:rPr>
+          <w:rFonts w:hint="eastAsia"/>
+        </w:rPr>
+        <w:t>：不要从头到尾一遍遍看。采用“艾宾浩斯遗忘曲线”的原理，今天复习昨天和一周前的内容，明天复习今天和一周前的内容，形成滚动。</w:t>
+      </w:r>
+    </w:p>
+    <w:p>
+      <w:r>
+        <w:pict w14:anchorId="3B27ABE5">
+          <v:rect id="_x0000_i1029" style="width:0;height:1.5pt" o:hralign="center" o:hrstd="t" o:hr="t"/>
         </w:pict>
       </w:r>
     </w:p>
-    <w:bookmarkEnd w:id="33"/>
-    <w:bookmarkEnd w:id="34"/>
-    <w:bookmarkStart w:id="35" w:name="专题五学习资源与工具推荐"/>
-    <w:p>
-      <w:pPr>
-        <w:pStyle w:val="Heading2"/>
-      </w:pPr>
-      <w:r>
-        <w:rPr>
-          <w:rFonts w:hint="eastAsia"/>
-        </w:rPr>
-        <w:t xml:space="preserve">专题五：学习资源与工具推荐</w:t>
+    <w:p>
+      <w:pPr>
+        <w:pStyle w:val="2"/>
+      </w:pPr>
+      <w:bookmarkStart w:id="16" w:name="专题五学习资源与工具推荐"/>
+      <w:bookmarkEnd w:id="15"/>
+      <w:bookmarkEnd w:id="13"/>
+      <w:r>
+        <w:rPr>
+          <w:rFonts w:hint="eastAsia"/>
+        </w:rPr>
+        <w:t>专题五：学习资源与工具推荐</w:t>
       </w:r>
     </w:p>
     <w:p>
@@ -2320,7 +2781,7 @@
         <w:pStyle w:val="Compact"/>
         <w:numPr>
           <w:ilvl w:val="0"/>
-          <w:numId w:val="1010"/>
+          <w:numId w:val="11"/>
         </w:numPr>
       </w:pPr>
       <w:r>
@@ -2329,13 +2790,13 @@
           <w:b/>
           <w:bCs/>
         </w:rPr>
-        <w:t xml:space="preserve">必读名著</w:t>
-      </w:r>
-      <w:r>
-        <w:rPr>
-          <w:rFonts w:hint="eastAsia"/>
-        </w:rPr>
-        <w:t xml:space="preserve">：</w:t>
+        <w:t>必读名著</w:t>
+      </w:r>
+      <w:r>
+        <w:rPr>
+          <w:rFonts w:hint="eastAsia"/>
+        </w:rPr>
+        <w:t>：</w:t>
       </w:r>
     </w:p>
     <w:p>
@@ -2343,14 +2804,14 @@
         <w:pStyle w:val="Compact"/>
         <w:numPr>
           <w:ilvl w:val="1"/>
-          <w:numId w:val="1011"/>
+          <w:numId w:val="12"/>
         </w:numPr>
       </w:pPr>
       <w:r>
         <w:rPr>
           <w:rFonts w:hint="eastAsia"/>
         </w:rPr>
-        <w:t xml:space="preserve">严格按照《语文课程标准》推荐的书目进行阅读，这是作文素材和文化底蕴的根本来源。</w:t>
+        <w:t>严格按照《语文课程标准》推荐的书目进行阅读，这是作文素材和文化底蕴的根本来源。</w:t>
       </w:r>
     </w:p>
     <w:p>
@@ -2358,14 +2819,14 @@
         <w:pStyle w:val="Compact"/>
         <w:numPr>
           <w:ilvl w:val="1"/>
-          <w:numId w:val="1011"/>
+          <w:numId w:val="12"/>
         </w:numPr>
       </w:pPr>
       <w:r>
         <w:rPr>
           <w:rFonts w:hint="eastAsia"/>
         </w:rPr>
-        <w:t xml:space="preserve">推荐：《朝花夕拾》、《骆驼祥子》、《海底两万里》、《红星照耀中国》等。</w:t>
+        <w:t>推荐：《朝花夕拾》、《骆驼祥子》、《海底两万里》、《红星照耀中国》等。</w:t>
       </w:r>
     </w:p>
     <w:p>
@@ -2373,7 +2834,7 @@
         <w:pStyle w:val="Compact"/>
         <w:numPr>
           <w:ilvl w:val="0"/>
-          <w:numId w:val="1010"/>
+          <w:numId w:val="11"/>
         </w:numPr>
       </w:pPr>
       <w:r>
@@ -2382,13 +2843,13 @@
           <w:b/>
           <w:bCs/>
         </w:rPr>
-        <w:t xml:space="preserve">作文素材来源</w:t>
-      </w:r>
-      <w:r>
-        <w:rPr>
-          <w:rFonts w:hint="eastAsia"/>
-        </w:rPr>
-        <w:t xml:space="preserve">：</w:t>
+        <w:t>作文素材来源</w:t>
+      </w:r>
+      <w:r>
+        <w:rPr>
+          <w:rFonts w:hint="eastAsia"/>
+        </w:rPr>
+        <w:t>：</w:t>
       </w:r>
     </w:p>
     <w:p>
@@ -2396,7 +2857,7 @@
         <w:pStyle w:val="Compact"/>
         <w:numPr>
           <w:ilvl w:val="1"/>
-          <w:numId w:val="1012"/>
+          <w:numId w:val="13"/>
         </w:numPr>
       </w:pPr>
       <w:r>
@@ -2405,13 +2866,13 @@
           <w:b/>
           <w:bCs/>
         </w:rPr>
-        <w:t xml:space="preserve">《读者》、《青年文摘》</w:t>
-      </w:r>
-      <w:r>
-        <w:rPr>
-          <w:rFonts w:hint="eastAsia"/>
-        </w:rPr>
-        <w:t xml:space="preserve">：获取新鲜、感人的故事和优美的语言。</w:t>
+        <w:t>《读者》、《青年文摘》</w:t>
+      </w:r>
+      <w:r>
+        <w:rPr>
+          <w:rFonts w:hint="eastAsia"/>
+        </w:rPr>
+        <w:t>：获取新鲜、感人的故事和优美的语言。</w:t>
       </w:r>
     </w:p>
     <w:p>
@@ -2419,7 +2880,7 @@
         <w:pStyle w:val="Compact"/>
         <w:numPr>
           <w:ilvl w:val="1"/>
-          <w:numId w:val="1012"/>
+          <w:numId w:val="13"/>
         </w:numPr>
       </w:pPr>
       <w:r>
@@ -2428,36 +2889,28 @@
           <w:b/>
           <w:bCs/>
         </w:rPr>
-        <w:t xml:space="preserve">“人民日报评论”</w:t>
-      </w:r>
-      <w:r>
-        <w:rPr>
-          <w:b/>
-          <w:bCs/>
-        </w:rPr>
-        <w:t xml:space="preserve">、</w:t>
-      </w:r>
-      <w:r>
-        <w:rPr>
-          <w:rFonts w:hint="eastAsia"/>
-          <w:b/>
-          <w:bCs/>
-        </w:rPr>
-        <w:t xml:space="preserve">“新华社”</w:t>
-      </w:r>
-      <w:r>
-        <w:rPr>
-          <w:rFonts w:hint="eastAsia"/>
-          <w:b/>
-          <w:bCs/>
-        </w:rPr>
-        <w:t xml:space="preserve">公众号</w:t>
-      </w:r>
-      <w:r>
-        <w:rPr>
-          <w:rFonts w:hint="eastAsia"/>
-        </w:rPr>
-        <w:t xml:space="preserve">：学习权威的议论文范式，积累社会热点素材和高级词汇。</w:t>
+        <w:t>“人民日报评论”</w:t>
+      </w:r>
+      <w:r>
+        <w:rPr>
+          <w:b/>
+          <w:bCs/>
+        </w:rPr>
+        <w:t>、</w:t>
+      </w:r>
+      <w:r>
+        <w:rPr>
+          <w:rFonts w:hint="eastAsia"/>
+          <w:b/>
+          <w:bCs/>
+        </w:rPr>
+        <w:t>“新华社”公众号</w:t>
+      </w:r>
+      <w:r>
+        <w:rPr>
+          <w:rFonts w:hint="eastAsia"/>
+        </w:rPr>
+        <w:t>：学习权威的议论文范式，积累社会热点素材和高级词汇。</w:t>
       </w:r>
     </w:p>
     <w:p>
@@ -2465,7 +2918,7 @@
         <w:pStyle w:val="Compact"/>
         <w:numPr>
           <w:ilvl w:val="1"/>
-          <w:numId w:val="1012"/>
+          <w:numId w:val="13"/>
         </w:numPr>
       </w:pPr>
       <w:r>
@@ -2474,13 +2927,14 @@
           <w:b/>
           <w:bCs/>
         </w:rPr>
-        <w:t xml:space="preserve">电影和纪录片</w:t>
-      </w:r>
-      <w:r>
-        <w:rPr>
-          <w:rFonts w:hint="eastAsia"/>
-        </w:rPr>
-        <w:t xml:space="preserve">：优质的影视作品是极佳的故事来源和思想启迪，如《美丽人生》、《摔跤吧！爸爸》。</w:t>
+        <w:lastRenderedPageBreak/>
+        <w:t>电影和纪录片</w:t>
+      </w:r>
+      <w:r>
+        <w:rPr>
+          <w:rFonts w:hint="eastAsia"/>
+        </w:rPr>
+        <w:t>：优质的影视作品是极佳的故事来源和思想启迪，如《美丽人生》、《摔跤吧！爸爸》。</w:t>
       </w:r>
     </w:p>
     <w:p>
@@ -2488,7 +2942,7 @@
         <w:pStyle w:val="Compact"/>
         <w:numPr>
           <w:ilvl w:val="0"/>
-          <w:numId w:val="1010"/>
+          <w:numId w:val="11"/>
         </w:numPr>
       </w:pPr>
       <w:r>
@@ -2497,13 +2951,21 @@
           <w:b/>
           <w:bCs/>
         </w:rPr>
-        <w:t xml:space="preserve">工具类App</w:t>
-      </w:r>
-      <w:r>
-        <w:rPr>
-          <w:rFonts w:hint="eastAsia"/>
-        </w:rPr>
-        <w:t xml:space="preserve">：</w:t>
+        <w:t>工具类</w:t>
+      </w:r>
+      <w:r>
+        <w:rPr>
+          <w:rFonts w:hint="eastAsia"/>
+          <w:b/>
+          <w:bCs/>
+        </w:rPr>
+        <w:t>App</w:t>
+      </w:r>
+      <w:r>
+        <w:rPr>
+          <w:rFonts w:hint="eastAsia"/>
+        </w:rPr>
+        <w:t>：</w:t>
       </w:r>
     </w:p>
     <w:p>
@@ -2511,7 +2973,7 @@
         <w:pStyle w:val="Compact"/>
         <w:numPr>
           <w:ilvl w:val="1"/>
-          <w:numId w:val="1013"/>
+          <w:numId w:val="14"/>
         </w:numPr>
       </w:pPr>
       <w:r>
@@ -2520,13 +2982,21 @@
           <w:b/>
           <w:bCs/>
         </w:rPr>
-        <w:t xml:space="preserve">古诗文网/APP</w:t>
-      </w:r>
-      <w:r>
-        <w:rPr>
-          <w:rFonts w:hint="eastAsia"/>
-        </w:rPr>
-        <w:t xml:space="preserve">：查询古诗文的翻译、赏析，非常权威。</w:t>
+        <w:t>古诗文网</w:t>
+      </w:r>
+      <w:r>
+        <w:rPr>
+          <w:rFonts w:hint="eastAsia"/>
+          <w:b/>
+          <w:bCs/>
+        </w:rPr>
+        <w:t>/APP</w:t>
+      </w:r>
+      <w:r>
+        <w:rPr>
+          <w:rFonts w:hint="eastAsia"/>
+        </w:rPr>
+        <w:t>：查询古诗文的翻译、赏析，非常权威。</w:t>
       </w:r>
     </w:p>
     <w:p>
@@ -2534,7 +3004,7 @@
         <w:pStyle w:val="Compact"/>
         <w:numPr>
           <w:ilvl w:val="1"/>
-          <w:numId w:val="1013"/>
+          <w:numId w:val="14"/>
         </w:numPr>
       </w:pPr>
       <w:r>
@@ -2543,13 +3013,37 @@
           <w:b/>
           <w:bCs/>
         </w:rPr>
-        <w:t xml:space="preserve">新华字典/成语词典App</w:t>
-      </w:r>
-      <w:r>
-        <w:rPr>
-          <w:rFonts w:hint="eastAsia"/>
-        </w:rPr>
-        <w:t xml:space="preserve">：随时查阅字词，进行准确辨析。</w:t>
+        <w:t>新华字典</w:t>
+      </w:r>
+      <w:r>
+        <w:rPr>
+          <w:rFonts w:hint="eastAsia"/>
+          <w:b/>
+          <w:bCs/>
+        </w:rPr>
+        <w:t>/</w:t>
+      </w:r>
+      <w:r>
+        <w:rPr>
+          <w:rFonts w:hint="eastAsia"/>
+          <w:b/>
+          <w:bCs/>
+        </w:rPr>
+        <w:t>成语词典</w:t>
+      </w:r>
+      <w:r>
+        <w:rPr>
+          <w:rFonts w:hint="eastAsia"/>
+          <w:b/>
+          <w:bCs/>
+        </w:rPr>
+        <w:t>App</w:t>
+      </w:r>
+      <w:r>
+        <w:rPr>
+          <w:rFonts w:hint="eastAsia"/>
+        </w:rPr>
+        <w:t>：随时查阅字词，进行准确辨析。</w:t>
       </w:r>
     </w:p>
     <w:p>
@@ -2557,7 +3051,7 @@
         <w:pStyle w:val="Compact"/>
         <w:numPr>
           <w:ilvl w:val="0"/>
-          <w:numId w:val="1010"/>
+          <w:numId w:val="11"/>
         </w:numPr>
       </w:pPr>
       <w:r>
@@ -2566,13 +3060,13 @@
           <w:b/>
           <w:bCs/>
         </w:rPr>
-        <w:t xml:space="preserve">思维工具</w:t>
-      </w:r>
-      <w:r>
-        <w:rPr>
-          <w:rFonts w:hint="eastAsia"/>
-        </w:rPr>
-        <w:t xml:space="preserve">：</w:t>
+        <w:t>思维工具</w:t>
+      </w:r>
+      <w:r>
+        <w:rPr>
+          <w:rFonts w:hint="eastAsia"/>
+        </w:rPr>
+        <w:t>：</w:t>
       </w:r>
     </w:p>
     <w:p>
@@ -2580,7 +3074,7 @@
         <w:pStyle w:val="Compact"/>
         <w:numPr>
           <w:ilvl w:val="1"/>
-          <w:numId w:val="1014"/>
+          <w:numId w:val="15"/>
         </w:numPr>
       </w:pPr>
       <w:r>
@@ -2589,13 +3083,13 @@
           <w:b/>
           <w:bCs/>
         </w:rPr>
-        <w:t xml:space="preserve">思维导图</w:t>
-      </w:r>
-      <w:r>
-        <w:rPr>
-          <w:rFonts w:hint="eastAsia"/>
-        </w:rPr>
-        <w:t xml:space="preserve">：用于梳理文章结构、小说人物关系图，化繁为简。</w:t>
+        <w:t>思维导图</w:t>
+      </w:r>
+      <w:r>
+        <w:rPr>
+          <w:rFonts w:hint="eastAsia"/>
+        </w:rPr>
+        <w:t>：用于梳理文章结构、小说人物关系图，化繁为简。</w:t>
       </w:r>
     </w:p>
     <w:p>
@@ -2603,7 +3097,7 @@
         <w:pStyle w:val="Compact"/>
         <w:numPr>
           <w:ilvl w:val="1"/>
-          <w:numId w:val="1014"/>
+          <w:numId w:val="15"/>
         </w:numPr>
       </w:pPr>
       <w:r>
@@ -2612,33 +3106,39 @@
           <w:b/>
           <w:bCs/>
         </w:rPr>
-        <w:t xml:space="preserve">错题本</w:t>
-      </w:r>
-      <w:r>
-        <w:rPr>
-          <w:rFonts w:hint="eastAsia"/>
-        </w:rPr>
-        <w:t xml:space="preserve">：严格执行基础知识的“滚动式复习法”。</w:t>
-      </w:r>
-    </w:p>
-    <w:p>
-      <w:r>
-        <w:pict>
-          <v:rect style="width:0;height:1.5pt" o:hralign="center" o:hrstd="t" o:hr="t"/>
+        <w:t>错题本</w:t>
+      </w:r>
+      <w:r>
+        <w:rPr>
+          <w:rFonts w:hint="eastAsia"/>
+        </w:rPr>
+        <w:t>：严格执行基础知识的“滚动式复习法”。</w:t>
+      </w:r>
+    </w:p>
+    <w:p>
+      <w:r>
+        <w:pict w14:anchorId="7BFA44B5">
+          <v:rect id="_x0000_i1030" style="width:0;height:1.5pt" o:hralign="center" o:hrstd="t" o:hr="t"/>
         </w:pict>
       </w:r>
     </w:p>
-    <w:bookmarkEnd w:id="35"/>
-    <w:bookmarkStart w:id="42" w:name="专题六课文与古诗文背诵sop-分段背诵理清脉络串联整篇"/>
-    <w:p>
-      <w:pPr>
-        <w:pStyle w:val="Heading2"/>
-      </w:pPr>
-      <w:r>
-        <w:rPr>
-          <w:rFonts w:hint="eastAsia"/>
-        </w:rPr>
-        <w:t xml:space="preserve">专题六：课文与古诗文背诵SOP</w:t>
+    <w:p>
+      <w:pPr>
+        <w:pStyle w:val="2"/>
+      </w:pPr>
+      <w:bookmarkStart w:id="17" w:name="专题六课文与古诗文背诵sop-分段背诵理清脉络串联整篇"/>
+      <w:bookmarkEnd w:id="16"/>
+      <w:r>
+        <w:rPr>
+          <w:rFonts w:hint="eastAsia"/>
+        </w:rPr>
+        <w:t>专题六：课文与古诗文背诵</w:t>
+      </w:r>
+      <w:r>
+        <w:rPr>
+          <w:rFonts w:hint="eastAsia"/>
+        </w:rPr>
+        <w:t>SOP</w:t>
       </w:r>
       <w:r>
         <w:t xml:space="preserve"> — </w:t>
@@ -2647,19 +3147,19 @@
         <w:rPr>
           <w:rFonts w:hint="eastAsia"/>
         </w:rPr>
-        <w:t xml:space="preserve">分段背诵·理清脉络·串联整篇</w:t>
-      </w:r>
-    </w:p>
-    <w:bookmarkStart w:id="36" w:name="难点解析-4"/>
-    <w:p>
-      <w:pPr>
-        <w:pStyle w:val="Heading3"/>
-      </w:pPr>
-      <w:r>
-        <w:rPr>
-          <w:rFonts w:hint="eastAsia"/>
-        </w:rPr>
-        <w:t xml:space="preserve">难点解析</w:t>
+        <w:t>分段背诵·理清脉络·串联整篇</w:t>
+      </w:r>
+    </w:p>
+    <w:p>
+      <w:pPr>
+        <w:pStyle w:val="3"/>
+      </w:pPr>
+      <w:bookmarkStart w:id="18" w:name="难点解析-4"/>
+      <w:r>
+        <w:rPr>
+          <w:rFonts w:hint="eastAsia"/>
+        </w:rPr>
+        <w:t>难点解析</w:t>
       </w:r>
     </w:p>
     <w:p>
@@ -2670,20 +3170,26 @@
         <w:rPr>
           <w:rFonts w:hint="eastAsia"/>
         </w:rPr>
-        <w:t xml:space="preserve">很多同学背诵课文或古诗文容易陷入“机械重复”，短期能记住，过几天就忘。根因在于：没有建立“结构化理解”和“可视化脉络”，缺少复述与滚动复习的闭环。</w:t>
-      </w:r>
-    </w:p>
-    <w:bookmarkEnd w:id="36"/>
-    <w:bookmarkStart w:id="37" w:name="sop分段背诵-理清脉络-串联整篇-复述默写-滚动复习"/>
-    <w:p>
-      <w:pPr>
-        <w:pStyle w:val="Heading3"/>
-      </w:pPr>
-      <w:r>
-        <w:rPr>
-          <w:rFonts w:hint="eastAsia"/>
-        </w:rPr>
-        <w:t xml:space="preserve">SOP：分段背诵</w:t>
+        <w:t>很多同学背诵课文或古诗文容易陷入“机械重复”，短期能记住，过几天就忘。根因在于：没有建立“结构化理解”和“可视化脉络”，缺少复述与滚动复习的闭环。</w:t>
+      </w:r>
+    </w:p>
+    <w:p>
+      <w:pPr>
+        <w:pStyle w:val="3"/>
+      </w:pPr>
+      <w:bookmarkStart w:id="19" w:name="sop分段背诵-理清脉络-串联整篇-复述默写-滚动复习"/>
+      <w:bookmarkEnd w:id="18"/>
+      <w:r>
+        <w:rPr>
+          <w:rFonts w:hint="eastAsia"/>
+        </w:rPr>
+        <w:t>SOP</w:t>
+      </w:r>
+      <w:r>
+        <w:rPr>
+          <w:rFonts w:hint="eastAsia"/>
+        </w:rPr>
+        <w:t>：分段背诵</w:t>
       </w:r>
       <w:r>
         <w:t xml:space="preserve"> → </w:t>
@@ -2692,7 +3198,7 @@
         <w:rPr>
           <w:rFonts w:hint="eastAsia"/>
         </w:rPr>
-        <w:t xml:space="preserve">理清脉络</w:t>
+        <w:t>理清脉络</w:t>
       </w:r>
       <w:r>
         <w:t xml:space="preserve"> → </w:t>
@@ -2701,7 +3207,7 @@
         <w:rPr>
           <w:rFonts w:hint="eastAsia"/>
         </w:rPr>
-        <w:t xml:space="preserve">串联整篇</w:t>
+        <w:t>串联整篇</w:t>
       </w:r>
       <w:r>
         <w:t xml:space="preserve"> → </w:t>
@@ -2710,7 +3216,7 @@
         <w:rPr>
           <w:rFonts w:hint="eastAsia"/>
         </w:rPr>
-        <w:t xml:space="preserve">复述默写</w:t>
+        <w:t>复述默写</w:t>
       </w:r>
       <w:r>
         <w:t xml:space="preserve"> → </w:t>
@@ -2719,7 +3225,7 @@
         <w:rPr>
           <w:rFonts w:hint="eastAsia"/>
         </w:rPr>
-        <w:t xml:space="preserve">滚动复习</w:t>
+        <w:t>滚动复习</w:t>
       </w:r>
     </w:p>
     <w:p>
@@ -2727,7 +3233,7 @@
         <w:pStyle w:val="Compact"/>
         <w:numPr>
           <w:ilvl w:val="0"/>
-          <w:numId w:val="1015"/>
+          <w:numId w:val="16"/>
         </w:numPr>
       </w:pPr>
       <w:r>
@@ -2736,13 +3242,41 @@
           <w:b/>
           <w:bCs/>
         </w:rPr>
-        <w:t xml:space="preserve">预读定位（1-2分钟）</w:t>
-      </w:r>
-      <w:r>
-        <w:rPr>
-          <w:rFonts w:hint="eastAsia"/>
-        </w:rPr>
-        <w:t xml:space="preserve">：快速浏览全文，圈出关键词（时间、人物、事件、情感/主旨），标注需要背诵的段落范围。</w:t>
+        <w:t>预读定位（</w:t>
+      </w:r>
+      <w:r>
+        <w:rPr>
+          <w:rFonts w:hint="eastAsia"/>
+          <w:b/>
+          <w:bCs/>
+        </w:rPr>
+        <w:t>1-2</w:t>
+      </w:r>
+      <w:r>
+        <w:rPr>
+          <w:rFonts w:hint="eastAsia"/>
+          <w:b/>
+          <w:bCs/>
+        </w:rPr>
+        <w:t>分钟）</w:t>
+      </w:r>
+      <w:r>
+        <w:rPr>
+          <w:rFonts w:hint="eastAsia"/>
+        </w:rPr>
+        <w:t>：快速浏览全文，圈出关键词（时间、人物、事件、情感</w:t>
+      </w:r>
+      <w:r>
+        <w:rPr>
+          <w:rFonts w:hint="eastAsia"/>
+        </w:rPr>
+        <w:t>/</w:t>
+      </w:r>
+      <w:r>
+        <w:rPr>
+          <w:rFonts w:hint="eastAsia"/>
+        </w:rPr>
+        <w:t>主旨），标注需要背诵的段落范围。</w:t>
       </w:r>
     </w:p>
     <w:p>
@@ -2750,7 +3284,7 @@
         <w:pStyle w:val="Compact"/>
         <w:numPr>
           <w:ilvl w:val="0"/>
-          <w:numId w:val="1015"/>
+          <w:numId w:val="16"/>
         </w:numPr>
       </w:pPr>
       <w:r>
@@ -2759,13 +3293,29 @@
           <w:b/>
           <w:bCs/>
         </w:rPr>
-        <w:t xml:space="preserve">分段背诵（每段2-4句）</w:t>
-      </w:r>
-      <w:r>
-        <w:rPr>
-          <w:rFonts w:hint="eastAsia"/>
-        </w:rPr>
-        <w:t xml:space="preserve">：先理解后背诵。每段设置“小目标”：能用自己的话解释该段在表达什么，再用原文准确背出。</w:t>
+        <w:t>分段背诵（每段</w:t>
+      </w:r>
+      <w:r>
+        <w:rPr>
+          <w:rFonts w:hint="eastAsia"/>
+          <w:b/>
+          <w:bCs/>
+        </w:rPr>
+        <w:t>2-4</w:t>
+      </w:r>
+      <w:r>
+        <w:rPr>
+          <w:rFonts w:hint="eastAsia"/>
+          <w:b/>
+          <w:bCs/>
+        </w:rPr>
+        <w:t>句）</w:t>
+      </w:r>
+      <w:r>
+        <w:rPr>
+          <w:rFonts w:hint="eastAsia"/>
+        </w:rPr>
+        <w:t>：先理解后背诵。每段设置“小目标”：能用自己的话解释该段在表达什么，再用原文准确背出。</w:t>
       </w:r>
     </w:p>
     <w:p>
@@ -2773,7 +3323,7 @@
         <w:pStyle w:val="Compact"/>
         <w:numPr>
           <w:ilvl w:val="0"/>
-          <w:numId w:val="1015"/>
+          <w:numId w:val="16"/>
         </w:numPr>
       </w:pPr>
       <w:r>
@@ -2782,13 +3332,13 @@
           <w:b/>
           <w:bCs/>
         </w:rPr>
-        <w:t xml:space="preserve">理清脉络（可视化框架）</w:t>
-      </w:r>
-      <w:r>
-        <w:rPr>
-          <w:rFonts w:hint="eastAsia"/>
-        </w:rPr>
-        <w:t xml:space="preserve">：</w:t>
+        <w:t>理清脉络（可视化框架）</w:t>
+      </w:r>
+      <w:r>
+        <w:rPr>
+          <w:rFonts w:hint="eastAsia"/>
+        </w:rPr>
+        <w:t>：</w:t>
       </w:r>
     </w:p>
     <w:p>
@@ -2796,14 +3346,26 @@
         <w:pStyle w:val="Compact"/>
         <w:numPr>
           <w:ilvl w:val="1"/>
-          <w:numId w:val="1016"/>
+          <w:numId w:val="17"/>
         </w:numPr>
       </w:pPr>
       <w:r>
         <w:rPr>
           <w:rFonts w:hint="eastAsia"/>
         </w:rPr>
-        <w:t xml:space="preserve">用“逻辑树/思维导图”明确并列、递进、对比、因果关系。</w:t>
+        <w:t>用“逻辑树</w:t>
+      </w:r>
+      <w:r>
+        <w:rPr>
+          <w:rFonts w:hint="eastAsia"/>
+        </w:rPr>
+        <w:t>/</w:t>
+      </w:r>
+      <w:r>
+        <w:rPr>
+          <w:rFonts w:hint="eastAsia"/>
+        </w:rPr>
+        <w:t>思维导图”明确并列、递进、对比、因果关系。</w:t>
       </w:r>
     </w:p>
     <w:p>
@@ -2811,26 +3373,62 @@
         <w:pStyle w:val="Compact"/>
         <w:numPr>
           <w:ilvl w:val="1"/>
-          <w:numId w:val="1016"/>
+          <w:numId w:val="17"/>
         </w:numPr>
       </w:pPr>
       <w:r>
         <w:rPr>
           <w:rFonts w:hint="eastAsia"/>
         </w:rPr>
-        <w:t xml:space="preserve">标注连接词与关键句（如“首先/其次/最后”</w:t>
-      </w:r>
-      <w:r>
-        <w:rPr>
-          <w:rFonts w:hint="eastAsia"/>
-        </w:rPr>
-        <w:t xml:space="preserve">“因此/所以/然而”</w:t>
-      </w:r>
-      <w:r>
-        <w:rPr>
-          <w:rFonts w:hint="eastAsia"/>
-        </w:rPr>
-        <w:t xml:space="preserve">）。</w:t>
+        <w:t>标注连接词与关键句（如“首先</w:t>
+      </w:r>
+      <w:r>
+        <w:rPr>
+          <w:rFonts w:hint="eastAsia"/>
+        </w:rPr>
+        <w:t>/</w:t>
+      </w:r>
+      <w:r>
+        <w:rPr>
+          <w:rFonts w:hint="eastAsia"/>
+        </w:rPr>
+        <w:t>其次</w:t>
+      </w:r>
+      <w:r>
+        <w:rPr>
+          <w:rFonts w:hint="eastAsia"/>
+        </w:rPr>
+        <w:t>/</w:t>
+      </w:r>
+      <w:r>
+        <w:rPr>
+          <w:rFonts w:hint="eastAsia"/>
+        </w:rPr>
+        <w:t>最后”“因此</w:t>
+      </w:r>
+      <w:r>
+        <w:rPr>
+          <w:rFonts w:hint="eastAsia"/>
+        </w:rPr>
+        <w:t>/</w:t>
+      </w:r>
+      <w:r>
+        <w:rPr>
+          <w:rFonts w:hint="eastAsia"/>
+        </w:rPr>
+        <w:t>所以</w:t>
+      </w:r>
+      <w:r>
+        <w:rPr>
+          <w:rFonts w:hint="eastAsia"/>
+        </w:rPr>
+        <w:t>/</w:t>
+      </w:r>
+      <w:r>
+        <w:rPr>
+          <w:rFonts w:hint="eastAsia"/>
+        </w:rPr>
+        <w:t>然而”）。</w:t>
       </w:r>
     </w:p>
     <w:p>
@@ -2838,7 +3436,7 @@
         <w:pStyle w:val="Compact"/>
         <w:numPr>
           <w:ilvl w:val="0"/>
-          <w:numId w:val="1015"/>
+          <w:numId w:val="16"/>
         </w:numPr>
       </w:pPr>
       <w:r>
@@ -2847,13 +3445,29 @@
           <w:b/>
           <w:bCs/>
         </w:rPr>
-        <w:t xml:space="preserve">串联整篇/整书（由段到篇，由篇到单元）</w:t>
-      </w:r>
-      <w:r>
-        <w:rPr>
-          <w:rFonts w:hint="eastAsia"/>
-        </w:rPr>
-        <w:t xml:space="preserve">：</w:t>
+        <w:t>串联整篇</w:t>
+      </w:r>
+      <w:r>
+        <w:rPr>
+          <w:rFonts w:hint="eastAsia"/>
+          <w:b/>
+          <w:bCs/>
+        </w:rPr>
+        <w:t>/</w:t>
+      </w:r>
+      <w:r>
+        <w:rPr>
+          <w:rFonts w:hint="eastAsia"/>
+          <w:b/>
+          <w:bCs/>
+        </w:rPr>
+        <w:t>整书（由段到篇，由篇到单元）</w:t>
+      </w:r>
+      <w:r>
+        <w:rPr>
+          <w:rFonts w:hint="eastAsia"/>
+        </w:rPr>
+        <w:t>：</w:t>
       </w:r>
     </w:p>
     <w:p>
@@ -2861,14 +3475,26 @@
         <w:pStyle w:val="Compact"/>
         <w:numPr>
           <w:ilvl w:val="1"/>
-          <w:numId w:val="1017"/>
+          <w:numId w:val="18"/>
         </w:numPr>
       </w:pPr>
       <w:r>
         <w:rPr>
           <w:rFonts w:hint="eastAsia"/>
         </w:rPr>
-        <w:t xml:space="preserve">段→篇：用1-2句总结每段要义，再把所有段落要义串成一段“白话版全文”。</w:t>
+        <w:t>段→篇：用</w:t>
+      </w:r>
+      <w:r>
+        <w:rPr>
+          <w:rFonts w:hint="eastAsia"/>
+        </w:rPr>
+        <w:t>1-2</w:t>
+      </w:r>
+      <w:r>
+        <w:rPr>
+          <w:rFonts w:hint="eastAsia"/>
+        </w:rPr>
+        <w:t>句总结每段要义，再把所有段落要义串成一段“白话版全文”。</w:t>
       </w:r>
     </w:p>
     <w:p>
@@ -2876,14 +3502,26 @@
         <w:pStyle w:val="Compact"/>
         <w:numPr>
           <w:ilvl w:val="1"/>
-          <w:numId w:val="1017"/>
+          <w:numId w:val="18"/>
         </w:numPr>
       </w:pPr>
       <w:r>
         <w:rPr>
           <w:rFonts w:hint="eastAsia"/>
         </w:rPr>
-        <w:t xml:space="preserve">篇→单元/整书：按主题或时代脉络，将相关篇章建立“主题地图”。</w:t>
+        <w:t>篇→单元</w:t>
+      </w:r>
+      <w:r>
+        <w:rPr>
+          <w:rFonts w:hint="eastAsia"/>
+        </w:rPr>
+        <w:t>/</w:t>
+      </w:r>
+      <w:r>
+        <w:rPr>
+          <w:rFonts w:hint="eastAsia"/>
+        </w:rPr>
+        <w:t>整书：按主题或时代脉络，将相关篇章建立“主题地图”。</w:t>
       </w:r>
     </w:p>
     <w:p>
@@ -2891,7 +3529,7 @@
         <w:pStyle w:val="Compact"/>
         <w:numPr>
           <w:ilvl w:val="0"/>
-          <w:numId w:val="1015"/>
+          <w:numId w:val="16"/>
         </w:numPr>
       </w:pPr>
       <w:r>
@@ -2900,13 +3538,13 @@
           <w:b/>
           <w:bCs/>
         </w:rPr>
-        <w:t xml:space="preserve">复述与默写（检验输出）</w:t>
-      </w:r>
-      <w:r>
-        <w:rPr>
-          <w:rFonts w:hint="eastAsia"/>
-        </w:rPr>
-        <w:t xml:space="preserve">：</w:t>
+        <w:t>复述与默写（检验输出）</w:t>
+      </w:r>
+      <w:r>
+        <w:rPr>
+          <w:rFonts w:hint="eastAsia"/>
+        </w:rPr>
+        <w:t>：</w:t>
       </w:r>
     </w:p>
     <w:p>
@@ -2914,14 +3552,14 @@
         <w:pStyle w:val="Compact"/>
         <w:numPr>
           <w:ilvl w:val="1"/>
-          <w:numId w:val="1018"/>
+          <w:numId w:val="19"/>
         </w:numPr>
       </w:pPr>
       <w:r>
         <w:rPr>
           <w:rFonts w:hint="eastAsia"/>
         </w:rPr>
-        <w:t xml:space="preserve">口头复述：遮住文本，用白话复述，再尝试用原文复述关键句。</w:t>
+        <w:t>口头复述：遮住文本，用白话复述，再尝试用原文复述关键句。</w:t>
       </w:r>
     </w:p>
     <w:p>
@@ -2929,14 +3567,14 @@
         <w:pStyle w:val="Compact"/>
         <w:numPr>
           <w:ilvl w:val="1"/>
-          <w:numId w:val="1018"/>
+          <w:numId w:val="19"/>
         </w:numPr>
       </w:pPr>
       <w:r>
         <w:rPr>
           <w:rFonts w:hint="eastAsia"/>
         </w:rPr>
-        <w:t xml:space="preserve">遮挡默写：分段默写→整段默写→整篇关键句默写，查漏补缺。</w:t>
+        <w:t>遮挡默写：分段默写→整段默写→整篇关键句默写，查漏补缺。</w:t>
       </w:r>
     </w:p>
     <w:p>
@@ -2944,7 +3582,7 @@
         <w:pStyle w:val="Compact"/>
         <w:numPr>
           <w:ilvl w:val="0"/>
-          <w:numId w:val="1015"/>
+          <w:numId w:val="16"/>
         </w:numPr>
       </w:pPr>
       <w:r>
@@ -2953,26 +3591,55 @@
           <w:b/>
           <w:bCs/>
         </w:rPr>
-        <w:t xml:space="preserve">滚动复习（1-3-7-15天）</w:t>
-      </w:r>
-      <w:r>
-        <w:rPr>
-          <w:rFonts w:hint="eastAsia"/>
-        </w:rPr>
-        <w:t xml:space="preserve">：按艾宾浩斯间隔复习法设置回看提醒；每次复习都进行“简版复述+关键句默写”。</w:t>
-      </w:r>
-    </w:p>
-    <w:bookmarkEnd w:id="37"/>
-    <w:bookmarkStart w:id="38" w:name="辅助技巧"/>
-    <w:p>
-      <w:pPr>
-        <w:pStyle w:val="Heading3"/>
-      </w:pPr>
-      <w:r>
-        <w:rPr>
-          <w:rFonts w:hint="eastAsia"/>
-        </w:rPr>
-        <w:t xml:space="preserve">辅助技巧</w:t>
+        <w:t>滚动复习（</w:t>
+      </w:r>
+      <w:r>
+        <w:rPr>
+          <w:rFonts w:hint="eastAsia"/>
+          <w:b/>
+          <w:bCs/>
+        </w:rPr>
+        <w:t>1-3-7-15</w:t>
+      </w:r>
+      <w:r>
+        <w:rPr>
+          <w:rFonts w:hint="eastAsia"/>
+          <w:b/>
+          <w:bCs/>
+        </w:rPr>
+        <w:t>天）</w:t>
+      </w:r>
+      <w:r>
+        <w:rPr>
+          <w:rFonts w:hint="eastAsia"/>
+        </w:rPr>
+        <w:t>：按艾宾浩斯间隔复习法设置回看提醒；每次复习都进行“简版复述</w:t>
+      </w:r>
+      <w:r>
+        <w:rPr>
+          <w:rFonts w:hint="eastAsia"/>
+        </w:rPr>
+        <w:t>+</w:t>
+      </w:r>
+      <w:r>
+        <w:rPr>
+          <w:rFonts w:hint="eastAsia"/>
+        </w:rPr>
+        <w:t>关键句默写”。</w:t>
+      </w:r>
+    </w:p>
+    <w:p>
+      <w:pPr>
+        <w:pStyle w:val="3"/>
+      </w:pPr>
+      <w:bookmarkStart w:id="20" w:name="辅助技巧"/>
+      <w:bookmarkEnd w:id="19"/>
+      <w:r>
+        <w:rPr>
+          <w:rFonts w:hint="eastAsia"/>
+        </w:rPr>
+        <w:lastRenderedPageBreak/>
+        <w:t>辅助技巧</w:t>
       </w:r>
     </w:p>
     <w:p>
@@ -2980,7 +3647,7 @@
         <w:pStyle w:val="Compact"/>
         <w:numPr>
           <w:ilvl w:val="0"/>
-          <w:numId w:val="1019"/>
+          <w:numId w:val="20"/>
         </w:numPr>
       </w:pPr>
       <w:r>
@@ -2989,13 +3656,13 @@
           <w:b/>
           <w:bCs/>
         </w:rPr>
-        <w:t xml:space="preserve">意象与主旨</w:t>
-      </w:r>
-      <w:r>
-        <w:rPr>
-          <w:rFonts w:hint="eastAsia"/>
-        </w:rPr>
-        <w:t xml:space="preserve">：古诗文用“意象”承载情感（如月、风、江水）。背诵时在意象旁标注情感与主旨，帮助提取。</w:t>
+        <w:t>意象与主旨</w:t>
+      </w:r>
+      <w:r>
+        <w:rPr>
+          <w:rFonts w:hint="eastAsia"/>
+        </w:rPr>
+        <w:t>：古诗文用“意象”承载情感（如月、风、江水）。背诵时在意象旁标注情感与主旨，帮助提取。</w:t>
       </w:r>
     </w:p>
     <w:p>
@@ -3003,7 +3670,7 @@
         <w:pStyle w:val="Compact"/>
         <w:numPr>
           <w:ilvl w:val="0"/>
-          <w:numId w:val="1019"/>
+          <w:numId w:val="20"/>
         </w:numPr>
       </w:pPr>
       <w:r>
@@ -3012,13 +3679,13 @@
           <w:b/>
           <w:bCs/>
         </w:rPr>
-        <w:t xml:space="preserve">情境记忆</w:t>
-      </w:r>
-      <w:r>
-        <w:rPr>
-          <w:rFonts w:hint="eastAsia"/>
-        </w:rPr>
-        <w:t xml:space="preserve">：为段落设置一个生活画面或情景（课堂、家中、考试），把文字与画面绑定。</w:t>
+        <w:t>情境记忆</w:t>
+      </w:r>
+      <w:r>
+        <w:rPr>
+          <w:rFonts w:hint="eastAsia"/>
+        </w:rPr>
+        <w:t>：为段落设置一个生活画面或情景（课堂、家中、考试），把文字与画面绑定。</w:t>
       </w:r>
     </w:p>
     <w:p>
@@ -3026,7 +3693,7 @@
         <w:pStyle w:val="Compact"/>
         <w:numPr>
           <w:ilvl w:val="0"/>
-          <w:numId w:val="1019"/>
+          <w:numId w:val="20"/>
         </w:numPr>
       </w:pPr>
       <w:r>
@@ -3035,26 +3702,38 @@
           <w:b/>
           <w:bCs/>
         </w:rPr>
-        <w:t xml:space="preserve">节奏与停顿</w:t>
-      </w:r>
-      <w:r>
-        <w:rPr>
-          <w:rFonts w:hint="eastAsia"/>
-        </w:rPr>
-        <w:t xml:space="preserve">：用“/”给长句断句，标注停顿点与重音词，提升口头复述的流畅度。</w:t>
-      </w:r>
-    </w:p>
-    <w:bookmarkEnd w:id="38"/>
-    <w:bookmarkStart w:id="39" w:name="示例演练以出师表片段为例"/>
-    <w:p>
-      <w:pPr>
-        <w:pStyle w:val="Heading3"/>
-      </w:pPr>
-      <w:r>
-        <w:rPr>
-          <w:rFonts w:hint="eastAsia"/>
-        </w:rPr>
-        <w:t xml:space="preserve">示例演练（以《出师表》片段为例）</w:t>
+        <w:t>节奏与停顿</w:t>
+      </w:r>
+      <w:r>
+        <w:rPr>
+          <w:rFonts w:hint="eastAsia"/>
+        </w:rPr>
+        <w:t>：用“</w:t>
+      </w:r>
+      <w:r>
+        <w:rPr>
+          <w:rFonts w:hint="eastAsia"/>
+        </w:rPr>
+        <w:t>/</w:t>
+      </w:r>
+      <w:r>
+        <w:rPr>
+          <w:rFonts w:hint="eastAsia"/>
+        </w:rPr>
+        <w:t>”给长句断句，标注停顿点与重音词，提升口头复述的流畅度。</w:t>
+      </w:r>
+    </w:p>
+    <w:p>
+      <w:pPr>
+        <w:pStyle w:val="3"/>
+      </w:pPr>
+      <w:bookmarkStart w:id="21" w:name="示例演练以出师表片段为例"/>
+      <w:bookmarkEnd w:id="20"/>
+      <w:r>
+        <w:rPr>
+          <w:rFonts w:hint="eastAsia"/>
+        </w:rPr>
+        <w:t>示例演练（以《出师表》片段为例）</w:t>
       </w:r>
     </w:p>
     <w:p>
@@ -3062,7 +3741,7 @@
         <w:pStyle w:val="Compact"/>
         <w:numPr>
           <w:ilvl w:val="0"/>
-          <w:numId w:val="1020"/>
+          <w:numId w:val="21"/>
         </w:numPr>
       </w:pPr>
       <w:r>
@@ -3071,13 +3750,13 @@
           <w:b/>
           <w:bCs/>
         </w:rPr>
-        <w:t xml:space="preserve">分段要义</w:t>
-      </w:r>
-      <w:r>
-        <w:rPr>
-          <w:rFonts w:hint="eastAsia"/>
-        </w:rPr>
-        <w:t xml:space="preserve">：</w:t>
+        <w:t>分段要义</w:t>
+      </w:r>
+      <w:r>
+        <w:rPr>
+          <w:rFonts w:hint="eastAsia"/>
+        </w:rPr>
+        <w:t>：</w:t>
       </w:r>
     </w:p>
     <w:p>
@@ -3085,14 +3764,14 @@
         <w:pStyle w:val="Compact"/>
         <w:numPr>
           <w:ilvl w:val="1"/>
-          <w:numId w:val="1021"/>
+          <w:numId w:val="22"/>
         </w:numPr>
       </w:pPr>
       <w:r>
         <w:rPr>
           <w:rFonts w:hint="eastAsia"/>
         </w:rPr>
-        <w:t xml:space="preserve">段一：明忠诚与忧国之心（臣本布衣，躬耕南阳……）</w:t>
+        <w:t>段一：明忠诚与忧国之心（臣本布衣，躬耕南阳……）</w:t>
       </w:r>
     </w:p>
     <w:p>
@@ -3100,14 +3779,14 @@
         <w:pStyle w:val="Compact"/>
         <w:numPr>
           <w:ilvl w:val="1"/>
-          <w:numId w:val="1021"/>
+          <w:numId w:val="22"/>
         </w:numPr>
       </w:pPr>
       <w:r>
         <w:rPr>
           <w:rFonts w:hint="eastAsia"/>
         </w:rPr>
-        <w:t xml:space="preserve">段二：举贤任能，重视民生与教化（亲贤臣，远小人，此先汉所以……）</w:t>
+        <w:t>段二：举贤任能，重视民生与教化（亲贤臣，远小人，此先汉所以……）</w:t>
       </w:r>
     </w:p>
     <w:p>
@@ -3115,7 +3794,7 @@
         <w:pStyle w:val="Compact"/>
         <w:numPr>
           <w:ilvl w:val="0"/>
-          <w:numId w:val="1020"/>
+          <w:numId w:val="21"/>
         </w:numPr>
       </w:pPr>
       <w:r>
@@ -3124,13 +3803,25 @@
           <w:b/>
           <w:bCs/>
         </w:rPr>
-        <w:t xml:space="preserve">逻辑树</w:t>
-      </w:r>
-      <w:r>
-        <w:rPr>
-          <w:rFonts w:hint="eastAsia"/>
-        </w:rPr>
-        <w:t xml:space="preserve">：忠诚→建言→治国方法（亲贤/远小）→历史经验→现实劝诫。</w:t>
+        <w:t>逻辑树</w:t>
+      </w:r>
+      <w:r>
+        <w:rPr>
+          <w:rFonts w:hint="eastAsia"/>
+        </w:rPr>
+        <w:t>：忠诚→建言→治国方法（亲贤</w:t>
+      </w:r>
+      <w:r>
+        <w:rPr>
+          <w:rFonts w:hint="eastAsia"/>
+        </w:rPr>
+        <w:t>/</w:t>
+      </w:r>
+      <w:r>
+        <w:rPr>
+          <w:rFonts w:hint="eastAsia"/>
+        </w:rPr>
+        <w:t>远小）→历史经验→现实劝诫。</w:t>
       </w:r>
     </w:p>
     <w:p>
@@ -3138,7 +3829,7 @@
         <w:pStyle w:val="Compact"/>
         <w:numPr>
           <w:ilvl w:val="0"/>
-          <w:numId w:val="1020"/>
+          <w:numId w:val="21"/>
         </w:numPr>
       </w:pPr>
       <w:r>
@@ -3147,26 +3838,26 @@
           <w:b/>
           <w:bCs/>
         </w:rPr>
-        <w:t xml:space="preserve">复述</w:t>
-      </w:r>
-      <w:r>
-        <w:rPr>
-          <w:rFonts w:hint="eastAsia"/>
-        </w:rPr>
-        <w:t xml:space="preserve">：诸葛亮说自己出身平凡，但因国家危难而尽忠；劝后主亲近贤臣远离小人，引用先汉经验，强调治国要务。</w:t>
-      </w:r>
-    </w:p>
-    <w:bookmarkEnd w:id="39"/>
-    <w:bookmarkStart w:id="40" w:name="常见问题与修正"/>
-    <w:p>
-      <w:pPr>
-        <w:pStyle w:val="Heading3"/>
-      </w:pPr>
-      <w:r>
-        <w:rPr>
-          <w:rFonts w:hint="eastAsia"/>
-        </w:rPr>
-        <w:t xml:space="preserve">常见问题与修正</w:t>
+        <w:t>复述</w:t>
+      </w:r>
+      <w:r>
+        <w:rPr>
+          <w:rFonts w:hint="eastAsia"/>
+        </w:rPr>
+        <w:t>：诸葛亮说自己出身平凡，但因国家危难而尽忠；劝后主亲近贤臣远离小人，引用先汉经验，强调治国要务。</w:t>
+      </w:r>
+    </w:p>
+    <w:p>
+      <w:pPr>
+        <w:pStyle w:val="3"/>
+      </w:pPr>
+      <w:bookmarkStart w:id="22" w:name="常见问题与修正"/>
+      <w:bookmarkEnd w:id="21"/>
+      <w:r>
+        <w:rPr>
+          <w:rFonts w:hint="eastAsia"/>
+        </w:rPr>
+        <w:t>常见问题与修正</w:t>
       </w:r>
     </w:p>
     <w:p>
@@ -3174,14 +3865,14 @@
         <w:pStyle w:val="Compact"/>
         <w:numPr>
           <w:ilvl w:val="0"/>
-          <w:numId w:val="1022"/>
+          <w:numId w:val="23"/>
         </w:numPr>
       </w:pPr>
       <w:r>
         <w:rPr>
           <w:rFonts w:hint="eastAsia"/>
         </w:rPr>
-        <w:t xml:space="preserve">只背不懂：先“白话翻译与要义总结”，再背原文。</w:t>
+        <w:t>只背不懂：先“白话翻译与要义总结”，再背原文。</w:t>
       </w:r>
     </w:p>
     <w:p>
@@ -3189,14 +3880,26 @@
         <w:pStyle w:val="Compact"/>
         <w:numPr>
           <w:ilvl w:val="0"/>
-          <w:numId w:val="1022"/>
+          <w:numId w:val="23"/>
         </w:numPr>
       </w:pPr>
       <w:r>
         <w:rPr>
           <w:rFonts w:hint="eastAsia"/>
         </w:rPr>
-        <w:t xml:space="preserve">段段断裂：用“过渡词串联法”，写出段间1句过渡，连成“全文白话版”。</w:t>
+        <w:t>段段断裂：用“过渡词串联法”，写出段间</w:t>
+      </w:r>
+      <w:r>
+        <w:rPr>
+          <w:rFonts w:hint="eastAsia"/>
+        </w:rPr>
+        <w:t>1</w:t>
+      </w:r>
+      <w:r>
+        <w:rPr>
+          <w:rFonts w:hint="eastAsia"/>
+        </w:rPr>
+        <w:t>句过渡，连成“全文白话版”。</w:t>
       </w:r>
     </w:p>
     <w:p>
@@ -3204,27 +3907,27 @@
         <w:pStyle w:val="Compact"/>
         <w:numPr>
           <w:ilvl w:val="0"/>
-          <w:numId w:val="1022"/>
+          <w:numId w:val="23"/>
         </w:numPr>
       </w:pPr>
       <w:r>
         <w:rPr>
           <w:rFonts w:hint="eastAsia"/>
         </w:rPr>
-        <w:t xml:space="preserve">易忘细节：建立“错点库”，记录易错字词和关键句的断句点。</w:t>
-      </w:r>
-    </w:p>
-    <w:bookmarkEnd w:id="40"/>
-    <w:bookmarkStart w:id="41" w:name="每周训练建议"/>
-    <w:p>
-      <w:pPr>
-        <w:pStyle w:val="Heading3"/>
-      </w:pPr>
-      <w:r>
-        <w:rPr>
-          <w:rFonts w:hint="eastAsia"/>
-        </w:rPr>
-        <w:t xml:space="preserve">每周训练建议</w:t>
+        <w:t>易忘细节：建立“错点库”，记录易错字词和关键句的断句点。</w:t>
+      </w:r>
+    </w:p>
+    <w:p>
+      <w:pPr>
+        <w:pStyle w:val="3"/>
+      </w:pPr>
+      <w:bookmarkStart w:id="23" w:name="每周训练建议"/>
+      <w:bookmarkEnd w:id="22"/>
+      <w:r>
+        <w:rPr>
+          <w:rFonts w:hint="eastAsia"/>
+        </w:rPr>
+        <w:t>每周训练建议</w:t>
       </w:r>
     </w:p>
     <w:p>
@@ -3232,14 +3935,38 @@
         <w:pStyle w:val="Compact"/>
         <w:numPr>
           <w:ilvl w:val="0"/>
-          <w:numId w:val="1023"/>
+          <w:numId w:val="24"/>
         </w:numPr>
       </w:pPr>
       <w:r>
         <w:rPr>
           <w:rFonts w:hint="eastAsia"/>
         </w:rPr>
-        <w:t xml:space="preserve">周一至周四：每天分段背诵+复述（15分钟）。</w:t>
+        <w:t>周一至周四：每天分段背诵</w:t>
+      </w:r>
+      <w:r>
+        <w:rPr>
+          <w:rFonts w:hint="eastAsia"/>
+        </w:rPr>
+        <w:t>+</w:t>
+      </w:r>
+      <w:r>
+        <w:rPr>
+          <w:rFonts w:hint="eastAsia"/>
+        </w:rPr>
+        <w:t>复述（</w:t>
+      </w:r>
+      <w:r>
+        <w:rPr>
+          <w:rFonts w:hint="eastAsia"/>
+        </w:rPr>
+        <w:t>15</w:t>
+      </w:r>
+      <w:r>
+        <w:rPr>
+          <w:rFonts w:hint="eastAsia"/>
+        </w:rPr>
+        <w:t>分钟）。</w:t>
       </w:r>
     </w:p>
     <w:p>
@@ -3247,14 +3974,26 @@
         <w:pStyle w:val="Compact"/>
         <w:numPr>
           <w:ilvl w:val="0"/>
-          <w:numId w:val="1023"/>
+          <w:numId w:val="24"/>
         </w:numPr>
       </w:pPr>
       <w:r>
         <w:rPr>
           <w:rFonts w:hint="eastAsia"/>
         </w:rPr>
-        <w:t xml:space="preserve">周五：整篇串联与遮挡默写（20分钟）。</w:t>
+        <w:t>周五：整篇串联与遮挡默写（</w:t>
+      </w:r>
+      <w:r>
+        <w:rPr>
+          <w:rFonts w:hint="eastAsia"/>
+        </w:rPr>
+        <w:t>20</w:t>
+      </w:r>
+      <w:r>
+        <w:rPr>
+          <w:rFonts w:hint="eastAsia"/>
+        </w:rPr>
+        <w:t>分钟）。</w:t>
       </w:r>
     </w:p>
     <w:p>
@@ -3262,56 +4001,238 @@
         <w:pStyle w:val="Compact"/>
         <w:numPr>
           <w:ilvl w:val="0"/>
-          <w:numId w:val="1023"/>
+          <w:numId w:val="24"/>
         </w:numPr>
       </w:pPr>
       <w:r>
         <w:rPr>
           <w:rFonts w:hint="eastAsia"/>
         </w:rPr>
-        <w:t xml:space="preserve">周末：滚动复习（10分钟），并补充主题地图。</w:t>
-      </w:r>
-    </w:p>
-    <w:bookmarkEnd w:id="41"/>
-    <w:bookmarkEnd w:id="42"/>
-    <w:bookmarkEnd w:id="43"/>
+        <w:t>周末：滚动复习（</w:t>
+      </w:r>
+      <w:r>
+        <w:rPr>
+          <w:rFonts w:hint="eastAsia"/>
+        </w:rPr>
+        <w:t>10</w:t>
+      </w:r>
+      <w:r>
+        <w:rPr>
+          <w:rFonts w:hint="eastAsia"/>
+        </w:rPr>
+        <w:t>分钟），并补充主题地图。</w:t>
+      </w:r>
+    </w:p>
+    <w:bookmarkEnd w:id="23"/>
+    <w:bookmarkEnd w:id="17"/>
+    <w:bookmarkEnd w:id="0"/>
     <w:sectPr>
+      <w:headerReference w:type="even" r:id="rId7"/>
+      <w:headerReference w:type="default" r:id="rId8"/>
+      <w:footerReference w:type="even" r:id="rId9"/>
+      <w:footerReference w:type="default" r:id="rId10"/>
+      <w:headerReference w:type="first" r:id="rId11"/>
+      <w:footerReference w:type="first" r:id="rId12"/>
       <w:footnotePr>
         <w:numRestart w:val="eachSect"/>
       </w:footnotePr>
+      <w:pgSz w:w="12240" w:h="15840"/>
+      <w:pgMar w:top="1440" w:right="1800" w:bottom="1440" w:left="1800" w:header="720" w:footer="720" w:gutter="0"/>
+      <w:cols w:space="720"/>
     </w:sectPr>
   </w:body>
 </w:document>
 </file>
 
-<file path=word/comments.xml><?xml version="1.0" encoding="utf-8"?>
-<w:comments xmlns:w="http://schemas.openxmlformats.org/wordprocessingml/2006/main" xmlns:m="http://schemas.openxmlformats.org/officeDocument/2006/math" xmlns:r="http://schemas.openxmlformats.org/officeDocument/2006/relationships" xmlns:o="urn:schemas-microsoft-com:office:office" xmlns:v="urn:schemas-microsoft-com:vml" xmlns:w10="urn:schemas-microsoft-com:office:word" xmlns:a="http://schemas.openxmlformats.org/drawingml/2006/main" xmlns:pic="http://schemas.openxmlformats.org/drawingml/2006/picture" xmlns:wp="http://schemas.openxmlformats.org/drawingml/2006/wordprocessingDrawing"/>
+<file path=word/endnotes.xml><?xml version="1.0" encoding="utf-8"?>
+<w:endnotes xmlns:wpc="http://schemas.microsoft.com/office/word/2010/wordprocessingCanvas" xmlns:cx="http://schemas.microsoft.com/office/drawing/2014/chartex" xmlns:cx1="http://schemas.microsoft.com/office/drawing/2015/9/8/chartex" xmlns:cx2="http://schemas.microsoft.com/office/drawing/2015/10/21/chartex" xmlns:cx3="http://schemas.microsoft.com/office/drawing/2016/5/9/chartex" xmlns:cx4="http://schemas.microsoft.com/office/drawing/2016/5/10/chartex" xmlns:cx5="http://schemas.microsoft.com/office/drawing/2016/5/11/chartex" xmlns:cx6="http://schemas.microsoft.com/office/drawing/2016/5/12/chartex" xmlns:cx7="http://schemas.microsoft.com/office/drawing/2016/5/13/chartex" xmlns:cx8="http://schemas.microsoft.com/office/drawing/2016/5/14/chartex" xmlns:mc="http://schemas.openxmlformats.org/markup-compatibility/2006" xmlns:aink="http://schemas.microsoft.com/office/drawing/2016/ink" xmlns:am3d="http://schemas.microsoft.com/office/drawing/2017/model3d" xmlns:o="urn:schemas-microsoft-com:office:office" xmlns:oel="http://schemas.microsoft.com/office/2019/extlst" xmlns:r="http://schemas.openxmlformats.org/officeDocument/2006/relationships" xmlns:m="http://schemas.openxmlformats.org/officeDocument/2006/math" xmlns:v="urn:schemas-microsoft-com:vml" xmlns:wp14="http://schemas.microsoft.com/office/word/2010/wordprocessingDrawing" xmlns:wp="http://schemas.openxmlformats.org/drawingml/2006/wordprocessingDrawing" xmlns:w10="urn:schemas-microsoft-com:office:word" xmlns:w="http://schemas.openxmlformats.org/wordprocessingml/2006/main" xmlns:w14="http://schemas.microsoft.com/office/word/2010/wordml" xmlns:w15="http://schemas.microsoft.com/office/word/2012/wordml" xmlns:w16cex="http://schemas.microsoft.com/office/word/2018/wordml/cex" xmlns:w16cid="http://schemas.microsoft.com/office/word/2016/wordml/cid" xmlns:w16="http://schemas.microsoft.com/office/word/2018/wordml" xmlns:w16du="http://schemas.microsoft.com/office/word/2023/wordml/word16du" xmlns:w16sdtdh="http://schemas.microsoft.com/office/word/2020/wordml/sdtdatahash" xmlns:w16sdtfl="http://schemas.microsoft.com/office/word/2024/wordml/sdtformatlock" xmlns:w16se="http://schemas.microsoft.com/office/word/2015/wordml/symex" xmlns:wpg="http://schemas.microsoft.com/office/word/2010/wordprocessingGroup" xmlns:wpi="http://schemas.microsoft.com/office/word/2010/wordprocessingInk" xmlns:wne="http://schemas.microsoft.com/office/word/2006/wordml" xmlns:wps="http://schemas.microsoft.com/office/word/2010/wordprocessingShape" mc:Ignorable="w14 w15 w16se w16cid w16 w16cex w16sdtdh w16sdtfl w16du wp14">
+  <w:endnote w:type="separator" w:id="-1">
+    <w:p>
+      <w:pPr>
+        <w:spacing w:after="0"/>
+      </w:pPr>
+      <w:r>
+        <w:separator/>
+      </w:r>
+    </w:p>
+  </w:endnote>
+  <w:endnote w:type="continuationSeparator" w:id="0">
+    <w:p>
+      <w:pPr>
+        <w:spacing w:after="0"/>
+      </w:pPr>
+      <w:r>
+        <w:continuationSeparator/>
+      </w:r>
+    </w:p>
+  </w:endnote>
+</w:endnotes>
+</file>
+
+<file path=word/footer1.xml><?xml version="1.0" encoding="utf-8"?>
+<w:ftr xmlns:wpc="http://schemas.microsoft.com/office/word/2010/wordprocessingCanvas" xmlns:cx="http://schemas.microsoft.com/office/drawing/2014/chartex" xmlns:cx1="http://schemas.microsoft.com/office/drawing/2015/9/8/chartex" xmlns:cx2="http://schemas.microsoft.com/office/drawing/2015/10/21/chartex" xmlns:cx3="http://schemas.microsoft.com/office/drawing/2016/5/9/chartex" xmlns:cx4="http://schemas.microsoft.com/office/drawing/2016/5/10/chartex" xmlns:cx5="http://schemas.microsoft.com/office/drawing/2016/5/11/chartex" xmlns:cx6="http://schemas.microsoft.com/office/drawing/2016/5/12/chartex" xmlns:cx7="http://schemas.microsoft.com/office/drawing/2016/5/13/chartex" xmlns:cx8="http://schemas.microsoft.com/office/drawing/2016/5/14/chartex" xmlns:mc="http://schemas.openxmlformats.org/markup-compatibility/2006" xmlns:aink="http://schemas.microsoft.com/office/drawing/2016/ink" xmlns:am3d="http://schemas.microsoft.com/office/drawing/2017/model3d" xmlns:o="urn:schemas-microsoft-com:office:office" xmlns:oel="http://schemas.microsoft.com/office/2019/extlst" xmlns:r="http://schemas.openxmlformats.org/officeDocument/2006/relationships" xmlns:m="http://schemas.openxmlformats.org/officeDocument/2006/math" xmlns:v="urn:schemas-microsoft-com:vml" xmlns:wp14="http://schemas.microsoft.com/office/word/2010/wordprocessingDrawing" xmlns:wp="http://schemas.openxmlformats.org/drawingml/2006/wordprocessingDrawing" xmlns:w10="urn:schemas-microsoft-com:office:word" xmlns:w="http://schemas.openxmlformats.org/wordprocessingml/2006/main" xmlns:w14="http://schemas.microsoft.com/office/word/2010/wordml" xmlns:w15="http://schemas.microsoft.com/office/word/2012/wordml" xmlns:w16cex="http://schemas.microsoft.com/office/word/2018/wordml/cex" xmlns:w16cid="http://schemas.microsoft.com/office/word/2016/wordml/cid" xmlns:w16="http://schemas.microsoft.com/office/word/2018/wordml" xmlns:w16du="http://schemas.microsoft.com/office/word/2023/wordml/word16du" xmlns:w16sdtdh="http://schemas.microsoft.com/office/word/2020/wordml/sdtdatahash" xmlns:w16sdtfl="http://schemas.microsoft.com/office/word/2024/wordml/sdtformatlock" xmlns:w16se="http://schemas.microsoft.com/office/word/2015/wordml/symex" xmlns:wpg="http://schemas.microsoft.com/office/word/2010/wordprocessingGroup" xmlns:wpi="http://schemas.microsoft.com/office/word/2010/wordprocessingInk" xmlns:wne="http://schemas.microsoft.com/office/word/2006/wordml" xmlns:wps="http://schemas.microsoft.com/office/word/2010/wordprocessingShape" mc:Ignorable="w14 w15 w16se w16cid w16 w16cex w16sdtdh w16sdtfl w16du wp14">
+  <w:p>
+    <w:pPr>
+      <w:pStyle w:val="af2"/>
+      <w:framePr w:wrap="around" w:vAnchor="text" w:hAnchor="margin" w:xAlign="center" w:y="1"/>
+      <w:rPr>
+        <w:rStyle w:val="af4"/>
+      </w:rPr>
+    </w:pPr>
+    <w:r>
+      <w:rPr>
+        <w:rStyle w:val="af4"/>
+      </w:rPr>
+      <w:fldChar w:fldCharType="begin"/>
+    </w:r>
+    <w:r>
+      <w:rPr>
+        <w:rStyle w:val="af4"/>
+      </w:rPr>
+      <w:instrText xml:space="preserve"> PAGE </w:instrText>
+    </w:r>
+    <w:r>
+      <w:rPr>
+        <w:rStyle w:val="af4"/>
+      </w:rPr>
+      <w:fldChar w:fldCharType="separate"/>
+    </w:r>
+    <w:r>
+      <w:rPr>
+        <w:rStyle w:val="af4"/>
+      </w:rPr>
+      <w:fldChar w:fldCharType="end"/>
+    </w:r>
+  </w:p>
+  <w:p>
+    <w:pPr>
+      <w:pStyle w:val="af2"/>
+    </w:pPr>
+  </w:p>
+</w:ftr>
+</file>
+
+<file path=word/footer2.xml><?xml version="1.0" encoding="utf-8"?>
+<w:ftr xmlns:wpc="http://schemas.microsoft.com/office/word/2010/wordprocessingCanvas" xmlns:cx="http://schemas.microsoft.com/office/drawing/2014/chartex" xmlns:cx1="http://schemas.microsoft.com/office/drawing/2015/9/8/chartex" xmlns:cx2="http://schemas.microsoft.com/office/drawing/2015/10/21/chartex" xmlns:cx3="http://schemas.microsoft.com/office/drawing/2016/5/9/chartex" xmlns:cx4="http://schemas.microsoft.com/office/drawing/2016/5/10/chartex" xmlns:cx5="http://schemas.microsoft.com/office/drawing/2016/5/11/chartex" xmlns:cx6="http://schemas.microsoft.com/office/drawing/2016/5/12/chartex" xmlns:cx7="http://schemas.microsoft.com/office/drawing/2016/5/13/chartex" xmlns:cx8="http://schemas.microsoft.com/office/drawing/2016/5/14/chartex" xmlns:mc="http://schemas.openxmlformats.org/markup-compatibility/2006" xmlns:aink="http://schemas.microsoft.com/office/drawing/2016/ink" xmlns:am3d="http://schemas.microsoft.com/office/drawing/2017/model3d" xmlns:o="urn:schemas-microsoft-com:office:office" xmlns:oel="http://schemas.microsoft.com/office/2019/extlst" xmlns:r="http://schemas.openxmlformats.org/officeDocument/2006/relationships" xmlns:m="http://schemas.openxmlformats.org/officeDocument/2006/math" xmlns:v="urn:schemas-microsoft-com:vml" xmlns:wp14="http://schemas.microsoft.com/office/word/2010/wordprocessingDrawing" xmlns:wp="http://schemas.openxmlformats.org/drawingml/2006/wordprocessingDrawing" xmlns:w10="urn:schemas-microsoft-com:office:word" xmlns:w="http://schemas.openxmlformats.org/wordprocessingml/2006/main" xmlns:w14="http://schemas.microsoft.com/office/word/2010/wordml" xmlns:w15="http://schemas.microsoft.com/office/word/2012/wordml" xmlns:w16cex="http://schemas.microsoft.com/office/word/2018/wordml/cex" xmlns:w16cid="http://schemas.microsoft.com/office/word/2016/wordml/cid" xmlns:w16="http://schemas.microsoft.com/office/word/2018/wordml" xmlns:w16du="http://schemas.microsoft.com/office/word/2023/wordml/word16du" xmlns:w16sdtdh="http://schemas.microsoft.com/office/word/2020/wordml/sdtdatahash" xmlns:w16sdtfl="http://schemas.microsoft.com/office/word/2024/wordml/sdtformatlock" xmlns:w16se="http://schemas.microsoft.com/office/word/2015/wordml/symex" xmlns:wpg="http://schemas.microsoft.com/office/word/2010/wordprocessingGroup" xmlns:wpi="http://schemas.microsoft.com/office/word/2010/wordprocessingInk" xmlns:wne="http://schemas.microsoft.com/office/word/2006/wordml" xmlns:wps="http://schemas.microsoft.com/office/word/2010/wordprocessingShape" mc:Ignorable="w14 w15 w16se w16cid w16 w16cex w16sdtdh w16sdtfl w16du wp14">
+  <w:p>
+    <w:pPr>
+      <w:pStyle w:val="af2"/>
+      <w:framePr w:wrap="around" w:vAnchor="text" w:hAnchor="margin" w:xAlign="center" w:y="1"/>
+      <w:rPr>
+        <w:rStyle w:val="af4"/>
+      </w:rPr>
+    </w:pPr>
+    <w:r>
+      <w:rPr>
+        <w:rStyle w:val="af4"/>
+      </w:rPr>
+      <w:fldChar w:fldCharType="begin"/>
+    </w:r>
+    <w:r>
+      <w:rPr>
+        <w:rStyle w:val="af4"/>
+      </w:rPr>
+      <w:instrText xml:space="preserve"> PAGE </w:instrText>
+    </w:r>
+    <w:r>
+      <w:rPr>
+        <w:rStyle w:val="af4"/>
+      </w:rPr>
+      <w:fldChar w:fldCharType="separate"/>
+    </w:r>
+    <w:r>
+      <w:rPr>
+        <w:rStyle w:val="af4"/>
+        <w:noProof/>
+      </w:rPr>
+      <w:t>1</w:t>
+    </w:r>
+    <w:r>
+      <w:rPr>
+        <w:rStyle w:val="af4"/>
+      </w:rPr>
+      <w:fldChar w:fldCharType="end"/>
+    </w:r>
+  </w:p>
+  <w:p>
+    <w:pPr>
+      <w:pStyle w:val="af2"/>
+    </w:pPr>
+  </w:p>
+</w:ftr>
+</file>
+
+<file path=word/footer3.xml><?xml version="1.0" encoding="utf-8"?>
+<w:ftr xmlns:wpc="http://schemas.microsoft.com/office/word/2010/wordprocessingCanvas" xmlns:cx="http://schemas.microsoft.com/office/drawing/2014/chartex" xmlns:cx1="http://schemas.microsoft.com/office/drawing/2015/9/8/chartex" xmlns:cx2="http://schemas.microsoft.com/office/drawing/2015/10/21/chartex" xmlns:cx3="http://schemas.microsoft.com/office/drawing/2016/5/9/chartex" xmlns:cx4="http://schemas.microsoft.com/office/drawing/2016/5/10/chartex" xmlns:cx5="http://schemas.microsoft.com/office/drawing/2016/5/11/chartex" xmlns:cx6="http://schemas.microsoft.com/office/drawing/2016/5/12/chartex" xmlns:cx7="http://schemas.microsoft.com/office/drawing/2016/5/13/chartex" xmlns:cx8="http://schemas.microsoft.com/office/drawing/2016/5/14/chartex" xmlns:mc="http://schemas.openxmlformats.org/markup-compatibility/2006" xmlns:aink="http://schemas.microsoft.com/office/drawing/2016/ink" xmlns:am3d="http://schemas.microsoft.com/office/drawing/2017/model3d" xmlns:o="urn:schemas-microsoft-com:office:office" xmlns:oel="http://schemas.microsoft.com/office/2019/extlst" xmlns:r="http://schemas.openxmlformats.org/officeDocument/2006/relationships" xmlns:m="http://schemas.openxmlformats.org/officeDocument/2006/math" xmlns:v="urn:schemas-microsoft-com:vml" xmlns:wp14="http://schemas.microsoft.com/office/word/2010/wordprocessingDrawing" xmlns:wp="http://schemas.openxmlformats.org/drawingml/2006/wordprocessingDrawing" xmlns:w10="urn:schemas-microsoft-com:office:word" xmlns:w="http://schemas.openxmlformats.org/wordprocessingml/2006/main" xmlns:w14="http://schemas.microsoft.com/office/word/2010/wordml" xmlns:w15="http://schemas.microsoft.com/office/word/2012/wordml" xmlns:w16cex="http://schemas.microsoft.com/office/word/2018/wordml/cex" xmlns:w16cid="http://schemas.microsoft.com/office/word/2016/wordml/cid" xmlns:w16="http://schemas.microsoft.com/office/word/2018/wordml" xmlns:w16du="http://schemas.microsoft.com/office/word/2023/wordml/word16du" xmlns:w16sdtdh="http://schemas.microsoft.com/office/word/2020/wordml/sdtdatahash" xmlns:w16sdtfl="http://schemas.microsoft.com/office/word/2024/wordml/sdtformatlock" xmlns:w16se="http://schemas.microsoft.com/office/word/2015/wordml/symex" xmlns:wpg="http://schemas.microsoft.com/office/word/2010/wordprocessingGroup" xmlns:wpi="http://schemas.microsoft.com/office/word/2010/wordprocessingInk" xmlns:wne="http://schemas.microsoft.com/office/word/2006/wordml" xmlns:wps="http://schemas.microsoft.com/office/word/2010/wordprocessingShape" mc:Ignorable="w14 w15 w16se w16cid w16 w16cex w16sdtdh w16sdtfl w16du wp14">
+  <w:p>
+    <w:pPr>
+      <w:pStyle w:val="af2"/>
+    </w:pPr>
+  </w:p>
+</w:ftr>
 </file>
 
 <file path=word/footnotes.xml><?xml version="1.0" encoding="utf-8"?>
-<w:footnotes xmlns:w="http://schemas.openxmlformats.org/wordprocessingml/2006/main" xmlns:m="http://schemas.openxmlformats.org/officeDocument/2006/math" xmlns:r="http://schemas.openxmlformats.org/officeDocument/2006/relationships" xmlns:o="urn:schemas-microsoft-com:office:office" xmlns:v="urn:schemas-microsoft-com:vml" xmlns:w10="urn:schemas-microsoft-com:office:word" xmlns:a="http://schemas.openxmlformats.org/drawingml/2006/main" xmlns:pic="http://schemas.openxmlformats.org/drawingml/2006/picture" xmlns:wp="http://schemas.openxmlformats.org/drawingml/2006/wordprocessingDrawing">
+<w:footnotes xmlns:wpc="http://schemas.microsoft.com/office/word/2010/wordprocessingCanvas" xmlns:cx="http://schemas.microsoft.com/office/drawing/2014/chartex" xmlns:cx1="http://schemas.microsoft.com/office/drawing/2015/9/8/chartex" xmlns:cx2="http://schemas.microsoft.com/office/drawing/2015/10/21/chartex" xmlns:cx3="http://schemas.microsoft.com/office/drawing/2016/5/9/chartex" xmlns:cx4="http://schemas.microsoft.com/office/drawing/2016/5/10/chartex" xmlns:cx5="http://schemas.microsoft.com/office/drawing/2016/5/11/chartex" xmlns:cx6="http://schemas.microsoft.com/office/drawing/2016/5/12/chartex" xmlns:cx7="http://schemas.microsoft.com/office/drawing/2016/5/13/chartex" xmlns:cx8="http://schemas.microsoft.com/office/drawing/2016/5/14/chartex" xmlns:mc="http://schemas.openxmlformats.org/markup-compatibility/2006" xmlns:aink="http://schemas.microsoft.com/office/drawing/2016/ink" xmlns:am3d="http://schemas.microsoft.com/office/drawing/2017/model3d" xmlns:o="urn:schemas-microsoft-com:office:office" xmlns:oel="http://schemas.microsoft.com/office/2019/extlst" xmlns:r="http://schemas.openxmlformats.org/officeDocument/2006/relationships" xmlns:m="http://schemas.openxmlformats.org/officeDocument/2006/math" xmlns:v="urn:schemas-microsoft-com:vml" xmlns:wp14="http://schemas.microsoft.com/office/word/2010/wordprocessingDrawing" xmlns:wp="http://schemas.openxmlformats.org/drawingml/2006/wordprocessingDrawing" xmlns:w10="urn:schemas-microsoft-com:office:word" xmlns:w="http://schemas.openxmlformats.org/wordprocessingml/2006/main" xmlns:w14="http://schemas.microsoft.com/office/word/2010/wordml" xmlns:w15="http://schemas.microsoft.com/office/word/2012/wordml" xmlns:w16cex="http://schemas.microsoft.com/office/word/2018/wordml/cex" xmlns:w16cid="http://schemas.microsoft.com/office/word/2016/wordml/cid" xmlns:w16="http://schemas.microsoft.com/office/word/2018/wordml" xmlns:w16du="http://schemas.microsoft.com/office/word/2023/wordml/word16du" xmlns:w16sdtdh="http://schemas.microsoft.com/office/word/2020/wordml/sdtdatahash" xmlns:w16sdtfl="http://schemas.microsoft.com/office/word/2024/wordml/sdtformatlock" xmlns:w16se="http://schemas.microsoft.com/office/word/2015/wordml/symex" xmlns:wpg="http://schemas.microsoft.com/office/word/2010/wordprocessingGroup" xmlns:wpi="http://schemas.microsoft.com/office/word/2010/wordprocessingInk" xmlns:wne="http://schemas.microsoft.com/office/word/2006/wordml" xmlns:wps="http://schemas.microsoft.com/office/word/2010/wordprocessingShape" mc:Ignorable="w14 w15 w16se w16cid w16 w16cex w16sdtdh w16sdtfl w16du wp14">
+  <w:footnote w:type="separator" w:id="-1">
+    <w:p>
+      <w:pPr>
+        <w:spacing w:after="0"/>
+      </w:pPr>
+      <w:r>
+        <w:separator/>
+      </w:r>
+    </w:p>
+  </w:footnote>
   <w:footnote w:type="continuationSeparator" w:id="0">
     <w:p>
+      <w:pPr>
+        <w:spacing w:after="0"/>
+      </w:pPr>
       <w:r>
         <w:continuationSeparator/>
-      </w:r>
-    </w:p>
-  </w:footnote>
-  <w:footnote w:type="separator" w:id="-1">
-    <w:p>
-      <w:r>
-        <w:separator/>
       </w:r>
     </w:p>
   </w:footnote>
 </w:footnotes>
 </file>
 
+<file path=word/header1.xml><?xml version="1.0" encoding="utf-8"?>
+<w:hdr xmlns:wpc="http://schemas.microsoft.com/office/word/2010/wordprocessingCanvas" xmlns:cx="http://schemas.microsoft.com/office/drawing/2014/chartex" xmlns:cx1="http://schemas.microsoft.com/office/drawing/2015/9/8/chartex" xmlns:cx2="http://schemas.microsoft.com/office/drawing/2015/10/21/chartex" xmlns:cx3="http://schemas.microsoft.com/office/drawing/2016/5/9/chartex" xmlns:cx4="http://schemas.microsoft.com/office/drawing/2016/5/10/chartex" xmlns:cx5="http://schemas.microsoft.com/office/drawing/2016/5/11/chartex" xmlns:cx6="http://schemas.microsoft.com/office/drawing/2016/5/12/chartex" xmlns:cx7="http://schemas.microsoft.com/office/drawing/2016/5/13/chartex" xmlns:cx8="http://schemas.microsoft.com/office/drawing/2016/5/14/chartex" xmlns:mc="http://schemas.openxmlformats.org/markup-compatibility/2006" xmlns:aink="http://schemas.microsoft.com/office/drawing/2016/ink" xmlns:am3d="http://schemas.microsoft.com/office/drawing/2017/model3d" xmlns:o="urn:schemas-microsoft-com:office:office" xmlns:oel="http://schemas.microsoft.com/office/2019/extlst" xmlns:r="http://schemas.openxmlformats.org/officeDocument/2006/relationships" xmlns:m="http://schemas.openxmlformats.org/officeDocument/2006/math" xmlns:v="urn:schemas-microsoft-com:vml" xmlns:wp14="http://schemas.microsoft.com/office/word/2010/wordprocessingDrawing" xmlns:wp="http://schemas.openxmlformats.org/drawingml/2006/wordprocessingDrawing" xmlns:w10="urn:schemas-microsoft-com:office:word" xmlns:w="http://schemas.openxmlformats.org/wordprocessingml/2006/main" xmlns:w14="http://schemas.microsoft.com/office/word/2010/wordml" xmlns:w15="http://schemas.microsoft.com/office/word/2012/wordml" xmlns:w16cex="http://schemas.microsoft.com/office/word/2018/wordml/cex" xmlns:w16cid="http://schemas.microsoft.com/office/word/2016/wordml/cid" xmlns:w16="http://schemas.microsoft.com/office/word/2018/wordml" xmlns:w16du="http://schemas.microsoft.com/office/word/2023/wordml/word16du" xmlns:w16sdtdh="http://schemas.microsoft.com/office/word/2020/wordml/sdtdatahash" xmlns:w16sdtfl="http://schemas.microsoft.com/office/word/2024/wordml/sdtformatlock" xmlns:w16se="http://schemas.microsoft.com/office/word/2015/wordml/symex" xmlns:wpg="http://schemas.microsoft.com/office/word/2010/wordprocessingGroup" xmlns:wpi="http://schemas.microsoft.com/office/word/2010/wordprocessingInk" xmlns:wne="http://schemas.microsoft.com/office/word/2006/wordml" xmlns:wps="http://schemas.microsoft.com/office/word/2010/wordprocessingShape" mc:Ignorable="w14 w15 w16se w16cid w16 w16cex w16sdtdh w16sdtfl w16du wp14">
+  <w:p>
+    <w:pPr>
+      <w:pStyle w:val="af0"/>
+    </w:pPr>
+  </w:p>
+</w:hdr>
+</file>
+
+<file path=word/header2.xml><?xml version="1.0" encoding="utf-8"?>
+<w:hdr xmlns:wpc="http://schemas.microsoft.com/office/word/2010/wordprocessingCanvas" xmlns:cx="http://schemas.microsoft.com/office/drawing/2014/chartex" xmlns:cx1="http://schemas.microsoft.com/office/drawing/2015/9/8/chartex" xmlns:cx2="http://schemas.microsoft.com/office/drawing/2015/10/21/chartex" xmlns:cx3="http://schemas.microsoft.com/office/drawing/2016/5/9/chartex" xmlns:cx4="http://schemas.microsoft.com/office/drawing/2016/5/10/chartex" xmlns:cx5="http://schemas.microsoft.com/office/drawing/2016/5/11/chartex" xmlns:cx6="http://schemas.microsoft.com/office/drawing/2016/5/12/chartex" xmlns:cx7="http://schemas.microsoft.com/office/drawing/2016/5/13/chartex" xmlns:cx8="http://schemas.microsoft.com/office/drawing/2016/5/14/chartex" xmlns:mc="http://schemas.openxmlformats.org/markup-compatibility/2006" xmlns:aink="http://schemas.microsoft.com/office/drawing/2016/ink" xmlns:am3d="http://schemas.microsoft.com/office/drawing/2017/model3d" xmlns:o="urn:schemas-microsoft-com:office:office" xmlns:oel="http://schemas.microsoft.com/office/2019/extlst" xmlns:r="http://schemas.openxmlformats.org/officeDocument/2006/relationships" xmlns:m="http://schemas.openxmlformats.org/officeDocument/2006/math" xmlns:v="urn:schemas-microsoft-com:vml" xmlns:wp14="http://schemas.microsoft.com/office/word/2010/wordprocessingDrawing" xmlns:wp="http://schemas.openxmlformats.org/drawingml/2006/wordprocessingDrawing" xmlns:w10="urn:schemas-microsoft-com:office:word" xmlns:w="http://schemas.openxmlformats.org/wordprocessingml/2006/main" xmlns:w14="http://schemas.microsoft.com/office/word/2010/wordml" xmlns:w15="http://schemas.microsoft.com/office/word/2012/wordml" xmlns:w16cex="http://schemas.microsoft.com/office/word/2018/wordml/cex" xmlns:w16cid="http://schemas.microsoft.com/office/word/2016/wordml/cid" xmlns:w16="http://schemas.microsoft.com/office/word/2018/wordml" xmlns:w16du="http://schemas.microsoft.com/office/word/2023/wordml/word16du" xmlns:w16sdtdh="http://schemas.microsoft.com/office/word/2020/wordml/sdtdatahash" xmlns:w16sdtfl="http://schemas.microsoft.com/office/word/2024/wordml/sdtformatlock" xmlns:w16se="http://schemas.microsoft.com/office/word/2015/wordml/symex" xmlns:wpg="http://schemas.microsoft.com/office/word/2010/wordprocessingGroup" xmlns:wpi="http://schemas.microsoft.com/office/word/2010/wordprocessingInk" xmlns:wne="http://schemas.microsoft.com/office/word/2006/wordml" xmlns:wps="http://schemas.microsoft.com/office/word/2010/wordprocessingShape" mc:Ignorable="w14 w15 w16se w16cid w16 w16cex w16sdtdh w16sdtfl w16du wp14">
+  <w:p>
+    <w:pPr>
+      <w:pStyle w:val="af0"/>
+    </w:pPr>
+  </w:p>
+</w:hdr>
+</file>
+
+<file path=word/header3.xml><?xml version="1.0" encoding="utf-8"?>
+<w:hdr xmlns:wpc="http://schemas.microsoft.com/office/word/2010/wordprocessingCanvas" xmlns:cx="http://schemas.microsoft.com/office/drawing/2014/chartex" xmlns:cx1="http://schemas.microsoft.com/office/drawing/2015/9/8/chartex" xmlns:cx2="http://schemas.microsoft.com/office/drawing/2015/10/21/chartex" xmlns:cx3="http://schemas.microsoft.com/office/drawing/2016/5/9/chartex" xmlns:cx4="http://schemas.microsoft.com/office/drawing/2016/5/10/chartex" xmlns:cx5="http://schemas.microsoft.com/office/drawing/2016/5/11/chartex" xmlns:cx6="http://schemas.microsoft.com/office/drawing/2016/5/12/chartex" xmlns:cx7="http://schemas.microsoft.com/office/drawing/2016/5/13/chartex" xmlns:cx8="http://schemas.microsoft.com/office/drawing/2016/5/14/chartex" xmlns:mc="http://schemas.openxmlformats.org/markup-compatibility/2006" xmlns:aink="http://schemas.microsoft.com/office/drawing/2016/ink" xmlns:am3d="http://schemas.microsoft.com/office/drawing/2017/model3d" xmlns:o="urn:schemas-microsoft-com:office:office" xmlns:oel="http://schemas.microsoft.com/office/2019/extlst" xmlns:r="http://schemas.openxmlformats.org/officeDocument/2006/relationships" xmlns:m="http://schemas.openxmlformats.org/officeDocument/2006/math" xmlns:v="urn:schemas-microsoft-com:vml" xmlns:wp14="http://schemas.microsoft.com/office/word/2010/wordprocessingDrawing" xmlns:wp="http://schemas.openxmlformats.org/drawingml/2006/wordprocessingDrawing" xmlns:w10="urn:schemas-microsoft-com:office:word" xmlns:w="http://schemas.openxmlformats.org/wordprocessingml/2006/main" xmlns:w14="http://schemas.microsoft.com/office/word/2010/wordml" xmlns:w15="http://schemas.microsoft.com/office/word/2012/wordml" xmlns:w16cex="http://schemas.microsoft.com/office/word/2018/wordml/cex" xmlns:w16cid="http://schemas.microsoft.com/office/word/2016/wordml/cid" xmlns:w16="http://schemas.microsoft.com/office/word/2018/wordml" xmlns:w16du="http://schemas.microsoft.com/office/word/2023/wordml/word16du" xmlns:w16sdtdh="http://schemas.microsoft.com/office/word/2020/wordml/sdtdatahash" xmlns:w16sdtfl="http://schemas.microsoft.com/office/word/2024/wordml/sdtformatlock" xmlns:w16se="http://schemas.microsoft.com/office/word/2015/wordml/symex" xmlns:wpg="http://schemas.microsoft.com/office/word/2010/wordprocessingGroup" xmlns:wpi="http://schemas.microsoft.com/office/word/2010/wordprocessingInk" xmlns:wne="http://schemas.microsoft.com/office/word/2006/wordml" xmlns:wps="http://schemas.microsoft.com/office/word/2010/wordprocessingShape" mc:Ignorable="w14 w15 w16se w16cid w16 w16cex w16sdtdh w16sdtfl w16du wp14">
+  <w:p>
+    <w:pPr>
+      <w:pStyle w:val="af0"/>
+    </w:pPr>
+  </w:p>
+</w:hdr>
+</file>
+
 <file path=word/numbering.xml><?xml version="1.0" encoding="utf-8"?>
-<w:numbering xmlns:w="http://schemas.openxmlformats.org/wordprocessingml/2006/main">
-  <w:abstractNum w:abstractNumId="990">
+<w:numbering xmlns:wpc="http://schemas.microsoft.com/office/word/2010/wordprocessingCanvas" xmlns:cx="http://schemas.microsoft.com/office/drawing/2014/chartex" xmlns:cx1="http://schemas.microsoft.com/office/drawing/2015/9/8/chartex" xmlns:cx2="http://schemas.microsoft.com/office/drawing/2015/10/21/chartex" xmlns:cx3="http://schemas.microsoft.com/office/drawing/2016/5/9/chartex" xmlns:cx4="http://schemas.microsoft.com/office/drawing/2016/5/10/chartex" xmlns:cx5="http://schemas.microsoft.com/office/drawing/2016/5/11/chartex" xmlns:cx6="http://schemas.microsoft.com/office/drawing/2016/5/12/chartex" xmlns:cx7="http://schemas.microsoft.com/office/drawing/2016/5/13/chartex" xmlns:cx8="http://schemas.microsoft.com/office/drawing/2016/5/14/chartex" xmlns:mc="http://schemas.openxmlformats.org/markup-compatibility/2006" xmlns:aink="http://schemas.microsoft.com/office/drawing/2016/ink" xmlns:am3d="http://schemas.microsoft.com/office/drawing/2017/model3d" xmlns:o="urn:schemas-microsoft-com:office:office" xmlns:oel="http://schemas.microsoft.com/office/2019/extlst" xmlns:r="http://schemas.openxmlformats.org/officeDocument/2006/relationships" xmlns:m="http://schemas.openxmlformats.org/officeDocument/2006/math" xmlns:v="urn:schemas-microsoft-com:vml" xmlns:wp14="http://schemas.microsoft.com/office/word/2010/wordprocessingDrawing" xmlns:wp="http://schemas.openxmlformats.org/drawingml/2006/wordprocessingDrawing" xmlns:w10="urn:schemas-microsoft-com:office:word" xmlns:w="http://schemas.openxmlformats.org/wordprocessingml/2006/main" xmlns:w14="http://schemas.microsoft.com/office/word/2010/wordml" xmlns:w15="http://schemas.microsoft.com/office/word/2012/wordml" xmlns:w16cex="http://schemas.microsoft.com/office/word/2018/wordml/cex" xmlns:w16cid="http://schemas.microsoft.com/office/word/2016/wordml/cid" xmlns:w16="http://schemas.microsoft.com/office/word/2018/wordml" xmlns:w16du="http://schemas.microsoft.com/office/word/2023/wordml/word16du" xmlns:w16sdtdh="http://schemas.microsoft.com/office/word/2020/wordml/sdtdatahash" xmlns:w16sdtfl="http://schemas.microsoft.com/office/word/2024/wordml/sdtformatlock" xmlns:w16se="http://schemas.microsoft.com/office/word/2015/wordml/symex" xmlns:wpg="http://schemas.microsoft.com/office/word/2010/wordprocessingGroup" xmlns:wpi="http://schemas.microsoft.com/office/word/2010/wordprocessingInk" xmlns:wne="http://schemas.microsoft.com/office/word/2006/wordml" xmlns:wps="http://schemas.microsoft.com/office/word/2010/wordprocessingShape" mc:Ignorable="w14 w15 w16se w16cid w16 w16cex w16sdtdh w16sdtfl w16du wp14">
+  <w:abstractNum w:abstractNumId="0" w15:restartNumberingAfterBreak="0">
     <w:nsid w:val="0000A990"/>
     <w:multiLevelType w:val="multilevel"/>
+    <w:tmpl w:val="A7E21752"/>
     <w:lvl w:ilvl="0">
       <w:numFmt w:val="bullet"/>
       <w:lvlText w:val=" "/>
@@ -3385,94 +4306,10 @@
       </w:pPr>
     </w:lvl>
   </w:abstractNum>
-  <w:abstractNum w:abstractNumId="99411">
-    <w:nsid w:val="00A99411"/>
-    <w:multiLevelType w:val="multilevel"/>
-    <w:lvl w:ilvl="0">
-      <w:start w:val="1"/>
-      <w:numFmt w:val="decimal"/>
-      <w:lvlText w:val="%1."/>
-      <w:lvlJc w:val="left"/>
-      <w:pPr>
-        <w:ind w:left="720" w:hanging="360"/>
-      </w:pPr>
-    </w:lvl>
-    <w:lvl w:ilvl="1">
-      <w:start w:val="1"/>
-      <w:numFmt w:val="decimal"/>
-      <w:lvlText w:val="%2."/>
-      <w:lvlJc w:val="left"/>
-      <w:pPr>
-        <w:ind w:left="1440" w:hanging="360"/>
-      </w:pPr>
-    </w:lvl>
-    <w:lvl w:ilvl="2">
-      <w:start w:val="1"/>
-      <w:numFmt w:val="decimal"/>
-      <w:lvlText w:val="%3."/>
-      <w:lvlJc w:val="left"/>
-      <w:pPr>
-        <w:ind w:left="2160" w:hanging="360"/>
-      </w:pPr>
-    </w:lvl>
-    <w:lvl w:ilvl="3">
-      <w:start w:val="1"/>
-      <w:numFmt w:val="decimal"/>
-      <w:lvlText w:val="%4."/>
-      <w:lvlJc w:val="left"/>
-      <w:pPr>
-        <w:ind w:left="2880" w:hanging="360"/>
-      </w:pPr>
-    </w:lvl>
-    <w:lvl w:ilvl="4">
-      <w:start w:val="1"/>
-      <w:numFmt w:val="decimal"/>
-      <w:lvlText w:val="%5."/>
-      <w:lvlJc w:val="left"/>
-      <w:pPr>
-        <w:ind w:left="3600" w:hanging="360"/>
-      </w:pPr>
-    </w:lvl>
-    <w:lvl w:ilvl="5">
-      <w:start w:val="1"/>
-      <w:numFmt w:val="decimal"/>
-      <w:lvlText w:val="%6."/>
-      <w:lvlJc w:val="left"/>
-      <w:pPr>
-        <w:ind w:left="4320" w:hanging="360"/>
-      </w:pPr>
-    </w:lvl>
-    <w:lvl w:ilvl="6">
-      <w:start w:val="1"/>
-      <w:numFmt w:val="decimal"/>
-      <w:lvlText w:val="%7."/>
-      <w:lvlJc w:val="left"/>
-      <w:pPr>
-        <w:ind w:left="5040" w:hanging="360"/>
-      </w:pPr>
-    </w:lvl>
-    <w:lvl w:ilvl="7">
-      <w:start w:val="1"/>
-      <w:numFmt w:val="decimal"/>
-      <w:lvlText w:val="%8."/>
-      <w:lvlJc w:val="left"/>
-      <w:pPr>
-        <w:ind w:left="5760" w:hanging="360"/>
-      </w:pPr>
-    </w:lvl>
-    <w:lvl w:ilvl="8">
-      <w:start w:val="1"/>
-      <w:numFmt w:val="decimal"/>
-      <w:lvlText w:val="%9."/>
-      <w:lvlJc w:val="left"/>
-      <w:pPr>
-        <w:ind w:left="6480" w:hanging="360"/>
-      </w:pPr>
-    </w:lvl>
-  </w:abstractNum>
-  <w:abstractNum w:abstractNumId="991">
+  <w:abstractNum w:abstractNumId="1" w15:restartNumberingAfterBreak="0">
     <w:nsid w:val="0000A991"/>
     <w:multiLevelType w:val="multilevel"/>
+    <w:tmpl w:val="82C2C698"/>
     <w:lvl w:ilvl="0">
       <w:numFmt w:val="bullet"/>
       <w:lvlText w:val=""/>
@@ -3573,11 +4410,97 @@
       </w:rPr>
     </w:lvl>
   </w:abstractNum>
-  <w:num w:numId="1000">
-    <w:abstractNumId w:val="990"/>
+  <w:abstractNum w:abstractNumId="2" w15:restartNumberingAfterBreak="0">
+    <w:nsid w:val="00A99411"/>
+    <w:multiLevelType w:val="multilevel"/>
+    <w:tmpl w:val="19F4EC8A"/>
+    <w:lvl w:ilvl="0">
+      <w:start w:val="1"/>
+      <w:numFmt w:val="decimal"/>
+      <w:lvlText w:val="%1."/>
+      <w:lvlJc w:val="left"/>
+      <w:pPr>
+        <w:ind w:left="720" w:hanging="360"/>
+      </w:pPr>
+    </w:lvl>
+    <w:lvl w:ilvl="1">
+      <w:start w:val="1"/>
+      <w:numFmt w:val="decimal"/>
+      <w:lvlText w:val="%2."/>
+      <w:lvlJc w:val="left"/>
+      <w:pPr>
+        <w:ind w:left="1440" w:hanging="360"/>
+      </w:pPr>
+    </w:lvl>
+    <w:lvl w:ilvl="2">
+      <w:start w:val="1"/>
+      <w:numFmt w:val="decimal"/>
+      <w:lvlText w:val="%3."/>
+      <w:lvlJc w:val="left"/>
+      <w:pPr>
+        <w:ind w:left="2160" w:hanging="360"/>
+      </w:pPr>
+    </w:lvl>
+    <w:lvl w:ilvl="3">
+      <w:start w:val="1"/>
+      <w:numFmt w:val="decimal"/>
+      <w:lvlText w:val="%4."/>
+      <w:lvlJc w:val="left"/>
+      <w:pPr>
+        <w:ind w:left="2880" w:hanging="360"/>
+      </w:pPr>
+    </w:lvl>
+    <w:lvl w:ilvl="4">
+      <w:start w:val="1"/>
+      <w:numFmt w:val="decimal"/>
+      <w:lvlText w:val="%5."/>
+      <w:lvlJc w:val="left"/>
+      <w:pPr>
+        <w:ind w:left="3600" w:hanging="360"/>
+      </w:pPr>
+    </w:lvl>
+    <w:lvl w:ilvl="5">
+      <w:start w:val="1"/>
+      <w:numFmt w:val="decimal"/>
+      <w:lvlText w:val="%6."/>
+      <w:lvlJc w:val="left"/>
+      <w:pPr>
+        <w:ind w:left="4320" w:hanging="360"/>
+      </w:pPr>
+    </w:lvl>
+    <w:lvl w:ilvl="6">
+      <w:start w:val="1"/>
+      <w:numFmt w:val="decimal"/>
+      <w:lvlText w:val="%7."/>
+      <w:lvlJc w:val="left"/>
+      <w:pPr>
+        <w:ind w:left="5040" w:hanging="360"/>
+      </w:pPr>
+    </w:lvl>
+    <w:lvl w:ilvl="7">
+      <w:start w:val="1"/>
+      <w:numFmt w:val="decimal"/>
+      <w:lvlText w:val="%8."/>
+      <w:lvlJc w:val="left"/>
+      <w:pPr>
+        <w:ind w:left="5760" w:hanging="360"/>
+      </w:pPr>
+    </w:lvl>
+    <w:lvl w:ilvl="8">
+      <w:start w:val="1"/>
+      <w:numFmt w:val="decimal"/>
+      <w:lvlText w:val="%9."/>
+      <w:lvlJc w:val="left"/>
+      <w:pPr>
+        <w:ind w:left="6480" w:hanging="360"/>
+      </w:pPr>
+    </w:lvl>
+  </w:abstractNum>
+  <w:num w:numId="1" w16cid:durableId="330908969">
+    <w:abstractNumId w:val="0"/>
   </w:num>
-  <w:num w:numId="1001">
-    <w:abstractNumId w:val="99411"/>
+  <w:num w:numId="2" w16cid:durableId="1249772586">
+    <w:abstractNumId w:val="2"/>
     <w:lvlOverride w:ilvl="0">
       <w:startOverride w:val="1"/>
     </w:lvlOverride>
@@ -3606,8 +4529,8 @@
       <w:startOverride w:val="1"/>
     </w:lvlOverride>
   </w:num>
-  <w:num w:numId="1002">
-    <w:abstractNumId w:val="99411"/>
+  <w:num w:numId="3" w16cid:durableId="1937862282">
+    <w:abstractNumId w:val="2"/>
     <w:lvlOverride w:ilvl="0">
       <w:startOverride w:val="1"/>
     </w:lvlOverride>
@@ -3636,23 +4559,23 @@
       <w:startOverride w:val="1"/>
     </w:lvlOverride>
   </w:num>
-  <w:num w:numId="1003">
-    <w:abstractNumId w:val="991"/>
+  <w:num w:numId="4" w16cid:durableId="1170026322">
+    <w:abstractNumId w:val="1"/>
   </w:num>
-  <w:num w:numId="1004">
-    <w:abstractNumId w:val="991"/>
+  <w:num w:numId="5" w16cid:durableId="673000597">
+    <w:abstractNumId w:val="1"/>
   </w:num>
-  <w:num w:numId="1005">
-    <w:abstractNumId w:val="991"/>
+  <w:num w:numId="6" w16cid:durableId="1780488919">
+    <w:abstractNumId w:val="1"/>
   </w:num>
-  <w:num w:numId="1006">
-    <w:abstractNumId w:val="991"/>
+  <w:num w:numId="7" w16cid:durableId="348681584">
+    <w:abstractNumId w:val="1"/>
   </w:num>
-  <w:num w:numId="1007">
-    <w:abstractNumId w:val="991"/>
+  <w:num w:numId="8" w16cid:durableId="778646745">
+    <w:abstractNumId w:val="1"/>
   </w:num>
-  <w:num w:numId="1008">
-    <w:abstractNumId w:val="99411"/>
+  <w:num w:numId="9" w16cid:durableId="106968358">
+    <w:abstractNumId w:val="2"/>
     <w:lvlOverride w:ilvl="0">
       <w:startOverride w:val="1"/>
     </w:lvlOverride>
@@ -3681,8 +4604,8 @@
       <w:startOverride w:val="1"/>
     </w:lvlOverride>
   </w:num>
-  <w:num w:numId="1009">
-    <w:abstractNumId w:val="99411"/>
+  <w:num w:numId="10" w16cid:durableId="521166460">
+    <w:abstractNumId w:val="2"/>
     <w:lvlOverride w:ilvl="0">
       <w:startOverride w:val="1"/>
     </w:lvlOverride>
@@ -3711,8 +4634,8 @@
       <w:startOverride w:val="1"/>
     </w:lvlOverride>
   </w:num>
-  <w:num w:numId="1010">
-    <w:abstractNumId w:val="99411"/>
+  <w:num w:numId="11" w16cid:durableId="1056659247">
+    <w:abstractNumId w:val="2"/>
     <w:lvlOverride w:ilvl="0">
       <w:startOverride w:val="1"/>
     </w:lvlOverride>
@@ -3741,20 +4664,20 @@
       <w:startOverride w:val="1"/>
     </w:lvlOverride>
   </w:num>
-  <w:num w:numId="1011">
-    <w:abstractNumId w:val="991"/>
+  <w:num w:numId="12" w16cid:durableId="980891486">
+    <w:abstractNumId w:val="1"/>
   </w:num>
-  <w:num w:numId="1012">
-    <w:abstractNumId w:val="991"/>
+  <w:num w:numId="13" w16cid:durableId="423957342">
+    <w:abstractNumId w:val="1"/>
   </w:num>
-  <w:num w:numId="1013">
-    <w:abstractNumId w:val="991"/>
+  <w:num w:numId="14" w16cid:durableId="2128623391">
+    <w:abstractNumId w:val="1"/>
   </w:num>
-  <w:num w:numId="1014">
-    <w:abstractNumId w:val="991"/>
+  <w:num w:numId="15" w16cid:durableId="657001229">
+    <w:abstractNumId w:val="1"/>
   </w:num>
-  <w:num w:numId="1015">
-    <w:abstractNumId w:val="99411"/>
+  <w:num w:numId="16" w16cid:durableId="137192351">
+    <w:abstractNumId w:val="2"/>
     <w:lvlOverride w:ilvl="0">
       <w:startOverride w:val="1"/>
     </w:lvlOverride>
@@ -3783,20 +4706,20 @@
       <w:startOverride w:val="1"/>
     </w:lvlOverride>
   </w:num>
-  <w:num w:numId="1016">
-    <w:abstractNumId w:val="991"/>
+  <w:num w:numId="17" w16cid:durableId="74282603">
+    <w:abstractNumId w:val="1"/>
   </w:num>
-  <w:num w:numId="1017">
-    <w:abstractNumId w:val="991"/>
+  <w:num w:numId="18" w16cid:durableId="1776167578">
+    <w:abstractNumId w:val="1"/>
   </w:num>
-  <w:num w:numId="1018">
-    <w:abstractNumId w:val="991"/>
+  <w:num w:numId="19" w16cid:durableId="1777483267">
+    <w:abstractNumId w:val="1"/>
   </w:num>
-  <w:num w:numId="1019">
-    <w:abstractNumId w:val="991"/>
+  <w:num w:numId="20" w16cid:durableId="252323453">
+    <w:abstractNumId w:val="1"/>
   </w:num>
-  <w:num w:numId="1020">
-    <w:abstractNumId w:val="99411"/>
+  <w:num w:numId="21" w16cid:durableId="1041243890">
+    <w:abstractNumId w:val="2"/>
     <w:lvlOverride w:ilvl="0">
       <w:startOverride w:val="1"/>
     </w:lvlOverride>
@@ -3825,27 +4748,27 @@
       <w:startOverride w:val="1"/>
     </w:lvlOverride>
   </w:num>
-  <w:num w:numId="1021">
-    <w:abstractNumId w:val="991"/>
+  <w:num w:numId="22" w16cid:durableId="1640527854">
+    <w:abstractNumId w:val="1"/>
   </w:num>
-  <w:num w:numId="1022">
-    <w:abstractNumId w:val="991"/>
+  <w:num w:numId="23" w16cid:durableId="275186307">
+    <w:abstractNumId w:val="1"/>
   </w:num>
-  <w:num w:numId="1023">
-    <w:abstractNumId w:val="991"/>
+  <w:num w:numId="24" w16cid:durableId="877937692">
+    <w:abstractNumId w:val="1"/>
   </w:num>
 </w:numbering>
 </file>
 
 <file path=word/styles.xml><?xml version="1.0" encoding="utf-8"?>
-<w:styles xmlns:r="http://schemas.openxmlformats.org/officeDocument/2006/relationships" xmlns:w="http://schemas.openxmlformats.org/wordprocessingml/2006/main">
+<w:styles xmlns:mc="http://schemas.openxmlformats.org/markup-compatibility/2006" xmlns:r="http://schemas.openxmlformats.org/officeDocument/2006/relationships" xmlns:w="http://schemas.openxmlformats.org/wordprocessingml/2006/main" xmlns:w14="http://schemas.microsoft.com/office/word/2010/wordml" xmlns:w15="http://schemas.microsoft.com/office/word/2012/wordml" xmlns:w16cex="http://schemas.microsoft.com/office/word/2018/wordml/cex" xmlns:w16cid="http://schemas.microsoft.com/office/word/2016/wordml/cid" xmlns:w16="http://schemas.microsoft.com/office/word/2018/wordml" xmlns:w16du="http://schemas.microsoft.com/office/word/2023/wordml/word16du" xmlns:w16sdtdh="http://schemas.microsoft.com/office/word/2020/wordml/sdtdatahash" xmlns:w16sdtfl="http://schemas.microsoft.com/office/word/2024/wordml/sdtformatlock" xmlns:w16se="http://schemas.microsoft.com/office/word/2015/wordml/symex" mc:Ignorable="w14 w15 w16se w16cid w16 w16cex w16sdtdh w16sdtfl w16du">
   <w:docDefaults>
     <w:rPrDefault>
       <w:rPr>
-        <w:rFonts w:asciiTheme="minorHAnsi" w:cstheme="minorBidi" w:eastAsiaTheme="minorHAnsi" w:hAnsiTheme="minorHAnsi"/>
+        <w:rFonts w:asciiTheme="minorHAnsi" w:eastAsiaTheme="minorEastAsia" w:hAnsiTheme="minorHAnsi" w:cstheme="minorBidi"/>
         <w:sz w:val="24"/>
         <w:szCs w:val="24"/>
-        <w:lang w:bidi="ar-SA" w:eastAsia="en-US" w:val="en-US"/>
+        <w:lang w:val="en-US" w:eastAsia="en-US" w:bidi="ar-SA"/>
       </w:rPr>
     </w:rPrDefault>
     <w:pPrDefault>
@@ -3854,193 +4777,280 @@
       </w:pPr>
     </w:pPrDefault>
   </w:docDefaults>
-  <w:latentStyles w:count="276" w:defLockedState="0" w:defQFormat="0" w:defSemiHidden="0" w:defUIPriority="0" w:defUnhideWhenUsed="0"/>
-  <w:style w:default="1" w:styleId="Normal" w:type="paragraph">
+  <w:latentStyles w:defLockedState="0" w:defUIPriority="0" w:defSemiHidden="0" w:defUnhideWhenUsed="0" w:defQFormat="0" w:count="376">
+    <w:lsdException w:name="Normal Table" w:semiHidden="1" w:unhideWhenUsed="1"/>
+    <w:lsdException w:name="Table Simple 1" w:semiHidden="1" w:unhideWhenUsed="1"/>
+    <w:lsdException w:name="Table Simple 2" w:semiHidden="1" w:unhideWhenUsed="1"/>
+    <w:lsdException w:name="Table Simple 3" w:semiHidden="1" w:unhideWhenUsed="1"/>
+    <w:lsdException w:name="Table Classic 1" w:semiHidden="1" w:unhideWhenUsed="1"/>
+    <w:lsdException w:name="Table Classic 2" w:semiHidden="1" w:unhideWhenUsed="1"/>
+    <w:lsdException w:name="Table Classic 3" w:semiHidden="1" w:unhideWhenUsed="1"/>
+    <w:lsdException w:name="Table Classic 4" w:semiHidden="1" w:unhideWhenUsed="1"/>
+    <w:lsdException w:name="Table Colorful 1" w:semiHidden="1" w:unhideWhenUsed="1"/>
+    <w:lsdException w:name="Table Colorful 2" w:semiHidden="1" w:unhideWhenUsed="1"/>
+    <w:lsdException w:name="Table Colorful 3" w:semiHidden="1" w:unhideWhenUsed="1"/>
+    <w:lsdException w:name="Table Columns 1" w:semiHidden="1" w:unhideWhenUsed="1"/>
+    <w:lsdException w:name="Table Columns 2" w:semiHidden="1" w:unhideWhenUsed="1"/>
+    <w:lsdException w:name="Table Columns 3" w:semiHidden="1" w:unhideWhenUsed="1"/>
+    <w:lsdException w:name="Table Columns 4" w:semiHidden="1" w:unhideWhenUsed="1"/>
+    <w:lsdException w:name="Table Columns 5" w:semiHidden="1" w:unhideWhenUsed="1"/>
+    <w:lsdException w:name="Table Grid 1" w:semiHidden="1" w:unhideWhenUsed="1"/>
+    <w:lsdException w:name="Table Grid 2" w:semiHidden="1" w:unhideWhenUsed="1"/>
+    <w:lsdException w:name="Table Grid 3" w:semiHidden="1" w:unhideWhenUsed="1"/>
+    <w:lsdException w:name="Table Grid 4" w:semiHidden="1" w:unhideWhenUsed="1"/>
+    <w:lsdException w:name="Table Grid 5" w:semiHidden="1" w:unhideWhenUsed="1"/>
+    <w:lsdException w:name="Table Grid 6" w:semiHidden="1" w:unhideWhenUsed="1"/>
+    <w:lsdException w:name="Table Grid 7" w:semiHidden="1" w:unhideWhenUsed="1"/>
+    <w:lsdException w:name="Table Grid 8" w:semiHidden="1" w:unhideWhenUsed="1"/>
+    <w:lsdException w:name="Table List 1" w:semiHidden="1" w:unhideWhenUsed="1"/>
+    <w:lsdException w:name="Table List 2" w:semiHidden="1" w:unhideWhenUsed="1"/>
+    <w:lsdException w:name="Table List 3" w:semiHidden="1" w:unhideWhenUsed="1"/>
+    <w:lsdException w:name="Table List 4" w:semiHidden="1" w:unhideWhenUsed="1"/>
+    <w:lsdException w:name="Table List 5" w:semiHidden="1" w:unhideWhenUsed="1"/>
+    <w:lsdException w:name="Table List 6" w:semiHidden="1" w:unhideWhenUsed="1"/>
+    <w:lsdException w:name="Table List 7" w:semiHidden="1" w:unhideWhenUsed="1"/>
+    <w:lsdException w:name="Table List 8" w:semiHidden="1" w:unhideWhenUsed="1"/>
+    <w:lsdException w:name="Table 3D effects 1" w:semiHidden="1" w:unhideWhenUsed="1"/>
+    <w:lsdException w:name="Table 3D effects 2" w:semiHidden="1" w:unhideWhenUsed="1"/>
+    <w:lsdException w:name="Table 3D effects 3" w:semiHidden="1" w:unhideWhenUsed="1"/>
+    <w:lsdException w:name="Table Contemporary" w:semiHidden="1" w:unhideWhenUsed="1"/>
+    <w:lsdException w:name="Table Elegant" w:semiHidden="1" w:unhideWhenUsed="1"/>
+    <w:lsdException w:name="Table Professional" w:semiHidden="1" w:unhideWhenUsed="1"/>
+    <w:lsdException w:name="Table Subtle 1" w:semiHidden="1" w:unhideWhenUsed="1"/>
+    <w:lsdException w:name="Table Subtle 2" w:semiHidden="1" w:unhideWhenUsed="1"/>
+    <w:lsdException w:name="Table Web 1" w:semiHidden="1" w:unhideWhenUsed="1"/>
+    <w:lsdException w:name="Table Web 2" w:semiHidden="1" w:unhideWhenUsed="1"/>
+    <w:lsdException w:name="Table Web 3" w:semiHidden="1" w:unhideWhenUsed="1"/>
+    <w:lsdException w:name="Table Theme" w:semiHidden="1" w:unhideWhenUsed="1"/>
+    <w:lsdException w:name="Light Shading"/>
+    <w:lsdException w:name="Light List"/>
+    <w:lsdException w:name="Light Grid"/>
+    <w:lsdException w:name="Medium Shading 1"/>
+    <w:lsdException w:name="Medium Shading 2"/>
+    <w:lsdException w:name="Medium List 1"/>
+    <w:lsdException w:name="Medium List 2"/>
+    <w:lsdException w:name="Medium Grid 1"/>
+    <w:lsdException w:name="Medium Grid 2"/>
+    <w:lsdException w:name="Medium Grid 3"/>
+    <w:lsdException w:name="Dark List"/>
+    <w:lsdException w:name="Colorful Shading"/>
+    <w:lsdException w:name="Colorful List"/>
+    <w:lsdException w:name="Colorful Grid"/>
+    <w:lsdException w:name="Light Shading Accent 1"/>
+    <w:lsdException w:name="Light List Accent 1"/>
+    <w:lsdException w:name="Light Grid Accent 1"/>
+    <w:lsdException w:name="Medium Shading 1 Accent 1"/>
+    <w:lsdException w:name="Medium Shading 2 Accent 1"/>
+    <w:lsdException w:name="Medium List 1 Accent 1"/>
+    <w:lsdException w:name="Medium List 2 Accent 1"/>
+    <w:lsdException w:name="Medium Grid 1 Accent 1"/>
+    <w:lsdException w:name="Medium Grid 2 Accent 1"/>
+    <w:lsdException w:name="Medium Grid 3 Accent 1"/>
+    <w:lsdException w:name="Dark List Accent 1"/>
+    <w:lsdException w:name="Colorful Shading Accent 1"/>
+    <w:lsdException w:name="Colorful List Accent 1"/>
+    <w:lsdException w:name="Colorful Grid Accent 1"/>
+    <w:lsdException w:name="Light Shading Accent 2"/>
+    <w:lsdException w:name="Light List Accent 2"/>
+    <w:lsdException w:name="Light Grid Accent 2"/>
+    <w:lsdException w:name="Medium Shading 1 Accent 2"/>
+    <w:lsdException w:name="Medium Shading 2 Accent 2"/>
+    <w:lsdException w:name="Medium List 1 Accent 2"/>
+    <w:lsdException w:name="Medium List 2 Accent 2"/>
+    <w:lsdException w:name="Medium Grid 1 Accent 2"/>
+    <w:lsdException w:name="Medium Grid 2 Accent 2"/>
+    <w:lsdException w:name="Medium Grid 3 Accent 2"/>
+    <w:lsdException w:name="Dark List Accent 2"/>
+    <w:lsdException w:name="Colorful Shading Accent 2"/>
+    <w:lsdException w:name="Colorful List Accent 2"/>
+    <w:lsdException w:name="Colorful Grid Accent 2"/>
+    <w:lsdException w:name="Light Shading Accent 3"/>
+    <w:lsdException w:name="Light List Accent 3"/>
+    <w:lsdException w:name="Light Grid Accent 3"/>
+    <w:lsdException w:name="Medium Shading 1 Accent 3"/>
+    <w:lsdException w:name="Medium Shading 2 Accent 3"/>
+    <w:lsdException w:name="Medium List 1 Accent 3"/>
+    <w:lsdException w:name="Medium List 2 Accent 3"/>
+    <w:lsdException w:name="Medium Grid 1 Accent 3"/>
+    <w:lsdException w:name="Medium Grid 2 Accent 3"/>
+    <w:lsdException w:name="Medium Grid 3 Accent 3"/>
+    <w:lsdException w:name="Dark List Accent 3"/>
+    <w:lsdException w:name="Colorful Shading Accent 3"/>
+    <w:lsdException w:name="Colorful List Accent 3"/>
+    <w:lsdException w:name="Colorful Grid Accent 3"/>
+    <w:lsdException w:name="Light Shading Accent 4"/>
+    <w:lsdException w:name="Light List Accent 4"/>
+    <w:lsdException w:name="Light Grid Accent 4"/>
+    <w:lsdException w:name="Medium Shading 1 Accent 4"/>
+    <w:lsdException w:name="Medium Shading 2 Accent 4"/>
+    <w:lsdException w:name="Medium List 1 Accent 4"/>
+    <w:lsdException w:name="Medium List 2 Accent 4"/>
+    <w:lsdException w:name="Medium Grid 1 Accent 4"/>
+    <w:lsdException w:name="Medium Grid 2 Accent 4"/>
+    <w:lsdException w:name="Medium Grid 3 Accent 4"/>
+    <w:lsdException w:name="Dark List Accent 4"/>
+    <w:lsdException w:name="Colorful Shading Accent 4"/>
+    <w:lsdException w:name="Colorful List Accent 4"/>
+    <w:lsdException w:name="Colorful Grid Accent 4"/>
+    <w:lsdException w:name="Light Shading Accent 5"/>
+    <w:lsdException w:name="Light List Accent 5"/>
+    <w:lsdException w:name="Light Grid Accent 5"/>
+    <w:lsdException w:name="Medium Shading 1 Accent 5"/>
+    <w:lsdException w:name="Medium Shading 2 Accent 5"/>
+    <w:lsdException w:name="Medium List 1 Accent 5"/>
+    <w:lsdException w:name="Medium List 2 Accent 5"/>
+    <w:lsdException w:name="Medium Grid 1 Accent 5"/>
+    <w:lsdException w:name="Medium Grid 2 Accent 5"/>
+    <w:lsdException w:name="Medium Grid 3 Accent 5"/>
+    <w:lsdException w:name="Dark List Accent 5"/>
+    <w:lsdException w:name="Colorful Shading Accent 5"/>
+    <w:lsdException w:name="Colorful List Accent 5"/>
+    <w:lsdException w:name="Colorful Grid Accent 5"/>
+    <w:lsdException w:name="Light Shading Accent 6"/>
+    <w:lsdException w:name="Light List Accent 6"/>
+    <w:lsdException w:name="Light Grid Accent 6"/>
+    <w:lsdException w:name="Medium Shading 1 Accent 6"/>
+    <w:lsdException w:name="Medium Shading 2 Accent 6"/>
+    <w:lsdException w:name="Medium List 1 Accent 6"/>
+    <w:lsdException w:name="Medium List 2 Accent 6"/>
+    <w:lsdException w:name="Medium Grid 1 Accent 6"/>
+    <w:lsdException w:name="Medium Grid 2 Accent 6"/>
+    <w:lsdException w:name="Medium Grid 3 Accent 6"/>
+    <w:lsdException w:name="Dark List Accent 6"/>
+    <w:lsdException w:name="Colorful Shading Accent 6"/>
+    <w:lsdException w:name="Colorful List Accent 6"/>
+    <w:lsdException w:name="Colorful Grid Accent 6"/>
+    <w:lsdException w:name="Grid Table 4" w:uiPriority="49"/>
+    <w:lsdException w:name="Grid Table 5 Dark" w:uiPriority="50"/>
+    <w:lsdException w:name="Grid Table 6 Colorful" w:uiPriority="51"/>
+    <w:lsdException w:name="Grid Table 7 Colorful" w:uiPriority="52"/>
+    <w:lsdException w:name="Grid Table 1 Light Accent 1" w:uiPriority="46"/>
+    <w:lsdException w:name="Grid Table 2 Accent 1" w:uiPriority="47"/>
+    <w:lsdException w:name="Grid Table 3 Accent 1" w:uiPriority="48"/>
+    <w:lsdException w:name="Grid Table 4 Accent 1" w:uiPriority="49"/>
+    <w:lsdException w:name="Grid Table 5 Dark Accent 1" w:uiPriority="50"/>
+    <w:lsdException w:name="Grid Table 6 Colorful Accent 1" w:uiPriority="51"/>
+    <w:lsdException w:name="Grid Table 7 Colorful Accent 1" w:uiPriority="52"/>
+    <w:lsdException w:name="Grid Table 1 Light Accent 2" w:uiPriority="46"/>
+    <w:lsdException w:name="Grid Table 2 Accent 2" w:uiPriority="47"/>
+    <w:lsdException w:name="Grid Table 3 Accent 2" w:uiPriority="48"/>
+    <w:lsdException w:name="Grid Table 4 Accent 2" w:uiPriority="49"/>
+    <w:lsdException w:name="Grid Table 5 Dark Accent 2" w:uiPriority="50"/>
+    <w:lsdException w:name="Grid Table 6 Colorful Accent 2" w:uiPriority="51"/>
+    <w:lsdException w:name="Grid Table 7 Colorful Accent 2" w:uiPriority="52"/>
+    <w:lsdException w:name="Grid Table 1 Light Accent 3" w:uiPriority="46"/>
+    <w:lsdException w:name="Grid Table 2 Accent 3" w:uiPriority="47"/>
+    <w:lsdException w:name="Grid Table 3 Accent 3" w:uiPriority="48"/>
+    <w:lsdException w:name="Grid Table 4 Accent 3" w:uiPriority="49"/>
+    <w:lsdException w:name="Grid Table 5 Dark Accent 3" w:uiPriority="50"/>
+    <w:lsdException w:name="Grid Table 6 Colorful Accent 3" w:uiPriority="51"/>
+    <w:lsdException w:name="Grid Table 7 Colorful Accent 3" w:uiPriority="52"/>
+    <w:lsdException w:name="Grid Table 1 Light Accent 4" w:uiPriority="46"/>
+    <w:lsdException w:name="Grid Table 2 Accent 4" w:uiPriority="47"/>
+    <w:lsdException w:name="Grid Table 3 Accent 4" w:uiPriority="48"/>
+    <w:lsdException w:name="Grid Table 4 Accent 4" w:uiPriority="49"/>
+    <w:lsdException w:name="Grid Table 5 Dark Accent 4" w:uiPriority="50"/>
+    <w:lsdException w:name="Grid Table 6 Colorful Accent 4" w:uiPriority="51"/>
+    <w:lsdException w:name="Grid Table 7 Colorful Accent 4" w:uiPriority="52"/>
+    <w:lsdException w:name="Grid Table 1 Light Accent 5" w:uiPriority="46"/>
+    <w:lsdException w:name="Grid Table 2 Accent 5" w:uiPriority="47"/>
+    <w:lsdException w:name="Grid Table 3 Accent 5" w:uiPriority="48"/>
+    <w:lsdException w:name="Grid Table 4 Accent 5" w:uiPriority="49"/>
+    <w:lsdException w:name="Grid Table 5 Dark Accent 5" w:uiPriority="50"/>
+    <w:lsdException w:name="Grid Table 6 Colorful Accent 5" w:uiPriority="51"/>
+    <w:lsdException w:name="Grid Table 7 Colorful Accent 5" w:uiPriority="52"/>
+    <w:lsdException w:name="Grid Table 1 Light Accent 6" w:uiPriority="46"/>
+    <w:lsdException w:name="Grid Table 2 Accent 6" w:uiPriority="47"/>
+    <w:lsdException w:name="Grid Table 3 Accent 6" w:uiPriority="48"/>
+    <w:lsdException w:name="Grid Table 4 Accent 6" w:uiPriority="49"/>
+    <w:lsdException w:name="Grid Table 5 Dark Accent 6" w:uiPriority="50"/>
+    <w:lsdException w:name="Grid Table 6 Colorful Accent 6" w:uiPriority="51"/>
+    <w:lsdException w:name="Grid Table 7 Colorful Accent 6" w:uiPriority="52"/>
+    <w:lsdException w:name="List Table 1 Light" w:uiPriority="46"/>
+    <w:lsdException w:name="List Table 2" w:uiPriority="47"/>
+    <w:lsdException w:name="List Table 3" w:uiPriority="48"/>
+    <w:lsdException w:name="List Table 4" w:uiPriority="49"/>
+    <w:lsdException w:name="List Table 5 Dark" w:uiPriority="50"/>
+    <w:lsdException w:name="List Table 6 Colorful" w:uiPriority="51"/>
+    <w:lsdException w:name="List Table 7 Colorful" w:uiPriority="52"/>
+    <w:lsdException w:name="List Table 1 Light Accent 1" w:uiPriority="46"/>
+    <w:lsdException w:name="List Table 2 Accent 1" w:uiPriority="47"/>
+    <w:lsdException w:name="List Table 3 Accent 1" w:uiPriority="48"/>
+    <w:lsdException w:name="List Table 4 Accent 1" w:uiPriority="49"/>
+    <w:lsdException w:name="List Table 5 Dark Accent 1" w:uiPriority="50"/>
+    <w:lsdException w:name="List Table 6 Colorful Accent 1" w:uiPriority="51"/>
+    <w:lsdException w:name="List Table 7 Colorful Accent 1" w:uiPriority="52"/>
+    <w:lsdException w:name="List Table 1 Light Accent 2" w:uiPriority="46"/>
+    <w:lsdException w:name="List Table 2 Accent 2" w:uiPriority="47"/>
+    <w:lsdException w:name="List Table 3 Accent 2" w:uiPriority="48"/>
+    <w:lsdException w:name="List Table 4 Accent 2" w:uiPriority="49"/>
+    <w:lsdException w:name="List Table 5 Dark Accent 2" w:uiPriority="50"/>
+    <w:lsdException w:name="List Table 6 Colorful Accent 2" w:uiPriority="51"/>
+    <w:lsdException w:name="List Table 7 Colorful Accent 2" w:uiPriority="52"/>
+    <w:lsdException w:name="List Table 1 Light Accent 3" w:uiPriority="46"/>
+    <w:lsdException w:name="List Table 2 Accent 3" w:uiPriority="47"/>
+    <w:lsdException w:name="List Table 3 Accent 3" w:uiPriority="48"/>
+    <w:lsdException w:name="List Table 4 Accent 3" w:uiPriority="49"/>
+    <w:lsdException w:name="List Table 5 Dark Accent 3" w:uiPriority="50"/>
+    <w:lsdException w:name="List Table 6 Colorful Accent 3" w:uiPriority="51"/>
+    <w:lsdException w:name="List Table 7 Colorful Accent 3" w:uiPriority="52"/>
+    <w:lsdException w:name="List Table 1 Light Accent 4" w:uiPriority="46"/>
+    <w:lsdException w:name="List Table 2 Accent 4" w:uiPriority="47"/>
+    <w:lsdException w:name="List Table 3 Accent 4" w:uiPriority="48"/>
+    <w:lsdException w:name="List Table 4 Accent 4" w:uiPriority="49"/>
+    <w:lsdException w:name="List Table 5 Dark Accent 4" w:uiPriority="50"/>
+    <w:lsdException w:name="List Table 6 Colorful Accent 4" w:uiPriority="51"/>
+    <w:lsdException w:name="List Table 7 Colorful Accent 4" w:uiPriority="52"/>
+    <w:lsdException w:name="List Table 1 Light Accent 5" w:uiPriority="46"/>
+    <w:lsdException w:name="List Table 2 Accent 5" w:uiPriority="47"/>
+    <w:lsdException w:name="List Table 3 Accent 5" w:uiPriority="48"/>
+    <w:lsdException w:name="List Table 4 Accent 5" w:uiPriority="49"/>
+    <w:lsdException w:name="List Table 5 Dark Accent 5" w:uiPriority="50"/>
+    <w:lsdException w:name="List Table 6 Colorful Accent 5" w:uiPriority="51"/>
+    <w:lsdException w:name="List Table 7 Colorful Accent 5" w:uiPriority="52"/>
+    <w:lsdException w:name="List Table 1 Light Accent 6" w:uiPriority="46"/>
+    <w:lsdException w:name="List Table 2 Accent 6" w:uiPriority="47"/>
+    <w:lsdException w:name="List Table 3 Accent 6" w:uiPriority="48"/>
+    <w:lsdException w:name="List Table 4 Accent 6" w:uiPriority="49"/>
+    <w:lsdException w:name="List Table 5 Dark Accent 6" w:uiPriority="50"/>
+    <w:lsdException w:name="List Table 6 Colorful Accent 6" w:uiPriority="51"/>
+    <w:lsdException w:name="List Table 7 Colorful Accent 6" w:uiPriority="52"/>
+    <w:lsdException w:name="Mention" w:semiHidden="1" w:uiPriority="99" w:unhideWhenUsed="1"/>
+    <w:lsdException w:name="Smart Hyperlink" w:semiHidden="1" w:uiPriority="99" w:unhideWhenUsed="1"/>
+    <w:lsdException w:name="Hashtag" w:semiHidden="1" w:uiPriority="99" w:unhideWhenUsed="1"/>
+    <w:lsdException w:name="Unresolved Mention" w:semiHidden="1" w:uiPriority="99" w:unhideWhenUsed="1"/>
+    <w:lsdException w:name="Smart Link" w:semiHidden="1" w:uiPriority="99" w:unhideWhenUsed="1"/>
+  </w:latentStyles>
+  <w:style w:type="paragraph" w:default="1" w:styleId="a">
     <w:name w:val="Normal"/>
     <w:qFormat/>
   </w:style>
-  <w:style w:styleId="BodyText" w:type="paragraph">
-    <w:name w:val="Body Text"/>
-    <w:basedOn w:val="Normal"/>
-    <w:link w:val="BodyTextChar"/>
-    <w:qFormat/>
-    <w:pPr>
-      <w:spacing w:after="180" w:before="180"/>
-    </w:pPr>
-  </w:style>
-  <w:style w:customStyle="1" w:styleId="FirstParagraph" w:type="paragraph">
-    <w:name w:val="First Paragraph"/>
-    <w:basedOn w:val="BodyText"/>
-    <w:next w:val="BodyText"/>
-    <w:qFormat/>
-  </w:style>
-  <w:style w:customStyle="1" w:styleId="Compact" w:type="paragraph">
-    <w:name w:val="Compact"/>
-    <w:basedOn w:val="BodyText"/>
-    <w:qFormat/>
-    <w:pPr>
-      <w:spacing w:after="36" w:before="36"/>
-    </w:pPr>
-  </w:style>
-  <w:style w:styleId="Title" w:type="paragraph">
-    <w:name w:val="Title"/>
-    <w:basedOn w:val="Normal"/>
-    <w:next w:val="BodyText"/>
-    <w:link w:val="TitleChar"/>
-    <w:uiPriority w:val="10"/>
-    <w:qFormat/>
-    <w:rsid w:val="00A10FD9"/>
-    <w:pPr>
-      <w:spacing w:after="80" w:line="240" w:lineRule="auto"/>
-      <w:contextualSpacing/>
-      <w:jc w:val="center"/>
-    </w:pPr>
-    <w:rPr>
-      <w:rFonts w:asciiTheme="majorHAnsi" w:cstheme="majorBidi" w:eastAsiaTheme="majorEastAsia" w:hAnsiTheme="majorHAnsi"/>
-      <w:sz w:val="56"/>
-      <w:szCs w:val="56"/>
-    </w:rPr>
-  </w:style>
-  <w:style w:customStyle="1" w:styleId="TitleChar" w:type="character">
-    <w:name w:val="Title Char"/>
-    <w:basedOn w:val="DefaultParagraphFont"/>
-    <w:link w:val="Title"/>
-    <w:uiPriority w:val="10"/>
-    <w:rsid w:val="00A10FD9"/>
-    <w:rPr>
-      <w:rFonts w:asciiTheme="majorHAnsi" w:cstheme="majorBidi" w:eastAsiaTheme="majorEastAsia" w:hAnsiTheme="majorHAnsi"/>
-      <w:sz w:val="56"/>
-      <w:szCs w:val="56"/>
-    </w:rPr>
-  </w:style>
-  <w:style w:styleId="Subtitle" w:type="paragraph">
-    <w:name w:val="Subtitle"/>
-    <w:basedOn w:val="Title"/>
-    <w:next w:val="BodyText"/>
-    <w:link w:val="SubtitleChar"/>
-    <w:uiPriority w:val="11"/>
-    <w:qFormat/>
-    <w:rsid w:val="00A10FD9"/>
-    <w:pPr>
-      <w:numPr>
-        <w:ilvl w:val="1"/>
-      </w:numPr>
-    </w:pPr>
-    <w:rPr>
-      <w:rFonts w:cstheme="majorBidi" w:eastAsiaTheme="majorEastAsia"/>
-      <w:spacing w:val="15"/>
-      <w:sz w:val="28"/>
-      <w:szCs w:val="28"/>
-    </w:rPr>
-  </w:style>
-  <w:style w:customStyle="1" w:styleId="SubtitleChar" w:type="character">
-    <w:name w:val="Subtitle Char"/>
-    <w:basedOn w:val="DefaultParagraphFont"/>
-    <w:link w:val="Subtitle"/>
-    <w:uiPriority w:val="11"/>
-    <w:rsid w:val="00A10FD9"/>
-    <w:rPr>
-      <w:rFonts w:cstheme="majorBidi" w:eastAsiaTheme="majorEastAsia"/>
-      <w:color w:themeColor="text1" w:themeTint="A6" w:val="595959"/>
-      <w:spacing w:val="15"/>
-      <w:sz w:val="28"/>
-      <w:szCs w:val="28"/>
-    </w:rPr>
-  </w:style>
-  <w:style w:customStyle="1" w:styleId="Author" w:type="paragraph">
-    <w:name w:val="Author"/>
-    <w:basedOn w:val="Title"/>
-    <w:next w:val="BodyText"/>
-    <w:qFormat/>
-    <w:pPr>
-      <w:keepNext/>
-      <w:keepLines/>
-    </w:pPr>
-    <w:rPr>
-      <w:sz w:val="24"/>
-      <w:szCs w:val="24"/>
-    </w:rPr>
-  </w:style>
-  <w:style w:styleId="Date" w:type="paragraph">
-    <w:name w:val="Date"/>
-    <w:basedOn w:val="Title"/>
-    <w:next w:val="BodyText"/>
-    <w:qFormat/>
-    <w:pPr>
-      <w:keepNext/>
-      <w:keepLines/>
-    </w:pPr>
-    <w:rPr>
-      <w:sz w:val="24"/>
-      <w:szCs w:val="24"/>
-    </w:rPr>
-  </w:style>
-  <w:style w:customStyle="1" w:styleId="AbstractTitle" w:type="paragraph">
-    <w:name w:val="Abstract Title"/>
-    <w:basedOn w:val="Normal"/>
-    <w:next w:val="Abstract"/>
-    <w:qFormat/>
-    <w:pPr>
-      <w:keepNext/>
-      <w:keepLines/>
-      <w:spacing w:after="0" w:before="300"/>
-      <w:jc w:val="center"/>
-    </w:pPr>
-    <w:rPr>
-      <w:b/>
-      <w:sz w:val="20"/>
-      <w:szCs w:val="20"/>
-    </w:rPr>
-  </w:style>
-  <w:style w:customStyle="1" w:styleId="Abstract" w:type="paragraph">
-    <w:name w:val="Abstract"/>
-    <w:basedOn w:val="Normal"/>
-    <w:next w:val="BodyText"/>
-    <w:qFormat/>
-    <w:pPr>
-      <w:keepNext/>
-      <w:keepLines/>
-      <w:spacing w:after="300" w:before="100"/>
-    </w:pPr>
-    <w:rPr>
-      <w:sz w:val="20"/>
-      <w:szCs w:val="20"/>
-    </w:rPr>
-  </w:style>
-  <w:style w:styleId="Bibliography" w:type="paragraph">
-    <w:name w:val="Bibliography"/>
-    <w:basedOn w:val="Normal"/>
-    <w:next w:val="Bibliography"/>
-    <w:qFormat/>
-    <w:pPr/>
-    <w:rPr/>
-  </w:style>
-  <w:style w:styleId="Heading1" w:type="paragraph">
+  <w:style w:type="paragraph" w:styleId="1">
     <w:name w:val="heading 1"/>
-    <w:basedOn w:val="Normal"/>
-    <w:next w:val="BodyText"/>
-    <w:link w:val="Heading1Char"/>
+    <w:basedOn w:val="a"/>
+    <w:next w:val="a0"/>
+    <w:link w:val="10"/>
     <w:uiPriority w:val="9"/>
     <w:qFormat/>
     <w:rsid w:val="00A10FD9"/>
     <w:pPr>
       <w:keepNext/>
       <w:keepLines/>
-      <w:spacing w:after="80" w:before="360"/>
+      <w:spacing w:before="360" w:after="80"/>
       <w:outlineLvl w:val="0"/>
     </w:pPr>
     <w:rPr>
-      <w:rFonts w:asciiTheme="majorHAnsi" w:cstheme="majorBidi" w:eastAsiaTheme="majorEastAsia" w:hAnsiTheme="majorHAnsi"/>
-      <w:color w:themeColor="accent1" w:themeShade="BF" w:val="0F4761"/>
+      <w:rFonts w:asciiTheme="majorHAnsi" w:eastAsiaTheme="majorEastAsia" w:hAnsiTheme="majorHAnsi" w:cstheme="majorBidi"/>
+      <w:color w:val="0F4761" w:themeColor="accent1" w:themeShade="BF"/>
       <w:sz w:val="40"/>
       <w:szCs w:val="40"/>
     </w:rPr>
   </w:style>
-  <w:style w:styleId="Heading2" w:type="paragraph">
+  <w:style w:type="paragraph" w:styleId="2">
     <w:name w:val="heading 2"/>
-    <w:basedOn w:val="Normal"/>
-    <w:next w:val="BodyText"/>
-    <w:link w:val="Heading2Char"/>
+    <w:basedOn w:val="a"/>
+    <w:next w:val="a0"/>
+    <w:link w:val="20"/>
     <w:uiPriority w:val="9"/>
     <w:semiHidden/>
     <w:unhideWhenUsed/>
@@ -4049,21 +5059,21 @@
     <w:pPr>
       <w:keepNext/>
       <w:keepLines/>
-      <w:spacing w:after="80" w:before="160"/>
+      <w:spacing w:before="160" w:after="80"/>
       <w:outlineLvl w:val="1"/>
     </w:pPr>
     <w:rPr>
-      <w:rFonts w:asciiTheme="majorHAnsi" w:cstheme="majorBidi" w:eastAsiaTheme="majorEastAsia" w:hAnsiTheme="majorHAnsi"/>
-      <w:color w:themeColor="accent1" w:themeShade="BF" w:val="0F4761"/>
+      <w:rFonts w:asciiTheme="majorHAnsi" w:eastAsiaTheme="majorEastAsia" w:hAnsiTheme="majorHAnsi" w:cstheme="majorBidi"/>
+      <w:color w:val="0F4761" w:themeColor="accent1" w:themeShade="BF"/>
       <w:sz w:val="32"/>
       <w:szCs w:val="32"/>
     </w:rPr>
   </w:style>
-  <w:style w:styleId="Heading3" w:type="paragraph">
+  <w:style w:type="paragraph" w:styleId="3">
     <w:name w:val="heading 3"/>
-    <w:basedOn w:val="Normal"/>
-    <w:next w:val="BodyText"/>
-    <w:link w:val="Heading3Char"/>
+    <w:basedOn w:val="a"/>
+    <w:next w:val="a0"/>
+    <w:link w:val="30"/>
     <w:uiPriority w:val="9"/>
     <w:semiHidden/>
     <w:unhideWhenUsed/>
@@ -4072,21 +5082,21 @@
     <w:pPr>
       <w:keepNext/>
       <w:keepLines/>
-      <w:spacing w:after="80" w:before="160"/>
+      <w:spacing w:before="160" w:after="80"/>
       <w:outlineLvl w:val="2"/>
     </w:pPr>
     <w:rPr>
-      <w:rFonts w:cstheme="majorBidi" w:eastAsiaTheme="majorEastAsia"/>
-      <w:color w:themeColor="accent1" w:themeShade="BF" w:val="0F4761"/>
+      <w:rFonts w:eastAsiaTheme="majorEastAsia" w:cstheme="majorBidi"/>
+      <w:color w:val="0F4761" w:themeColor="accent1" w:themeShade="BF"/>
       <w:sz w:val="28"/>
       <w:szCs w:val="28"/>
     </w:rPr>
   </w:style>
-  <w:style w:styleId="Heading4" w:type="paragraph">
+  <w:style w:type="paragraph" w:styleId="4">
     <w:name w:val="heading 4"/>
-    <w:basedOn w:val="Normal"/>
-    <w:next w:val="BodyText"/>
-    <w:link w:val="Heading4Char"/>
+    <w:basedOn w:val="a"/>
+    <w:next w:val="a0"/>
+    <w:link w:val="40"/>
     <w:uiPriority w:val="9"/>
     <w:semiHidden/>
     <w:unhideWhenUsed/>
@@ -4095,21 +5105,21 @@
     <w:pPr>
       <w:keepNext/>
       <w:keepLines/>
-      <w:spacing w:after="40" w:before="80"/>
+      <w:spacing w:before="80" w:after="40"/>
       <w:outlineLvl w:val="3"/>
     </w:pPr>
     <w:rPr>
-      <w:rFonts w:cstheme="majorBidi" w:eastAsiaTheme="majorEastAsia"/>
+      <w:rFonts w:eastAsiaTheme="majorEastAsia" w:cstheme="majorBidi"/>
       <w:i/>
       <w:iCs/>
-      <w:color w:themeColor="accent1" w:themeShade="BF" w:val="0F4761"/>
-    </w:rPr>
-  </w:style>
-  <w:style w:styleId="Heading5" w:type="paragraph">
+      <w:color w:val="0F4761" w:themeColor="accent1" w:themeShade="BF"/>
+    </w:rPr>
+  </w:style>
+  <w:style w:type="paragraph" w:styleId="5">
     <w:name w:val="heading 5"/>
-    <w:basedOn w:val="Normal"/>
-    <w:next w:val="BodyText"/>
-    <w:link w:val="Heading5Char"/>
+    <w:basedOn w:val="a"/>
+    <w:next w:val="a0"/>
+    <w:link w:val="50"/>
     <w:uiPriority w:val="9"/>
     <w:semiHidden/>
     <w:unhideWhenUsed/>
@@ -4118,19 +5128,19 @@
     <w:pPr>
       <w:keepNext/>
       <w:keepLines/>
-      <w:spacing w:after="40" w:before="80"/>
+      <w:spacing w:before="80" w:after="40"/>
       <w:outlineLvl w:val="4"/>
     </w:pPr>
     <w:rPr>
-      <w:rFonts w:cstheme="majorBidi" w:eastAsiaTheme="majorEastAsia"/>
-      <w:color w:themeColor="accent1" w:themeShade="BF" w:val="0F4761"/>
-    </w:rPr>
-  </w:style>
-  <w:style w:styleId="Heading6" w:type="paragraph">
+      <w:rFonts w:eastAsiaTheme="majorEastAsia" w:cstheme="majorBidi"/>
+      <w:color w:val="0F4761" w:themeColor="accent1" w:themeShade="BF"/>
+    </w:rPr>
+  </w:style>
+  <w:style w:type="paragraph" w:styleId="6">
     <w:name w:val="heading 6"/>
-    <w:basedOn w:val="Normal"/>
-    <w:next w:val="BodyText"/>
-    <w:link w:val="Heading6Char"/>
+    <w:basedOn w:val="a"/>
+    <w:next w:val="a0"/>
+    <w:link w:val="60"/>
     <w:uiPriority w:val="9"/>
     <w:semiHidden/>
     <w:unhideWhenUsed/>
@@ -4139,21 +5149,21 @@
     <w:pPr>
       <w:keepNext/>
       <w:keepLines/>
-      <w:spacing w:after="0" w:before="40"/>
+      <w:spacing w:before="40" w:after="0"/>
       <w:outlineLvl w:val="5"/>
     </w:pPr>
     <w:rPr>
-      <w:rFonts w:cstheme="majorBidi" w:eastAsiaTheme="majorEastAsia"/>
+      <w:rFonts w:eastAsiaTheme="majorEastAsia" w:cstheme="majorBidi"/>
       <w:i/>
       <w:iCs/>
-      <w:color w:themeColor="text1" w:themeTint="A6" w:val="595959"/>
-    </w:rPr>
-  </w:style>
-  <w:style w:styleId="Heading7" w:type="paragraph">
+      <w:color w:val="595959" w:themeColor="text1" w:themeTint="A6"/>
+    </w:rPr>
+  </w:style>
+  <w:style w:type="paragraph" w:styleId="7">
     <w:name w:val="heading 7"/>
-    <w:basedOn w:val="Normal"/>
-    <w:next w:val="BodyText"/>
-    <w:link w:val="Heading7Char"/>
+    <w:basedOn w:val="a"/>
+    <w:next w:val="a0"/>
+    <w:link w:val="70"/>
     <w:uiPriority w:val="9"/>
     <w:semiHidden/>
     <w:unhideWhenUsed/>
@@ -4162,19 +5172,19 @@
     <w:pPr>
       <w:keepNext/>
       <w:keepLines/>
-      <w:spacing w:after="0" w:before="40"/>
+      <w:spacing w:before="40" w:after="0"/>
       <w:outlineLvl w:val="6"/>
     </w:pPr>
     <w:rPr>
-      <w:rFonts w:cstheme="majorBidi" w:eastAsiaTheme="majorEastAsia"/>
-      <w:color w:themeColor="text1" w:themeTint="A6" w:val="595959"/>
-    </w:rPr>
-  </w:style>
-  <w:style w:styleId="Heading8" w:type="paragraph">
+      <w:rFonts w:eastAsiaTheme="majorEastAsia" w:cstheme="majorBidi"/>
+      <w:color w:val="595959" w:themeColor="text1" w:themeTint="A6"/>
+    </w:rPr>
+  </w:style>
+  <w:style w:type="paragraph" w:styleId="8">
     <w:name w:val="heading 8"/>
-    <w:basedOn w:val="Normal"/>
-    <w:next w:val="BodyText"/>
-    <w:link w:val="Heading8Char"/>
+    <w:basedOn w:val="a"/>
+    <w:next w:val="a0"/>
+    <w:link w:val="80"/>
     <w:uiPriority w:val="9"/>
     <w:semiHidden/>
     <w:unhideWhenUsed/>
@@ -4187,17 +5197,17 @@
       <w:outlineLvl w:val="7"/>
     </w:pPr>
     <w:rPr>
-      <w:rFonts w:cstheme="majorBidi" w:eastAsiaTheme="majorEastAsia"/>
+      <w:rFonts w:eastAsiaTheme="majorEastAsia" w:cstheme="majorBidi"/>
       <w:i/>
       <w:iCs/>
-      <w:color w:themeColor="text1" w:themeTint="D8" w:val="272727"/>
-    </w:rPr>
-  </w:style>
-  <w:style w:styleId="Heading9" w:type="paragraph">
+      <w:color w:val="272727" w:themeColor="text1" w:themeTint="D8"/>
+    </w:rPr>
+  </w:style>
+  <w:style w:type="paragraph" w:styleId="9">
     <w:name w:val="heading 9"/>
-    <w:basedOn w:val="Normal"/>
-    <w:next w:val="BodyText"/>
-    <w:link w:val="Heading9Char"/>
+    <w:basedOn w:val="a"/>
+    <w:next w:val="a0"/>
+    <w:link w:val="90"/>
     <w:uiPriority w:val="9"/>
     <w:semiHidden/>
     <w:unhideWhenUsed/>
@@ -4210,200 +5220,370 @@
       <w:outlineLvl w:val="8"/>
     </w:pPr>
     <w:rPr>
-      <w:rFonts w:cstheme="majorBidi" w:eastAsiaTheme="majorEastAsia"/>
-      <w:color w:themeColor="text1" w:themeTint="D8" w:val="272727"/>
-    </w:rPr>
-  </w:style>
-  <w:style w:customStyle="1" w:styleId="Heading1Char" w:type="character">
-    <w:name w:val="Heading 1 Char"/>
-    <w:basedOn w:val="DefaultParagraphFont"/>
-    <w:link w:val="Heading1"/>
+      <w:rFonts w:eastAsiaTheme="majorEastAsia" w:cstheme="majorBidi"/>
+      <w:color w:val="272727" w:themeColor="text1" w:themeTint="D8"/>
+    </w:rPr>
+  </w:style>
+  <w:style w:type="character" w:default="1" w:styleId="a1">
+    <w:name w:val="Default Paragraph Font"/>
+    <w:uiPriority w:val="1"/>
+    <w:semiHidden/>
+    <w:unhideWhenUsed/>
+  </w:style>
+  <w:style w:type="table" w:default="1" w:styleId="a2">
+    <w:name w:val="Normal Table"/>
+    <w:uiPriority w:val="99"/>
+    <w:semiHidden/>
+    <w:unhideWhenUsed/>
+    <w:tblPr>
+      <w:tblInd w:w="0" w:type="dxa"/>
+      <w:tblCellMar>
+        <w:top w:w="0" w:type="dxa"/>
+        <w:left w:w="108" w:type="dxa"/>
+        <w:bottom w:w="0" w:type="dxa"/>
+        <w:right w:w="108" w:type="dxa"/>
+      </w:tblCellMar>
+    </w:tblPr>
+  </w:style>
+  <w:style w:type="numbering" w:default="1" w:styleId="a3">
+    <w:name w:val="No List"/>
+    <w:uiPriority w:val="99"/>
+    <w:semiHidden/>
+    <w:unhideWhenUsed/>
+  </w:style>
+  <w:style w:type="paragraph" w:styleId="a0">
+    <w:name w:val="Body Text"/>
+    <w:basedOn w:val="a"/>
+    <w:qFormat/>
+    <w:pPr>
+      <w:spacing w:before="180" w:after="180"/>
+    </w:pPr>
+  </w:style>
+  <w:style w:type="paragraph" w:customStyle="1" w:styleId="FirstParagraph">
+    <w:name w:val="First Paragraph"/>
+    <w:basedOn w:val="a0"/>
+    <w:next w:val="a0"/>
+    <w:qFormat/>
+  </w:style>
+  <w:style w:type="paragraph" w:customStyle="1" w:styleId="Compact">
+    <w:name w:val="Compact"/>
+    <w:basedOn w:val="a0"/>
+    <w:qFormat/>
+    <w:pPr>
+      <w:spacing w:before="36" w:after="36"/>
+    </w:pPr>
+  </w:style>
+  <w:style w:type="paragraph" w:styleId="a4">
+    <w:name w:val="Title"/>
+    <w:basedOn w:val="a"/>
+    <w:next w:val="a0"/>
+    <w:link w:val="a5"/>
+    <w:uiPriority w:val="10"/>
+    <w:qFormat/>
+    <w:rsid w:val="00A10FD9"/>
+    <w:pPr>
+      <w:spacing w:after="80"/>
+      <w:contextualSpacing/>
+      <w:jc w:val="center"/>
+    </w:pPr>
+    <w:rPr>
+      <w:rFonts w:asciiTheme="majorHAnsi" w:eastAsiaTheme="majorEastAsia" w:hAnsiTheme="majorHAnsi" w:cstheme="majorBidi"/>
+      <w:sz w:val="56"/>
+      <w:szCs w:val="56"/>
+    </w:rPr>
+  </w:style>
+  <w:style w:type="character" w:customStyle="1" w:styleId="a5">
+    <w:name w:val="标题 字符"/>
+    <w:basedOn w:val="a1"/>
+    <w:link w:val="a4"/>
+    <w:uiPriority w:val="10"/>
+    <w:rsid w:val="00A10FD9"/>
+    <w:rPr>
+      <w:rFonts w:asciiTheme="majorHAnsi" w:eastAsiaTheme="majorEastAsia" w:hAnsiTheme="majorHAnsi" w:cstheme="majorBidi"/>
+      <w:sz w:val="56"/>
+      <w:szCs w:val="56"/>
+    </w:rPr>
+  </w:style>
+  <w:style w:type="paragraph" w:styleId="a6">
+    <w:name w:val="Subtitle"/>
+    <w:basedOn w:val="a4"/>
+    <w:next w:val="a0"/>
+    <w:link w:val="a7"/>
+    <w:uiPriority w:val="11"/>
+    <w:qFormat/>
+    <w:rsid w:val="00A10FD9"/>
+    <w:pPr>
+      <w:numPr>
+        <w:ilvl w:val="1"/>
+      </w:numPr>
+    </w:pPr>
+    <w:rPr>
+      <w:spacing w:val="15"/>
+      <w:sz w:val="28"/>
+      <w:szCs w:val="28"/>
+    </w:rPr>
+  </w:style>
+  <w:style w:type="character" w:customStyle="1" w:styleId="a7">
+    <w:name w:val="副标题 字符"/>
+    <w:basedOn w:val="a1"/>
+    <w:link w:val="a6"/>
+    <w:uiPriority w:val="11"/>
+    <w:rsid w:val="00A10FD9"/>
+    <w:rPr>
+      <w:rFonts w:eastAsiaTheme="majorEastAsia" w:cstheme="majorBidi"/>
+      <w:color w:val="595959" w:themeColor="text1" w:themeTint="A6"/>
+      <w:spacing w:val="15"/>
+      <w:sz w:val="28"/>
+      <w:szCs w:val="28"/>
+    </w:rPr>
+  </w:style>
+  <w:style w:type="paragraph" w:customStyle="1" w:styleId="Author">
+    <w:name w:val="Author"/>
+    <w:basedOn w:val="a4"/>
+    <w:next w:val="a0"/>
+    <w:qFormat/>
+    <w:pPr>
+      <w:keepNext/>
+      <w:keepLines/>
+    </w:pPr>
+    <w:rPr>
+      <w:sz w:val="24"/>
+      <w:szCs w:val="24"/>
+    </w:rPr>
+  </w:style>
+  <w:style w:type="paragraph" w:styleId="a8">
+    <w:name w:val="Date"/>
+    <w:basedOn w:val="a4"/>
+    <w:next w:val="a0"/>
+    <w:qFormat/>
+    <w:pPr>
+      <w:keepNext/>
+      <w:keepLines/>
+    </w:pPr>
+    <w:rPr>
+      <w:sz w:val="24"/>
+      <w:szCs w:val="24"/>
+    </w:rPr>
+  </w:style>
+  <w:style w:type="paragraph" w:customStyle="1" w:styleId="AbstractTitle">
+    <w:name w:val="Abstract Title"/>
+    <w:basedOn w:val="a"/>
+    <w:next w:val="Abstract"/>
+    <w:qFormat/>
+    <w:pPr>
+      <w:keepNext/>
+      <w:keepLines/>
+      <w:spacing w:before="300" w:after="0"/>
+      <w:jc w:val="center"/>
+    </w:pPr>
+    <w:rPr>
+      <w:b/>
+      <w:sz w:val="20"/>
+      <w:szCs w:val="20"/>
+    </w:rPr>
+  </w:style>
+  <w:style w:type="paragraph" w:customStyle="1" w:styleId="Abstract">
+    <w:name w:val="Abstract"/>
+    <w:basedOn w:val="a"/>
+    <w:next w:val="a0"/>
+    <w:qFormat/>
+    <w:pPr>
+      <w:keepNext/>
+      <w:keepLines/>
+      <w:spacing w:before="100" w:after="300"/>
+    </w:pPr>
+    <w:rPr>
+      <w:sz w:val="20"/>
+      <w:szCs w:val="20"/>
+    </w:rPr>
+  </w:style>
+  <w:style w:type="paragraph" w:styleId="a9">
+    <w:name w:val="Bibliography"/>
+    <w:basedOn w:val="a"/>
+    <w:qFormat/>
+  </w:style>
+  <w:style w:type="character" w:customStyle="1" w:styleId="10">
+    <w:name w:val="标题 1 字符"/>
+    <w:basedOn w:val="a1"/>
+    <w:link w:val="1"/>
     <w:uiPriority w:val="9"/>
     <w:rsid w:val="00A10FD9"/>
     <w:rPr>
-      <w:rFonts w:asciiTheme="majorHAnsi" w:cstheme="majorBidi" w:eastAsiaTheme="majorEastAsia" w:hAnsiTheme="majorHAnsi"/>
-      <w:color w:themeColor="accent1" w:themeShade="BF" w:val="0F4761"/>
+      <w:rFonts w:asciiTheme="majorHAnsi" w:eastAsiaTheme="majorEastAsia" w:hAnsiTheme="majorHAnsi" w:cstheme="majorBidi"/>
+      <w:color w:val="0F4761" w:themeColor="accent1" w:themeShade="BF"/>
       <w:sz w:val="40"/>
       <w:szCs w:val="40"/>
     </w:rPr>
   </w:style>
-  <w:style w:customStyle="1" w:styleId="Heading2Char" w:type="character">
-    <w:name w:val="Heading 2 Char"/>
-    <w:basedOn w:val="DefaultParagraphFont"/>
-    <w:link w:val="Heading2"/>
+  <w:style w:type="character" w:customStyle="1" w:styleId="20">
+    <w:name w:val="标题 2 字符"/>
+    <w:basedOn w:val="a1"/>
+    <w:link w:val="2"/>
     <w:uiPriority w:val="9"/>
     <w:semiHidden/>
     <w:rsid w:val="00A10FD9"/>
     <w:rPr>
-      <w:rFonts w:asciiTheme="majorHAnsi" w:cstheme="majorBidi" w:eastAsiaTheme="majorEastAsia" w:hAnsiTheme="majorHAnsi"/>
-      <w:color w:themeColor="accent1" w:themeShade="BF" w:val="0F4761"/>
+      <w:rFonts w:asciiTheme="majorHAnsi" w:eastAsiaTheme="majorEastAsia" w:hAnsiTheme="majorHAnsi" w:cstheme="majorBidi"/>
+      <w:color w:val="0F4761" w:themeColor="accent1" w:themeShade="BF"/>
       <w:sz w:val="32"/>
       <w:szCs w:val="32"/>
     </w:rPr>
   </w:style>
-  <w:style w:customStyle="1" w:styleId="Heading3Char" w:type="character">
-    <w:name w:val="Heading 3 Char"/>
-    <w:basedOn w:val="DefaultParagraphFont"/>
-    <w:link w:val="Heading3"/>
+  <w:style w:type="character" w:customStyle="1" w:styleId="30">
+    <w:name w:val="标题 3 字符"/>
+    <w:basedOn w:val="a1"/>
+    <w:link w:val="3"/>
     <w:uiPriority w:val="9"/>
     <w:semiHidden/>
     <w:rsid w:val="00A10FD9"/>
     <w:rPr>
-      <w:rFonts w:cstheme="majorBidi" w:eastAsiaTheme="majorEastAsia"/>
-      <w:color w:themeColor="accent1" w:themeShade="BF" w:val="0F4761"/>
+      <w:rFonts w:eastAsiaTheme="majorEastAsia" w:cstheme="majorBidi"/>
+      <w:color w:val="0F4761" w:themeColor="accent1" w:themeShade="BF"/>
       <w:sz w:val="28"/>
       <w:szCs w:val="28"/>
     </w:rPr>
   </w:style>
-  <w:style w:customStyle="1" w:styleId="Heading4Char" w:type="character">
-    <w:name w:val="Heading 4 Char"/>
-    <w:basedOn w:val="DefaultParagraphFont"/>
-    <w:link w:val="Heading4"/>
+  <w:style w:type="character" w:customStyle="1" w:styleId="40">
+    <w:name w:val="标题 4 字符"/>
+    <w:basedOn w:val="a1"/>
+    <w:link w:val="4"/>
     <w:uiPriority w:val="9"/>
     <w:semiHidden/>
     <w:rsid w:val="00A10FD9"/>
     <w:rPr>
-      <w:rFonts w:cstheme="majorBidi" w:eastAsiaTheme="majorEastAsia"/>
+      <w:rFonts w:eastAsiaTheme="majorEastAsia" w:cstheme="majorBidi"/>
       <w:i/>
       <w:iCs/>
-      <w:color w:themeColor="accent1" w:themeShade="BF" w:val="0F4761"/>
-    </w:rPr>
-  </w:style>
-  <w:style w:customStyle="1" w:styleId="Heading5Char" w:type="character">
-    <w:name w:val="Heading 5 Char"/>
-    <w:basedOn w:val="DefaultParagraphFont"/>
-    <w:link w:val="Heading5"/>
+      <w:color w:val="0F4761" w:themeColor="accent1" w:themeShade="BF"/>
+    </w:rPr>
+  </w:style>
+  <w:style w:type="character" w:customStyle="1" w:styleId="50">
+    <w:name w:val="标题 5 字符"/>
+    <w:basedOn w:val="a1"/>
+    <w:link w:val="5"/>
     <w:uiPriority w:val="9"/>
     <w:semiHidden/>
     <w:rsid w:val="00A10FD9"/>
     <w:rPr>
-      <w:rFonts w:cstheme="majorBidi" w:eastAsiaTheme="majorEastAsia"/>
-      <w:color w:themeColor="accent1" w:themeShade="BF" w:val="0F4761"/>
-    </w:rPr>
-  </w:style>
-  <w:style w:customStyle="1" w:styleId="Heading6Char" w:type="character">
-    <w:name w:val="Heading 6 Char"/>
-    <w:basedOn w:val="DefaultParagraphFont"/>
-    <w:link w:val="Heading6"/>
+      <w:rFonts w:eastAsiaTheme="majorEastAsia" w:cstheme="majorBidi"/>
+      <w:color w:val="0F4761" w:themeColor="accent1" w:themeShade="BF"/>
+    </w:rPr>
+  </w:style>
+  <w:style w:type="character" w:customStyle="1" w:styleId="60">
+    <w:name w:val="标题 6 字符"/>
+    <w:basedOn w:val="a1"/>
+    <w:link w:val="6"/>
     <w:uiPriority w:val="9"/>
     <w:semiHidden/>
     <w:rsid w:val="00A10FD9"/>
     <w:rPr>
-      <w:rFonts w:cstheme="majorBidi" w:eastAsiaTheme="majorEastAsia"/>
+      <w:rFonts w:eastAsiaTheme="majorEastAsia" w:cstheme="majorBidi"/>
       <w:i/>
       <w:iCs/>
-      <w:color w:themeColor="text1" w:themeTint="A6" w:val="595959"/>
-    </w:rPr>
-  </w:style>
-  <w:style w:customStyle="1" w:styleId="Heading7Char" w:type="character">
-    <w:name w:val="Heading 7 Char"/>
-    <w:basedOn w:val="DefaultParagraphFont"/>
-    <w:link w:val="Heading7"/>
+      <w:color w:val="595959" w:themeColor="text1" w:themeTint="A6"/>
+    </w:rPr>
+  </w:style>
+  <w:style w:type="character" w:customStyle="1" w:styleId="70">
+    <w:name w:val="标题 7 字符"/>
+    <w:basedOn w:val="a1"/>
+    <w:link w:val="7"/>
     <w:uiPriority w:val="9"/>
     <w:semiHidden/>
     <w:rsid w:val="00A10FD9"/>
     <w:rPr>
-      <w:rFonts w:cstheme="majorBidi" w:eastAsiaTheme="majorEastAsia"/>
-      <w:color w:themeColor="text1" w:themeTint="A6" w:val="595959"/>
-    </w:rPr>
-  </w:style>
-  <w:style w:customStyle="1" w:styleId="Heading8Char" w:type="character">
-    <w:name w:val="Heading 8 Char"/>
-    <w:basedOn w:val="DefaultParagraphFont"/>
-    <w:link w:val="Heading8"/>
+      <w:rFonts w:eastAsiaTheme="majorEastAsia" w:cstheme="majorBidi"/>
+      <w:color w:val="595959" w:themeColor="text1" w:themeTint="A6"/>
+    </w:rPr>
+  </w:style>
+  <w:style w:type="character" w:customStyle="1" w:styleId="80">
+    <w:name w:val="标题 8 字符"/>
+    <w:basedOn w:val="a1"/>
+    <w:link w:val="8"/>
     <w:uiPriority w:val="9"/>
     <w:semiHidden/>
     <w:rsid w:val="00A10FD9"/>
     <w:rPr>
-      <w:rFonts w:cstheme="majorBidi" w:eastAsiaTheme="majorEastAsia"/>
+      <w:rFonts w:eastAsiaTheme="majorEastAsia" w:cstheme="majorBidi"/>
       <w:i/>
       <w:iCs/>
-      <w:color w:themeColor="text1" w:themeTint="D8" w:val="272727"/>
-    </w:rPr>
-  </w:style>
-  <w:style w:customStyle="1" w:styleId="Heading9Char" w:type="character">
-    <w:name w:val="Heading 9 Char"/>
-    <w:basedOn w:val="DefaultParagraphFont"/>
-    <w:link w:val="Heading9"/>
+      <w:color w:val="272727" w:themeColor="text1" w:themeTint="D8"/>
+    </w:rPr>
+  </w:style>
+  <w:style w:type="character" w:customStyle="1" w:styleId="90">
+    <w:name w:val="标题 9 字符"/>
+    <w:basedOn w:val="a1"/>
+    <w:link w:val="9"/>
     <w:uiPriority w:val="9"/>
     <w:semiHidden/>
     <w:rsid w:val="00A10FD9"/>
     <w:rPr>
-      <w:rFonts w:cstheme="majorBidi" w:eastAsiaTheme="majorEastAsia"/>
-      <w:color w:themeColor="text1" w:themeTint="D8" w:val="272727"/>
-    </w:rPr>
-  </w:style>
-  <w:style w:styleId="BlockText" w:type="paragraph">
+      <w:rFonts w:eastAsiaTheme="majorEastAsia" w:cstheme="majorBidi"/>
+      <w:color w:val="272727" w:themeColor="text1" w:themeTint="D8"/>
+    </w:rPr>
+  </w:style>
+  <w:style w:type="paragraph" w:styleId="aa">
     <w:name w:val="Block Text"/>
-    <w:basedOn w:val="BodyText"/>
-    <w:next w:val="BodyText"/>
+    <w:basedOn w:val="a0"/>
+    <w:next w:val="a0"/>
     <w:uiPriority w:val="9"/>
     <w:unhideWhenUsed/>
     <w:qFormat/>
     <w:pPr>
-      <w:spacing w:after="100" w:before="100"/>
-      <w:ind w:firstLine="0" w:left="480" w:right="480"/>
+      <w:spacing w:before="100" w:after="100"/>
+      <w:ind w:left="480" w:right="480"/>
     </w:pPr>
   </w:style>
-  <w:style w:styleId="FootnoteText" w:type="paragraph">
-    <w:name w:val="Footnote Text"/>
-    <w:basedOn w:val="Normal"/>
-    <w:next w:val="FootnoteText"/>
+  <w:style w:type="paragraph" w:styleId="ab">
+    <w:name w:val="footnote text"/>
+    <w:basedOn w:val="a"/>
     <w:uiPriority w:val="9"/>
     <w:unhideWhenUsed/>
     <w:qFormat/>
   </w:style>
-  <w:style w:styleId="FootnoteBlockText" w:type="paragraph">
+  <w:style w:type="paragraph" w:customStyle="1" w:styleId="FootnoteBlockText">
     <w:name w:val="Footnote Block Text"/>
-    <w:basedOn w:val="FootnoteText"/>
-    <w:next w:val="FootnoteText"/>
+    <w:basedOn w:val="ab"/>
+    <w:next w:val="ab"/>
     <w:uiPriority w:val="9"/>
     <w:unhideWhenUsed/>
     <w:qFormat/>
     <w:pPr>
-      <w:spacing w:after="100" w:before="100"/>
-      <w:ind w:firstLine="0" w:left="480" w:right="480"/>
+      <w:spacing w:before="100" w:after="100"/>
+      <w:ind w:left="480" w:right="480"/>
     </w:pPr>
   </w:style>
-  <w:style w:default="1" w:styleId="DefaultParagraphFont" w:type="character">
-    <w:name w:val="Default Paragraph Font"/>
-    <w:semiHidden/>
-    <w:unhideWhenUsed/>
-  </w:style>
-  <w:style w:default="1" w:styleId="Table" w:type="table">
+  <w:style w:type="table" w:customStyle="1" w:styleId="Table">
     <w:name w:val="Table"/>
-    <w:basedOn w:val="TableNormal"/>
     <w:semiHidden/>
     <w:unhideWhenUsed/>
     <w:qFormat/>
     <w:tblPr>
-      <w:tblInd w:type="dxa" w:w="0"/>
+      <w:tblInd w:w="0" w:type="dxa"/>
       <w:tblCellMar>
-        <w:top w:type="dxa" w:w="0"/>
-        <w:left w:type="dxa" w:w="108"/>
-        <w:bottom w:type="dxa" w:w="0"/>
-        <w:right w:type="dxa" w:w="108"/>
+        <w:top w:w="0" w:type="dxa"/>
+        <w:left w:w="108" w:type="dxa"/>
+        <w:bottom w:w="0" w:type="dxa"/>
+        <w:right w:w="108" w:type="dxa"/>
       </w:tblCellMar>
     </w:tblPr>
     <w:tblStylePr w:type="firstRow">
       <w:tblPr>
         <w:jc w:val="left"/>
-        <w:tblInd w:type="dxa" w:w="0"/>
       </w:tblPr>
       <w:trPr>
         <w:jc w:val="left"/>
       </w:trPr>
       <w:tcPr>
         <w:tcBorders>
-          <w:bottom w:val="single"/>
+          <w:bottom w:val="single" w:sz="0" w:space="0" w:color="auto"/>
         </w:tcBorders>
         <w:vAlign w:val="bottom"/>
       </w:tcPr>
     </w:tblStylePr>
   </w:style>
-  <w:style w:customStyle="1" w:styleId="DefinitionTerm" w:type="paragraph">
+  <w:style w:type="paragraph" w:customStyle="1" w:styleId="DefinitionTerm">
     <w:name w:val="Definition Term"/>
-    <w:basedOn w:val="Normal"/>
+    <w:basedOn w:val="a"/>
     <w:next w:val="Definition"/>
     <w:pPr>
       <w:keepNext/>
@@ -4414,78 +5594,79 @@
       <w:b/>
     </w:rPr>
   </w:style>
-  <w:style w:customStyle="1" w:styleId="Definition" w:type="paragraph">
+  <w:style w:type="paragraph" w:customStyle="1" w:styleId="Definition">
     <w:name w:val="Definition"/>
-    <w:basedOn w:val="Normal"/>
-  </w:style>
-  <w:style w:styleId="Caption" w:type="paragraph">
-    <w:name w:val="Caption"/>
-    <w:basedOn w:val="Normal"/>
-    <w:link w:val="BodyTextChar"/>
+    <w:basedOn w:val="a"/>
+  </w:style>
+  <w:style w:type="paragraph" w:styleId="ac">
+    <w:name w:val="caption"/>
+    <w:basedOn w:val="a"/>
+    <w:link w:val="ad"/>
     <w:pPr>
-      <w:spacing w:after="120" w:before="0"/>
+      <w:spacing w:after="120"/>
     </w:pPr>
     <w:rPr>
       <w:i/>
     </w:rPr>
   </w:style>
-  <w:style w:customStyle="1" w:styleId="TableCaption" w:type="paragraph">
+  <w:style w:type="paragraph" w:customStyle="1" w:styleId="TableCaption">
     <w:name w:val="Table Caption"/>
-    <w:basedOn w:val="Caption"/>
+    <w:basedOn w:val="ac"/>
     <w:pPr>
       <w:keepNext/>
     </w:pPr>
   </w:style>
-  <w:style w:customStyle="1" w:styleId="ImageCaption" w:type="paragraph">
+  <w:style w:type="paragraph" w:customStyle="1" w:styleId="ImageCaption">
     <w:name w:val="Image Caption"/>
-    <w:basedOn w:val="Caption"/>
-  </w:style>
-  <w:style w:customStyle="1" w:styleId="Figure" w:type="paragraph">
+    <w:basedOn w:val="ac"/>
+  </w:style>
+  <w:style w:type="paragraph" w:customStyle="1" w:styleId="Figure">
     <w:name w:val="Figure"/>
-    <w:basedOn w:val="Normal"/>
-  </w:style>
-  <w:style w:customStyle="1" w:styleId="CaptionedFigure" w:type="paragraph">
+    <w:basedOn w:val="a"/>
+  </w:style>
+  <w:style w:type="paragraph" w:customStyle="1" w:styleId="CaptionedFigure">
     <w:name w:val="Captioned Figure"/>
     <w:basedOn w:val="Figure"/>
     <w:pPr>
       <w:keepNext/>
     </w:pPr>
   </w:style>
-  <w:style w:customStyle="1" w:styleId="BodyTextChar" w:type="character">
-    <w:name w:val="Body Text Char"/>
-    <w:basedOn w:val="DefaultParagraphFont"/>
-    <w:link w:val="BodyText"/>
-  </w:style>
-  <w:style w:customStyle="1" w:styleId="VerbatimChar" w:type="character">
+  <w:style w:type="character" w:customStyle="1" w:styleId="ad">
+    <w:name w:val="题注 字符"/>
+    <w:basedOn w:val="a1"/>
+    <w:link w:val="ac"/>
+  </w:style>
+  <w:style w:type="character" w:customStyle="1" w:styleId="VerbatimChar">
     <w:name w:val="Verbatim Char"/>
-    <w:basedOn w:val="BodyTextChar"/>
+    <w:basedOn w:val="ad"/>
+    <w:link w:val="SourceCode"/>
     <w:rPr>
       <w:rFonts w:ascii="Consolas" w:hAnsi="Consolas"/>
       <w:sz w:val="22"/>
     </w:rPr>
   </w:style>
-  <w:style w:customStyle="1" w:styleId="SectionNumber" w:type="character">
+  <w:style w:type="character" w:customStyle="1" w:styleId="SectionNumber">
     <w:name w:val="Section Number"/>
-    <w:basedOn w:val="BodyTextChar"/>
-  </w:style>
-  <w:style w:styleId="FootnoteReference" w:type="character">
-    <w:name w:val="Footnote Reference"/>
-    <w:basedOn w:val="BodyTextChar"/>
+    <w:basedOn w:val="ad"/>
+  </w:style>
+  <w:style w:type="character" w:styleId="ae">
+    <w:name w:val="footnote reference"/>
+    <w:basedOn w:val="ad"/>
     <w:rPr>
       <w:vertAlign w:val="superscript"/>
     </w:rPr>
   </w:style>
-  <w:style w:styleId="Hyperlink" w:type="character">
+  <w:style w:type="character" w:styleId="af">
     <w:name w:val="Hyperlink"/>
-    <w:basedOn w:val="BodyTextChar"/>
-    <w:rPr>
-      <w:color w:themeColor="accent1" w:val="4F81BD"/>
-    </w:rPr>
-  </w:style>
-  <w:style w:styleId="TOCHeading" w:type="paragraph">
+    <w:basedOn w:val="ad"/>
+    <w:rPr>
+      <w:color w:val="156082" w:themeColor="accent1"/>
+    </w:rPr>
+  </w:style>
+  <w:style w:type="paragraph" w:styleId="TOC">
     <w:name w:val="TOC Heading"/>
-    <w:basedOn w:val="Heading1"/>
-    <w:next w:val="BodyText"/>
+    <w:basedOn w:val="1"/>
+    <w:next w:val="a0"/>
     <w:uiPriority w:val="39"/>
     <w:unhideWhenUsed/>
     <w:qFormat/>
@@ -4493,246 +5674,365 @@
       <w:spacing w:before="240" w:line="259" w:lineRule="auto"/>
       <w:outlineLvl w:val="9"/>
     </w:pPr>
-    <w:rPr>
-      <w:rFonts w:asciiTheme="majorHAnsi" w:cstheme="majorBidi" w:eastAsiaTheme="majorEastAsia" w:hAnsiTheme="majorHAnsi"/>
-      <w:b w:val="0"/>
-      <w:bCs w:val="0"/>
-      <w:color w:themeColor="accent1" w:themeShade="BF" w:val="365F91"/>
-    </w:rPr>
   </w:style>
   <w:style w:type="paragraph" w:customStyle="1" w:styleId="SourceCode">
     <w:name w:val="Source Code"/>
-    <w:basedOn w:val="Normal"/>
+    <w:basedOn w:val="a"/>
     <w:link w:val="VerbatimChar"/>
     <w:pPr>
-      <w:wordWrap w:val="off"/>
+      <w:wordWrap w:val="0"/>
     </w:pPr>
   </w:style>
   <w:style w:type="character" w:customStyle="1" w:styleId="KeywordTok">
     <w:name w:val="KeywordTok"/>
     <w:basedOn w:val="VerbatimChar"/>
     <w:rPr>
+      <w:rFonts w:ascii="Consolas" w:hAnsi="Consolas"/>
       <w:b/>
       <w:color w:val="007020"/>
+      <w:sz w:val="22"/>
     </w:rPr>
   </w:style>
   <w:style w:type="character" w:customStyle="1" w:styleId="DataTypeTok">
     <w:name w:val="DataTypeTok"/>
     <w:basedOn w:val="VerbatimChar"/>
     <w:rPr>
+      <w:rFonts w:ascii="Consolas" w:hAnsi="Consolas"/>
       <w:color w:val="902000"/>
+      <w:sz w:val="22"/>
     </w:rPr>
   </w:style>
   <w:style w:type="character" w:customStyle="1" w:styleId="DecValTok">
     <w:name w:val="DecValTok"/>
     <w:basedOn w:val="VerbatimChar"/>
     <w:rPr>
-      <w:color w:val="40a070"/>
+      <w:rFonts w:ascii="Consolas" w:hAnsi="Consolas"/>
+      <w:color w:val="40A070"/>
+      <w:sz w:val="22"/>
     </w:rPr>
   </w:style>
   <w:style w:type="character" w:customStyle="1" w:styleId="BaseNTok">
     <w:name w:val="BaseNTok"/>
     <w:basedOn w:val="VerbatimChar"/>
     <w:rPr>
-      <w:color w:val="40a070"/>
+      <w:rFonts w:ascii="Consolas" w:hAnsi="Consolas"/>
+      <w:color w:val="40A070"/>
+      <w:sz w:val="22"/>
     </w:rPr>
   </w:style>
   <w:style w:type="character" w:customStyle="1" w:styleId="FloatTok">
     <w:name w:val="FloatTok"/>
     <w:basedOn w:val="VerbatimChar"/>
     <w:rPr>
-      <w:color w:val="40a070"/>
+      <w:rFonts w:ascii="Consolas" w:hAnsi="Consolas"/>
+      <w:color w:val="40A070"/>
+      <w:sz w:val="22"/>
     </w:rPr>
   </w:style>
   <w:style w:type="character" w:customStyle="1" w:styleId="ConstantTok">
     <w:name w:val="ConstantTok"/>
     <w:basedOn w:val="VerbatimChar"/>
     <w:rPr>
+      <w:rFonts w:ascii="Consolas" w:hAnsi="Consolas"/>
       <w:color w:val="880000"/>
+      <w:sz w:val="22"/>
     </w:rPr>
   </w:style>
   <w:style w:type="character" w:customStyle="1" w:styleId="CharTok">
     <w:name w:val="CharTok"/>
     <w:basedOn w:val="VerbatimChar"/>
     <w:rPr>
-      <w:color w:val="4070a0"/>
+      <w:rFonts w:ascii="Consolas" w:hAnsi="Consolas"/>
+      <w:color w:val="4070A0"/>
+      <w:sz w:val="22"/>
     </w:rPr>
   </w:style>
   <w:style w:type="character" w:customStyle="1" w:styleId="SpecialCharTok">
     <w:name w:val="SpecialCharTok"/>
     <w:basedOn w:val="VerbatimChar"/>
     <w:rPr>
-      <w:color w:val="4070a0"/>
+      <w:rFonts w:ascii="Consolas" w:hAnsi="Consolas"/>
+      <w:color w:val="4070A0"/>
+      <w:sz w:val="22"/>
     </w:rPr>
   </w:style>
   <w:style w:type="character" w:customStyle="1" w:styleId="StringTok">
     <w:name w:val="StringTok"/>
     <w:basedOn w:val="VerbatimChar"/>
     <w:rPr>
-      <w:color w:val="4070a0"/>
+      <w:rFonts w:ascii="Consolas" w:hAnsi="Consolas"/>
+      <w:color w:val="4070A0"/>
+      <w:sz w:val="22"/>
     </w:rPr>
   </w:style>
   <w:style w:type="character" w:customStyle="1" w:styleId="VerbatimStringTok">
     <w:name w:val="VerbatimStringTok"/>
     <w:basedOn w:val="VerbatimChar"/>
     <w:rPr>
-      <w:color w:val="4070a0"/>
+      <w:rFonts w:ascii="Consolas" w:hAnsi="Consolas"/>
+      <w:color w:val="4070A0"/>
+      <w:sz w:val="22"/>
     </w:rPr>
   </w:style>
   <w:style w:type="character" w:customStyle="1" w:styleId="SpecialStringTok">
     <w:name w:val="SpecialStringTok"/>
     <w:basedOn w:val="VerbatimChar"/>
     <w:rPr>
-      <w:color w:val="bb6688"/>
+      <w:rFonts w:ascii="Consolas" w:hAnsi="Consolas"/>
+      <w:color w:val="BB6688"/>
+      <w:sz w:val="22"/>
     </w:rPr>
   </w:style>
   <w:style w:type="character" w:customStyle="1" w:styleId="ImportTok">
     <w:name w:val="ImportTok"/>
     <w:basedOn w:val="VerbatimChar"/>
     <w:rPr>
+      <w:rFonts w:ascii="Consolas" w:hAnsi="Consolas"/>
       <w:b/>
       <w:color w:val="008000"/>
+      <w:sz w:val="22"/>
     </w:rPr>
   </w:style>
   <w:style w:type="character" w:customStyle="1" w:styleId="CommentTok">
     <w:name w:val="CommentTok"/>
     <w:basedOn w:val="VerbatimChar"/>
     <w:rPr>
+      <w:rFonts w:ascii="Consolas" w:hAnsi="Consolas"/>
       <w:i/>
-      <w:color w:val="60a0b0"/>
+      <w:color w:val="60A0B0"/>
+      <w:sz w:val="22"/>
     </w:rPr>
   </w:style>
   <w:style w:type="character" w:customStyle="1" w:styleId="DocumentationTok">
     <w:name w:val="DocumentationTok"/>
     <w:basedOn w:val="VerbatimChar"/>
     <w:rPr>
+      <w:rFonts w:ascii="Consolas" w:hAnsi="Consolas"/>
       <w:i/>
-      <w:color w:val="ba2121"/>
+      <w:color w:val="BA2121"/>
+      <w:sz w:val="22"/>
     </w:rPr>
   </w:style>
   <w:style w:type="character" w:customStyle="1" w:styleId="AnnotationTok">
     <w:name w:val="AnnotationTok"/>
     <w:basedOn w:val="VerbatimChar"/>
     <w:rPr>
+      <w:rFonts w:ascii="Consolas" w:hAnsi="Consolas"/>
       <w:b/>
       <w:i/>
-      <w:color w:val="60a0b0"/>
+      <w:color w:val="60A0B0"/>
+      <w:sz w:val="22"/>
     </w:rPr>
   </w:style>
   <w:style w:type="character" w:customStyle="1" w:styleId="CommentVarTok">
     <w:name w:val="CommentVarTok"/>
     <w:basedOn w:val="VerbatimChar"/>
     <w:rPr>
+      <w:rFonts w:ascii="Consolas" w:hAnsi="Consolas"/>
       <w:b/>
       <w:i/>
-      <w:color w:val="60a0b0"/>
+      <w:color w:val="60A0B0"/>
+      <w:sz w:val="22"/>
     </w:rPr>
   </w:style>
   <w:style w:type="character" w:customStyle="1" w:styleId="OtherTok">
     <w:name w:val="OtherTok"/>
     <w:basedOn w:val="VerbatimChar"/>
     <w:rPr>
+      <w:rFonts w:ascii="Consolas" w:hAnsi="Consolas"/>
       <w:color w:val="007020"/>
+      <w:sz w:val="22"/>
     </w:rPr>
   </w:style>
   <w:style w:type="character" w:customStyle="1" w:styleId="FunctionTok">
     <w:name w:val="FunctionTok"/>
     <w:basedOn w:val="VerbatimChar"/>
     <w:rPr>
-      <w:color w:val="06287e"/>
+      <w:rFonts w:ascii="Consolas" w:hAnsi="Consolas"/>
+      <w:color w:val="06287E"/>
+      <w:sz w:val="22"/>
     </w:rPr>
   </w:style>
   <w:style w:type="character" w:customStyle="1" w:styleId="VariableTok">
     <w:name w:val="VariableTok"/>
     <w:basedOn w:val="VerbatimChar"/>
     <w:rPr>
-      <w:color w:val="19177c"/>
+      <w:rFonts w:ascii="Consolas" w:hAnsi="Consolas"/>
+      <w:color w:val="19177C"/>
+      <w:sz w:val="22"/>
     </w:rPr>
   </w:style>
   <w:style w:type="character" w:customStyle="1" w:styleId="ControlFlowTok">
     <w:name w:val="ControlFlowTok"/>
     <w:basedOn w:val="VerbatimChar"/>
     <w:rPr>
+      <w:rFonts w:ascii="Consolas" w:hAnsi="Consolas"/>
       <w:b/>
       <w:color w:val="007020"/>
+      <w:sz w:val="22"/>
     </w:rPr>
   </w:style>
   <w:style w:type="character" w:customStyle="1" w:styleId="OperatorTok">
     <w:name w:val="OperatorTok"/>
     <w:basedOn w:val="VerbatimChar"/>
     <w:rPr>
+      <w:rFonts w:ascii="Consolas" w:hAnsi="Consolas"/>
       <w:color w:val="666666"/>
+      <w:sz w:val="22"/>
     </w:rPr>
   </w:style>
   <w:style w:type="character" w:customStyle="1" w:styleId="BuiltInTok">
     <w:name w:val="BuiltInTok"/>
     <w:basedOn w:val="VerbatimChar"/>
     <w:rPr>
+      <w:rFonts w:ascii="Consolas" w:hAnsi="Consolas"/>
       <w:color w:val="008000"/>
+      <w:sz w:val="22"/>
     </w:rPr>
   </w:style>
   <w:style w:type="character" w:customStyle="1" w:styleId="ExtensionTok">
     <w:name w:val="ExtensionTok"/>
     <w:basedOn w:val="VerbatimChar"/>
-    <w:rPr/>
+    <w:rPr>
+      <w:rFonts w:ascii="Consolas" w:hAnsi="Consolas"/>
+      <w:sz w:val="22"/>
+    </w:rPr>
   </w:style>
   <w:style w:type="character" w:customStyle="1" w:styleId="PreprocessorTok">
     <w:name w:val="PreprocessorTok"/>
     <w:basedOn w:val="VerbatimChar"/>
     <w:rPr>
-      <w:color w:val="bc7a00"/>
+      <w:rFonts w:ascii="Consolas" w:hAnsi="Consolas"/>
+      <w:color w:val="BC7A00"/>
+      <w:sz w:val="22"/>
     </w:rPr>
   </w:style>
   <w:style w:type="character" w:customStyle="1" w:styleId="AttributeTok">
     <w:name w:val="AttributeTok"/>
     <w:basedOn w:val="VerbatimChar"/>
     <w:rPr>
-      <w:color w:val="7d9029"/>
+      <w:rFonts w:ascii="Consolas" w:hAnsi="Consolas"/>
+      <w:color w:val="7D9029"/>
+      <w:sz w:val="22"/>
     </w:rPr>
   </w:style>
   <w:style w:type="character" w:customStyle="1" w:styleId="RegionMarkerTok">
     <w:name w:val="RegionMarkerTok"/>
     <w:basedOn w:val="VerbatimChar"/>
-    <w:rPr/>
+    <w:rPr>
+      <w:rFonts w:ascii="Consolas" w:hAnsi="Consolas"/>
+      <w:sz w:val="22"/>
+    </w:rPr>
   </w:style>
   <w:style w:type="character" w:customStyle="1" w:styleId="InformationTok">
     <w:name w:val="InformationTok"/>
     <w:basedOn w:val="VerbatimChar"/>
     <w:rPr>
+      <w:rFonts w:ascii="Consolas" w:hAnsi="Consolas"/>
       <w:b/>
       <w:i/>
-      <w:color w:val="60a0b0"/>
+      <w:color w:val="60A0B0"/>
+      <w:sz w:val="22"/>
     </w:rPr>
   </w:style>
   <w:style w:type="character" w:customStyle="1" w:styleId="WarningTok">
     <w:name w:val="WarningTok"/>
     <w:basedOn w:val="VerbatimChar"/>
     <w:rPr>
+      <w:rFonts w:ascii="Consolas" w:hAnsi="Consolas"/>
       <w:b/>
       <w:i/>
-      <w:color w:val="60a0b0"/>
+      <w:color w:val="60A0B0"/>
+      <w:sz w:val="22"/>
     </w:rPr>
   </w:style>
   <w:style w:type="character" w:customStyle="1" w:styleId="AlertTok">
     <w:name w:val="AlertTok"/>
     <w:basedOn w:val="VerbatimChar"/>
     <w:rPr>
+      <w:rFonts w:ascii="Consolas" w:hAnsi="Consolas"/>
       <w:b/>
-      <w:color w:val="ff0000"/>
+      <w:color w:val="FF0000"/>
+      <w:sz w:val="22"/>
     </w:rPr>
   </w:style>
   <w:style w:type="character" w:customStyle="1" w:styleId="ErrorTok">
     <w:name w:val="ErrorTok"/>
     <w:basedOn w:val="VerbatimChar"/>
     <w:rPr>
+      <w:rFonts w:ascii="Consolas" w:hAnsi="Consolas"/>
       <w:b/>
-      <w:color w:val="ff0000"/>
+      <w:color w:val="FF0000"/>
+      <w:sz w:val="22"/>
     </w:rPr>
   </w:style>
   <w:style w:type="character" w:customStyle="1" w:styleId="NormalTok">
     <w:name w:val="NormalTok"/>
     <w:basedOn w:val="VerbatimChar"/>
-    <w:rPr/>
+    <w:rPr>
+      <w:rFonts w:ascii="Consolas" w:hAnsi="Consolas"/>
+      <w:sz w:val="22"/>
+    </w:rPr>
+  </w:style>
+  <w:style w:type="paragraph" w:styleId="af0">
+    <w:name w:val="header"/>
+    <w:basedOn w:val="a"/>
+    <w:link w:val="af1"/>
+    <w:rsid w:val="00652E13"/>
+    <w:pPr>
+      <w:tabs>
+        <w:tab w:val="center" w:pos="4153"/>
+        <w:tab w:val="right" w:pos="8306"/>
+      </w:tabs>
+      <w:snapToGrid w:val="0"/>
+      <w:jc w:val="center"/>
+    </w:pPr>
+    <w:rPr>
+      <w:sz w:val="18"/>
+      <w:szCs w:val="18"/>
+    </w:rPr>
+  </w:style>
+  <w:style w:type="character" w:customStyle="1" w:styleId="af1">
+    <w:name w:val="页眉 字符"/>
+    <w:basedOn w:val="a1"/>
+    <w:link w:val="af0"/>
+    <w:rsid w:val="00652E13"/>
+    <w:rPr>
+      <w:sz w:val="18"/>
+      <w:szCs w:val="18"/>
+    </w:rPr>
+  </w:style>
+  <w:style w:type="paragraph" w:styleId="af2">
+    <w:name w:val="footer"/>
+    <w:basedOn w:val="a"/>
+    <w:link w:val="af3"/>
+    <w:rsid w:val="00652E13"/>
+    <w:pPr>
+      <w:tabs>
+        <w:tab w:val="center" w:pos="4153"/>
+        <w:tab w:val="right" w:pos="8306"/>
+      </w:tabs>
+      <w:snapToGrid w:val="0"/>
+    </w:pPr>
+    <w:rPr>
+      <w:sz w:val="18"/>
+      <w:szCs w:val="18"/>
+    </w:rPr>
+  </w:style>
+  <w:style w:type="character" w:customStyle="1" w:styleId="af3">
+    <w:name w:val="页脚 字符"/>
+    <w:basedOn w:val="a1"/>
+    <w:link w:val="af2"/>
+    <w:rsid w:val="00652E13"/>
+    <w:rPr>
+      <w:sz w:val="18"/>
+      <w:szCs w:val="18"/>
+    </w:rPr>
+  </w:style>
+  <w:style w:type="character" w:styleId="af4">
+    <w:name w:val="page number"/>
+    <w:basedOn w:val="a1"/>
+    <w:rsid w:val="00652E13"/>
   </w:style>
 </w:styles>
 </file>
